--- a/src/base22.docx
+++ b/src/base22.docx
@@ -627,37 +627,27 @@
               <w:szCs w:val="22"/>
             </w:rPr>
           </w:pPr>
-          <w:r>
-            <w:fldChar w:fldCharType="begin"/>
-          </w:r>
-          <w:r>
-            <w:instrText>HYPERLINK \l "_heading=h.9km2rkuaiag7" \h</w:instrText>
-          </w:r>
-          <w:r>
-            <w:fldChar w:fldCharType="separate"/>
-          </w:r>
-          <w:r>
-            <w:rPr>
-              <w:rFonts w:ascii="Arial" w:eastAsia="Arial" w:hAnsi="Arial" w:cs="Arial"/>
-              <w:color w:val="000000"/>
-              <w:sz w:val="22"/>
-              <w:szCs w:val="22"/>
-            </w:rPr>
-            <w:t>1.1 Nombre, denominación o razón social</w:t>
-          </w:r>
-          <w:r>
-            <w:rPr>
-              <w:rFonts w:ascii="Arial" w:eastAsia="Arial" w:hAnsi="Arial" w:cs="Arial"/>
-              <w:color w:val="000000"/>
-              <w:sz w:val="22"/>
-              <w:szCs w:val="22"/>
-            </w:rPr>
-            <w:tab/>
-            <w:t>3</w:t>
-          </w:r>
-          <w:r>
-            <w:fldChar w:fldCharType="end"/>
-          </w:r>
+          <w:hyperlink w:anchor="_heading=h.9km2rkuaiag7">
+            <w:r>
+              <w:rPr>
+                <w:rFonts w:ascii="Arial" w:eastAsia="Arial" w:hAnsi="Arial" w:cs="Arial"/>
+                <w:color w:val="000000"/>
+                <w:sz w:val="22"/>
+                <w:szCs w:val="22"/>
+              </w:rPr>
+              <w:t>1.1 Nombre, denominación o razón social</w:t>
+            </w:r>
+            <w:r>
+              <w:rPr>
+                <w:rFonts w:ascii="Arial" w:eastAsia="Arial" w:hAnsi="Arial" w:cs="Arial"/>
+                <w:color w:val="000000"/>
+                <w:sz w:val="22"/>
+                <w:szCs w:val="22"/>
+              </w:rPr>
+              <w:tab/>
+              <w:t>3</w:t>
+            </w:r>
+          </w:hyperlink>
         </w:p>
         <w:p>
           <w:pPr>
@@ -2311,7 +2301,6 @@
                 <w:rFonts w:ascii="Arial" w:eastAsia="Arial" w:hAnsi="Arial" w:cs="Arial"/>
                 <w:sz w:val="22"/>
                 <w:szCs w:val="22"/>
-                <w:highlight w:val="yellow"/>
               </w:rPr>
               <w:t>{{client_activity}}</w:t>
             </w:r>
@@ -6500,6 +6489,13 @@
         <w:t>5.2.- Valores de las mediciones de la humedad relativa.</w:t>
       </w:r>
     </w:p>
+    <w:p/>
+    <w:p>
+      <w:r>
+        <w:t>{{tabla_5_2_id}}</w:t>
+      </w:r>
+    </w:p>
+    <w:p/>
     <w:p>
       <w:pPr>
         <w:pBdr>
@@ -7248,6 +7244,7 @@
       <w:bookmarkStart w:id="31" w:name="_heading=h.z995f3qk60x3" w:colFirst="0" w:colLast="0"/>
       <w:bookmarkEnd w:id="31"/>
       <w:r>
+        <w:lastRenderedPageBreak/>
         <w:t>5.3 Características del sistema de Pararrayos utilizado.</w:t>
       </w:r>
     </w:p>

--- a/src/base22.docx
+++ b/src/base22.docx
@@ -9,36 +9,26 @@
           <w:rFonts w:ascii="Arial" w:eastAsia="Arial" w:hAnsi="Arial" w:cs="Arial"/>
         </w:rPr>
       </w:pPr>
-    </w:p>
-    <w:p>
-      <w:pPr>
-        <w:jc w:val="center"/>
-      </w:pPr>
-    </w:p>
-    <w:p>
-      <w:pPr>
-        <w:jc w:val="center"/>
-      </w:pPr>
       <w:r>
         <w:rPr>
           <w:noProof/>
         </w:rPr>
         <w:drawing>
-          <wp:inline distT="0" distB="0" distL="114300" distR="114300" wp14:anchorId="19B3728D" wp14:editId="143E4046">
-            <wp:extent cx="6372225" cy="1200810"/>
+          <wp:inline distT="114300" distB="114300" distL="114300" distR="114300" wp14:anchorId="2352FFA1" wp14:editId="42258BB8">
+            <wp:extent cx="6583680" cy="1625600"/>
             <wp:effectExtent l="0" t="0" r="0" b="0"/>
-            <wp:docPr id="1" name="image5.png"/>
+            <wp:docPr id="2" name="image2.jpg"/>
             <wp:cNvGraphicFramePr/>
             <a:graphic xmlns:a="http://schemas.openxmlformats.org/drawingml/2006/main">
               <a:graphicData uri="http://schemas.openxmlformats.org/drawingml/2006/picture">
                 <pic:pic xmlns:pic="http://schemas.openxmlformats.org/drawingml/2006/picture">
                   <pic:nvPicPr>
-                    <pic:cNvPr id="0" name="image5.png"/>
+                    <pic:cNvPr id="0" name="image2.jpg"/>
                     <pic:cNvPicPr preferRelativeResize="0"/>
                   </pic:nvPicPr>
                   <pic:blipFill>
                     <a:blip r:embed="rId7"/>
-                    <a:srcRect b="62921"/>
+                    <a:srcRect/>
                     <a:stretch>
                       <a:fillRect/>
                     </a:stretch>
@@ -46,7 +36,7 @@
                   <pic:spPr>
                     <a:xfrm>
                       <a:off x="0" y="0"/>
-                      <a:ext cx="6372225" cy="1200810"/>
+                      <a:ext cx="6583680" cy="1625600"/>
                     </a:xfrm>
                     <a:prstGeom prst="rect">
                       <a:avLst/>
@@ -63,6 +53,16 @@
     <w:p>
       <w:pPr>
         <w:jc w:val="center"/>
+      </w:pPr>
+    </w:p>
+    <w:p>
+      <w:pPr>
+        <w:jc w:val="center"/>
+      </w:pPr>
+    </w:p>
+    <w:p>
+      <w:pPr>
+        <w:jc w:val="center"/>
         <w:rPr>
           <w:rFonts w:ascii="Arial" w:eastAsia="Arial" w:hAnsi="Arial" w:cs="Arial"/>
         </w:rPr>
@@ -355,23 +355,7 @@
           <w:sz w:val="28"/>
           <w:szCs w:val="28"/>
         </w:rPr>
-        <w:t>{{inform_num</w:t>
-      </w:r>
-      <w:r>
-        <w:rPr>
-          <w:rFonts w:ascii="Arial" w:eastAsia="Arial" w:hAnsi="Arial" w:cs="Arial"/>
-          <w:sz w:val="28"/>
-          <w:szCs w:val="28"/>
-        </w:rPr>
-        <w:t>ber</w:t>
-      </w:r>
-      <w:r>
-        <w:rPr>
-          <w:rFonts w:ascii="Arial" w:eastAsia="Arial" w:hAnsi="Arial" w:cs="Arial"/>
-          <w:sz w:val="28"/>
-          <w:szCs w:val="28"/>
-        </w:rPr>
-        <w:t>}}</w:t>
+        <w:t>{{inform_number}}</w:t>
       </w:r>
     </w:p>
     <w:p>
@@ -430,23 +414,7 @@
           <w:sz w:val="26"/>
           <w:szCs w:val="26"/>
         </w:rPr>
-        <w:t xml:space="preserve"> </w:t>
-      </w:r>
-      <w:r>
-        <w:rPr>
-          <w:rFonts w:ascii="Arial" w:eastAsia="Arial" w:hAnsi="Arial" w:cs="Arial"/>
-          <w:sz w:val="26"/>
-          <w:szCs w:val="26"/>
-        </w:rPr>
-        <w:t>{{date_address}}</w:t>
-      </w:r>
-      <w:r>
-        <w:rPr>
-          <w:rFonts w:ascii="Arial" w:eastAsia="Arial" w:hAnsi="Arial" w:cs="Arial"/>
-          <w:sz w:val="26"/>
-          <w:szCs w:val="26"/>
-        </w:rPr>
-        <w:t>.</w:t>
+        <w:t xml:space="preserve"> {{date_address}}.</w:t>
       </w:r>
     </w:p>
     <w:p>
@@ -481,7 +449,7 @@
           <w:between w:val="nil"/>
         </w:pBdr>
         <w:spacing w:before="240" w:line="259" w:lineRule="auto"/>
-        <w:jc w:val="center"/>
+        <w:jc w:val="left"/>
         <w:rPr>
           <w:color w:val="366091"/>
           <w:sz w:val="32"/>
@@ -501,7 +469,7 @@
           <w:between w:val="nil"/>
         </w:pBdr>
         <w:spacing w:before="240" w:line="259" w:lineRule="auto"/>
-        <w:jc w:val="center"/>
+        <w:jc w:val="left"/>
         <w:rPr>
           <w:color w:val="366091"/>
           <w:sz w:val="32"/>
@@ -521,1509 +489,2424 @@
           <w:between w:val="nil"/>
         </w:pBdr>
         <w:spacing w:before="240" w:line="259" w:lineRule="auto"/>
-        <w:jc w:val="center"/>
-        <w:rPr>
-          <w:rFonts w:ascii="Cambria" w:eastAsia="Cambria" w:hAnsi="Cambria" w:cs="Cambria"/>
-          <w:color w:val="17365D"/>
-          <w:sz w:val="24"/>
-          <w:szCs w:val="24"/>
-        </w:rPr>
-      </w:pPr>
-      <w:r>
+        <w:jc w:val="left"/>
         <w:rPr>
           <w:color w:val="366091"/>
           <w:sz w:val="32"/>
           <w:szCs w:val="32"/>
         </w:rPr>
-        <w:tab/>
-      </w:r>
-      <w:r>
-        <w:rPr>
-          <w:rFonts w:ascii="Arial" w:eastAsia="Arial" w:hAnsi="Arial" w:cs="Arial"/>
-          <w:color w:val="000000"/>
-          <w:sz w:val="24"/>
-          <w:szCs w:val="24"/>
-        </w:rPr>
-        <w:t>Índice</w:t>
-      </w:r>
+      </w:pPr>
+    </w:p>
+    <w:p>
+      <w:pPr>
+        <w:pBdr>
+          <w:top w:val="nil"/>
+          <w:left w:val="nil"/>
+          <w:bottom w:val="nil"/>
+          <w:right w:val="nil"/>
+          <w:between w:val="nil"/>
+        </w:pBdr>
+        <w:tabs>
+          <w:tab w:val="left" w:pos="284"/>
+          <w:tab w:val="right" w:pos="10348"/>
+        </w:tabs>
+        <w:spacing w:line="360" w:lineRule="auto"/>
+        <w:rPr>
+          <w:rFonts w:ascii="Arial" w:eastAsia="Arial" w:hAnsi="Arial" w:cs="Arial"/>
+          <w:color w:val="000000"/>
+          <w:sz w:val="22"/>
+          <w:szCs w:val="22"/>
+        </w:rPr>
+      </w:pPr>
+    </w:p>
+    <w:p>
+      <w:pPr>
+        <w:rPr>
+          <w:lang w:val="es-ES_tradnl" w:eastAsia="es-ES"/>
+        </w:rPr>
+      </w:pPr>
     </w:p>
     <w:sdt>
       <w:sdtPr>
-        <w:id w:val="-1083649173"/>
+        <w:rPr>
+          <w:rFonts w:ascii="Times New Roman" w:eastAsia="Times New Roman" w:hAnsi="Times New Roman" w:cs="Times New Roman"/>
+          <w:bCs/>
+          <w:iCs/>
+          <w:color w:val="auto"/>
+          <w:sz w:val="20"/>
+          <w:szCs w:val="20"/>
+          <w:lang w:val="es-ES_tradnl" w:eastAsia="es-ES"/>
+        </w:rPr>
+        <w:id w:val="1012955807"/>
         <w:docPartObj>
           <w:docPartGallery w:val="Table of Contents"/>
           <w:docPartUnique/>
         </w:docPartObj>
       </w:sdtPr>
+      <w:sdtEndPr>
+        <w:rPr>
+          <w:rFonts w:ascii="Arial" w:hAnsi="Arial"/>
+          <w:b/>
+          <w:sz w:val="22"/>
+          <w:szCs w:val="24"/>
+          <w:lang w:val="es-ES"/>
+        </w:rPr>
+      </w:sdtEndPr>
       <w:sdtContent>
         <w:p>
           <w:pPr>
-            <w:pBdr>
-              <w:top w:val="nil"/>
-              <w:left w:val="nil"/>
-              <w:bottom w:val="nil"/>
-              <w:right w:val="nil"/>
-              <w:between w:val="nil"/>
-            </w:pBdr>
-            <w:tabs>
-              <w:tab w:val="left" w:pos="284"/>
-              <w:tab w:val="right" w:pos="10348"/>
-            </w:tabs>
+            <w:pStyle w:val="TOCHeading"/>
             <w:rPr>
-              <w:rFonts w:ascii="Calibri" w:eastAsia="Calibri" w:hAnsi="Calibri" w:cs="Calibri"/>
-              <w:color w:val="000000"/>
-              <w:sz w:val="22"/>
-              <w:szCs w:val="22"/>
+              <w:color w:val="17365D" w:themeColor="text2" w:themeShade="BF"/>
+              <w:sz w:val="24"/>
+              <w:szCs w:val="24"/>
             </w:rPr>
           </w:pPr>
           <w:r>
+            <w:rPr>
+              <w:rFonts w:ascii="Times New Roman" w:eastAsia="Times New Roman" w:hAnsi="Times New Roman" w:cs="Times New Roman"/>
+              <w:bCs/>
+              <w:iCs/>
+              <w:lang w:val="es-ES_tradnl" w:eastAsia="es-ES"/>
+            </w:rPr>
+            <w:tab/>
+          </w:r>
+          <w:r>
+            <w:rPr>
+              <w:rFonts w:ascii="Arial" w:hAnsi="Arial" w:cs="Arial"/>
+              <w:color w:val="000000" w:themeColor="text1"/>
+              <w:sz w:val="24"/>
+              <w:szCs w:val="24"/>
+            </w:rPr>
+            <w:t>Índice</w:t>
+          </w:r>
+        </w:p>
+        <w:p>
+          <w:pPr>
+            <w:pStyle w:val="TOC1"/>
+            <w:rPr>
+              <w:rFonts w:asciiTheme="minorHAnsi" w:eastAsiaTheme="minorEastAsia" w:hAnsiTheme="minorHAnsi" w:cstheme="minorBidi"/>
+              <w:bCs w:val="0"/>
+              <w:iCs w:val="0"/>
+              <w:noProof/>
+              <w:szCs w:val="22"/>
+              <w:lang w:val="es-MX" w:eastAsia="es-MX"/>
+            </w:rPr>
+          </w:pPr>
+          <w:r>
+            <w:rPr>
+              <w:sz w:val="24"/>
+            </w:rPr>
             <w:fldChar w:fldCharType="begin"/>
           </w:r>
           <w:r>
-            <w:instrText xml:space="preserve"> TOC \h \u \z \t "Heading 1,1,Heading 2,2,Heading 3,3,"</w:instrText>
+            <w:rPr>
+              <w:sz w:val="24"/>
+            </w:rPr>
+            <w:instrText xml:space="preserve"> TOC \o "1-3" \h \z \u </w:instrText>
           </w:r>
           <w:r>
+            <w:rPr>
+              <w:sz w:val="24"/>
+            </w:rPr>
             <w:fldChar w:fldCharType="separate"/>
           </w:r>
-          <w:hyperlink w:anchor="_heading=h.9lumu5ec11ih">
-            <w:r>
-              <w:rPr>
-                <w:rFonts w:ascii="Arial" w:eastAsia="Arial" w:hAnsi="Arial" w:cs="Arial"/>
-                <w:color w:val="000000"/>
-                <w:sz w:val="22"/>
-                <w:szCs w:val="22"/>
+          <w:hyperlink w:anchor="_Toc235086902" w:history="1">
+            <w:r>
+              <w:rPr>
+                <w:rStyle w:val="Hyperlink"/>
+                <w:noProof/>
               </w:rPr>
               <w:t>1. Datos del centro de trabajo evaluado.</w:t>
             </w:r>
             <w:r>
               <w:rPr>
-                <w:rFonts w:ascii="Arial" w:eastAsia="Arial" w:hAnsi="Arial" w:cs="Arial"/>
-                <w:color w:val="000000"/>
-                <w:sz w:val="22"/>
-                <w:szCs w:val="22"/>
+                <w:noProof/>
+                <w:webHidden/>
               </w:rPr>
               <w:tab/>
+            </w:r>
+            <w:r>
+              <w:rPr>
+                <w:noProof/>
+                <w:webHidden/>
+              </w:rPr>
+              <w:fldChar w:fldCharType="begin"/>
+            </w:r>
+            <w:r>
+              <w:rPr>
+                <w:noProof/>
+                <w:webHidden/>
+              </w:rPr>
+              <w:instrText xml:space="preserve"> PAGEREF _Toc235086902 \h </w:instrText>
+            </w:r>
+            <w:r>
+              <w:rPr>
+                <w:noProof/>
+                <w:webHidden/>
+              </w:rPr>
+            </w:r>
+            <w:r>
+              <w:rPr>
+                <w:noProof/>
+                <w:webHidden/>
+              </w:rPr>
+              <w:fldChar w:fldCharType="separate"/>
+            </w:r>
+            <w:r>
+              <w:rPr>
+                <w:noProof/>
+                <w:webHidden/>
+              </w:rPr>
               <w:t>3</w:t>
+            </w:r>
+            <w:r>
+              <w:rPr>
+                <w:noProof/>
+                <w:webHidden/>
+              </w:rPr>
+              <w:fldChar w:fldCharType="end"/>
             </w:r>
           </w:hyperlink>
         </w:p>
         <w:p>
           <w:pPr>
-            <w:pBdr>
-              <w:top w:val="nil"/>
-              <w:left w:val="nil"/>
-              <w:bottom w:val="nil"/>
-              <w:right w:val="nil"/>
-              <w:between w:val="nil"/>
-            </w:pBdr>
-            <w:tabs>
-              <w:tab w:val="right" w:pos="10360"/>
-            </w:tabs>
-            <w:ind w:left="567"/>
+            <w:pStyle w:val="TOC2"/>
             <w:rPr>
-              <w:rFonts w:ascii="Calibri" w:eastAsia="Calibri" w:hAnsi="Calibri" w:cs="Calibri"/>
-              <w:color w:val="000000"/>
-              <w:sz w:val="22"/>
-              <w:szCs w:val="22"/>
+              <w:rFonts w:asciiTheme="minorHAnsi" w:eastAsiaTheme="minorEastAsia" w:hAnsiTheme="minorHAnsi" w:cstheme="minorBidi"/>
+              <w:bCs w:val="0"/>
+              <w:noProof/>
+              <w:lang w:val="es-MX" w:eastAsia="es-MX"/>
             </w:rPr>
           </w:pPr>
-          <w:hyperlink w:anchor="_heading=h.9km2rkuaiag7">
-            <w:r>
-              <w:rPr>
-                <w:rFonts w:ascii="Arial" w:eastAsia="Arial" w:hAnsi="Arial" w:cs="Arial"/>
-                <w:color w:val="000000"/>
-                <w:sz w:val="22"/>
-                <w:szCs w:val="22"/>
+          <w:hyperlink w:anchor="_Toc235086903" w:history="1">
+            <w:r>
+              <w:rPr>
+                <w:rStyle w:val="Hyperlink"/>
+                <w:noProof/>
               </w:rPr>
               <w:t>1.1 Nombre, denominación o razón social</w:t>
             </w:r>
             <w:r>
               <w:rPr>
-                <w:rFonts w:ascii="Arial" w:eastAsia="Arial" w:hAnsi="Arial" w:cs="Arial"/>
-                <w:color w:val="000000"/>
-                <w:sz w:val="22"/>
-                <w:szCs w:val="22"/>
+                <w:noProof/>
+                <w:webHidden/>
               </w:rPr>
               <w:tab/>
+            </w:r>
+            <w:r>
+              <w:rPr>
+                <w:noProof/>
+                <w:webHidden/>
+              </w:rPr>
+              <w:fldChar w:fldCharType="begin"/>
+            </w:r>
+            <w:r>
+              <w:rPr>
+                <w:noProof/>
+                <w:webHidden/>
+              </w:rPr>
+              <w:instrText xml:space="preserve"> PAGEREF _Toc235086903 \h </w:instrText>
+            </w:r>
+            <w:r>
+              <w:rPr>
+                <w:noProof/>
+                <w:webHidden/>
+              </w:rPr>
+            </w:r>
+            <w:r>
+              <w:rPr>
+                <w:noProof/>
+                <w:webHidden/>
+              </w:rPr>
+              <w:fldChar w:fldCharType="separate"/>
+            </w:r>
+            <w:r>
+              <w:rPr>
+                <w:noProof/>
+                <w:webHidden/>
+              </w:rPr>
               <w:t>3</w:t>
+            </w:r>
+            <w:r>
+              <w:rPr>
+                <w:noProof/>
+                <w:webHidden/>
+              </w:rPr>
+              <w:fldChar w:fldCharType="end"/>
             </w:r>
           </w:hyperlink>
         </w:p>
         <w:p>
           <w:pPr>
-            <w:pBdr>
-              <w:top w:val="nil"/>
-              <w:left w:val="nil"/>
-              <w:bottom w:val="nil"/>
-              <w:right w:val="nil"/>
-              <w:between w:val="nil"/>
-            </w:pBdr>
-            <w:tabs>
-              <w:tab w:val="right" w:pos="10360"/>
-            </w:tabs>
-            <w:ind w:left="567"/>
+            <w:pStyle w:val="TOC2"/>
             <w:rPr>
-              <w:rFonts w:ascii="Calibri" w:eastAsia="Calibri" w:hAnsi="Calibri" w:cs="Calibri"/>
-              <w:color w:val="000000"/>
-              <w:sz w:val="22"/>
-              <w:szCs w:val="22"/>
+              <w:rFonts w:asciiTheme="minorHAnsi" w:eastAsiaTheme="minorEastAsia" w:hAnsiTheme="minorHAnsi" w:cstheme="minorBidi"/>
+              <w:bCs w:val="0"/>
+              <w:noProof/>
+              <w:lang w:val="es-MX" w:eastAsia="es-MX"/>
             </w:rPr>
           </w:pPr>
-          <w:hyperlink w:anchor="_heading=h.2rjub0ojnxzm">
-            <w:r>
-              <w:rPr>
-                <w:rFonts w:ascii="Arial" w:eastAsia="Arial" w:hAnsi="Arial" w:cs="Arial"/>
-                <w:color w:val="000000"/>
-                <w:sz w:val="22"/>
-                <w:szCs w:val="22"/>
+          <w:hyperlink w:anchor="_Toc235086904" w:history="1">
+            <w:r>
+              <w:rPr>
+                <w:rStyle w:val="Hyperlink"/>
+                <w:noProof/>
               </w:rPr>
               <w:t>1.2 Registro Federal de Contribuyentes</w:t>
             </w:r>
             <w:r>
               <w:rPr>
-                <w:rFonts w:ascii="Arial" w:eastAsia="Arial" w:hAnsi="Arial" w:cs="Arial"/>
-                <w:color w:val="000000"/>
-                <w:sz w:val="22"/>
-                <w:szCs w:val="22"/>
+                <w:noProof/>
+                <w:webHidden/>
               </w:rPr>
               <w:tab/>
+            </w:r>
+            <w:r>
+              <w:rPr>
+                <w:noProof/>
+                <w:webHidden/>
+              </w:rPr>
+              <w:fldChar w:fldCharType="begin"/>
+            </w:r>
+            <w:r>
+              <w:rPr>
+                <w:noProof/>
+                <w:webHidden/>
+              </w:rPr>
+              <w:instrText xml:space="preserve"> PAGEREF _Toc235086904 \h </w:instrText>
+            </w:r>
+            <w:r>
+              <w:rPr>
+                <w:noProof/>
+                <w:webHidden/>
+              </w:rPr>
+            </w:r>
+            <w:r>
+              <w:rPr>
+                <w:noProof/>
+                <w:webHidden/>
+              </w:rPr>
+              <w:fldChar w:fldCharType="separate"/>
+            </w:r>
+            <w:r>
+              <w:rPr>
+                <w:noProof/>
+                <w:webHidden/>
+              </w:rPr>
               <w:t>3</w:t>
+            </w:r>
+            <w:r>
+              <w:rPr>
+                <w:noProof/>
+                <w:webHidden/>
+              </w:rPr>
+              <w:fldChar w:fldCharType="end"/>
             </w:r>
           </w:hyperlink>
         </w:p>
         <w:p>
           <w:pPr>
-            <w:pBdr>
-              <w:top w:val="nil"/>
-              <w:left w:val="nil"/>
-              <w:bottom w:val="nil"/>
-              <w:right w:val="nil"/>
-              <w:between w:val="nil"/>
-            </w:pBdr>
-            <w:tabs>
-              <w:tab w:val="right" w:pos="10360"/>
-            </w:tabs>
-            <w:ind w:left="567"/>
+            <w:pStyle w:val="TOC2"/>
             <w:rPr>
-              <w:rFonts w:ascii="Calibri" w:eastAsia="Calibri" w:hAnsi="Calibri" w:cs="Calibri"/>
-              <w:color w:val="000000"/>
-              <w:sz w:val="22"/>
-              <w:szCs w:val="22"/>
+              <w:rFonts w:asciiTheme="minorHAnsi" w:eastAsiaTheme="minorEastAsia" w:hAnsiTheme="minorHAnsi" w:cstheme="minorBidi"/>
+              <w:bCs w:val="0"/>
+              <w:noProof/>
+              <w:lang w:val="es-MX" w:eastAsia="es-MX"/>
             </w:rPr>
           </w:pPr>
-          <w:hyperlink w:anchor="_heading=h.yx6zpw3se3b1">
-            <w:r>
-              <w:rPr>
-                <w:rFonts w:ascii="Arial" w:eastAsia="Arial" w:hAnsi="Arial" w:cs="Arial"/>
-                <w:color w:val="000000"/>
-                <w:sz w:val="22"/>
-                <w:szCs w:val="22"/>
+          <w:hyperlink w:anchor="_Toc235086905" w:history="1">
+            <w:r>
+              <w:rPr>
+                <w:rStyle w:val="Hyperlink"/>
+                <w:noProof/>
               </w:rPr>
               <w:t>1.3 Domicilio completo</w:t>
             </w:r>
             <w:r>
               <w:rPr>
-                <w:rFonts w:ascii="Arial" w:eastAsia="Arial" w:hAnsi="Arial" w:cs="Arial"/>
-                <w:color w:val="000000"/>
-                <w:sz w:val="22"/>
-                <w:szCs w:val="22"/>
+                <w:noProof/>
+                <w:webHidden/>
               </w:rPr>
               <w:tab/>
+            </w:r>
+            <w:r>
+              <w:rPr>
+                <w:noProof/>
+                <w:webHidden/>
+              </w:rPr>
+              <w:fldChar w:fldCharType="begin"/>
+            </w:r>
+            <w:r>
+              <w:rPr>
+                <w:noProof/>
+                <w:webHidden/>
+              </w:rPr>
+              <w:instrText xml:space="preserve"> PAGEREF _Toc235086905 \h </w:instrText>
+            </w:r>
+            <w:r>
+              <w:rPr>
+                <w:noProof/>
+                <w:webHidden/>
+              </w:rPr>
+            </w:r>
+            <w:r>
+              <w:rPr>
+                <w:noProof/>
+                <w:webHidden/>
+              </w:rPr>
+              <w:fldChar w:fldCharType="separate"/>
+            </w:r>
+            <w:r>
+              <w:rPr>
+                <w:noProof/>
+                <w:webHidden/>
+              </w:rPr>
               <w:t>3</w:t>
+            </w:r>
+            <w:r>
+              <w:rPr>
+                <w:noProof/>
+                <w:webHidden/>
+              </w:rPr>
+              <w:fldChar w:fldCharType="end"/>
             </w:r>
           </w:hyperlink>
         </w:p>
         <w:p>
           <w:pPr>
-            <w:pBdr>
-              <w:top w:val="nil"/>
-              <w:left w:val="nil"/>
-              <w:bottom w:val="nil"/>
-              <w:right w:val="nil"/>
-              <w:between w:val="nil"/>
-            </w:pBdr>
-            <w:tabs>
-              <w:tab w:val="right" w:pos="10360"/>
-            </w:tabs>
-            <w:ind w:left="567"/>
+            <w:pStyle w:val="TOC2"/>
             <w:rPr>
-              <w:rFonts w:ascii="Calibri" w:eastAsia="Calibri" w:hAnsi="Calibri" w:cs="Calibri"/>
-              <w:color w:val="000000"/>
-              <w:sz w:val="22"/>
-              <w:szCs w:val="22"/>
+              <w:rFonts w:asciiTheme="minorHAnsi" w:eastAsiaTheme="minorEastAsia" w:hAnsiTheme="minorHAnsi" w:cstheme="minorBidi"/>
+              <w:bCs w:val="0"/>
+              <w:noProof/>
+              <w:lang w:val="es-MX" w:eastAsia="es-MX"/>
             </w:rPr>
           </w:pPr>
-          <w:hyperlink w:anchor="_heading=h.b8tys5jr7y7i">
-            <w:r>
-              <w:rPr>
-                <w:rFonts w:ascii="Arial" w:eastAsia="Arial" w:hAnsi="Arial" w:cs="Arial"/>
-                <w:color w:val="000000"/>
-                <w:sz w:val="22"/>
-                <w:szCs w:val="22"/>
+          <w:hyperlink w:anchor="_Toc235086906" w:history="1">
+            <w:r>
+              <w:rPr>
+                <w:rStyle w:val="Hyperlink"/>
+                <w:noProof/>
               </w:rPr>
               <w:t>1.4 Teléfono</w:t>
             </w:r>
             <w:r>
               <w:rPr>
-                <w:rFonts w:ascii="Arial" w:eastAsia="Arial" w:hAnsi="Arial" w:cs="Arial"/>
-                <w:color w:val="000000"/>
-                <w:sz w:val="22"/>
-                <w:szCs w:val="22"/>
+                <w:noProof/>
+                <w:webHidden/>
               </w:rPr>
               <w:tab/>
+            </w:r>
+            <w:r>
+              <w:rPr>
+                <w:noProof/>
+                <w:webHidden/>
+              </w:rPr>
+              <w:fldChar w:fldCharType="begin"/>
+            </w:r>
+            <w:r>
+              <w:rPr>
+                <w:noProof/>
+                <w:webHidden/>
+              </w:rPr>
+              <w:instrText xml:space="preserve"> PAGEREF _Toc235086906 \h </w:instrText>
+            </w:r>
+            <w:r>
+              <w:rPr>
+                <w:noProof/>
+                <w:webHidden/>
+              </w:rPr>
+            </w:r>
+            <w:r>
+              <w:rPr>
+                <w:noProof/>
+                <w:webHidden/>
+              </w:rPr>
+              <w:fldChar w:fldCharType="separate"/>
+            </w:r>
+            <w:r>
+              <w:rPr>
+                <w:noProof/>
+                <w:webHidden/>
+              </w:rPr>
               <w:t>3</w:t>
+            </w:r>
+            <w:r>
+              <w:rPr>
+                <w:noProof/>
+                <w:webHidden/>
+              </w:rPr>
+              <w:fldChar w:fldCharType="end"/>
             </w:r>
           </w:hyperlink>
         </w:p>
         <w:p>
           <w:pPr>
-            <w:pBdr>
-              <w:top w:val="nil"/>
-              <w:left w:val="nil"/>
-              <w:bottom w:val="nil"/>
-              <w:right w:val="nil"/>
-              <w:between w:val="nil"/>
-            </w:pBdr>
-            <w:tabs>
-              <w:tab w:val="right" w:pos="10360"/>
-            </w:tabs>
-            <w:ind w:left="567"/>
+            <w:pStyle w:val="TOC2"/>
             <w:rPr>
-              <w:rFonts w:ascii="Calibri" w:eastAsia="Calibri" w:hAnsi="Calibri" w:cs="Calibri"/>
-              <w:color w:val="000000"/>
-              <w:sz w:val="22"/>
-              <w:szCs w:val="22"/>
+              <w:rFonts w:asciiTheme="minorHAnsi" w:eastAsiaTheme="minorEastAsia" w:hAnsiTheme="minorHAnsi" w:cstheme="minorBidi"/>
+              <w:bCs w:val="0"/>
+              <w:noProof/>
+              <w:lang w:val="es-MX" w:eastAsia="es-MX"/>
             </w:rPr>
           </w:pPr>
-          <w:hyperlink w:anchor="_heading=h.gr7jnghcl5gk">
-            <w:r>
-              <w:rPr>
-                <w:rFonts w:ascii="Arial" w:eastAsia="Arial" w:hAnsi="Arial" w:cs="Arial"/>
-                <w:color w:val="000000"/>
-                <w:sz w:val="22"/>
-                <w:szCs w:val="22"/>
+          <w:hyperlink w:anchor="_Toc235086907" w:history="1">
+            <w:r>
+              <w:rPr>
+                <w:rStyle w:val="Hyperlink"/>
+                <w:noProof/>
               </w:rPr>
               <w:t>1.5 Actividad principal</w:t>
             </w:r>
             <w:r>
               <w:rPr>
-                <w:rFonts w:ascii="Arial" w:eastAsia="Arial" w:hAnsi="Arial" w:cs="Arial"/>
-                <w:color w:val="000000"/>
-                <w:sz w:val="22"/>
-                <w:szCs w:val="22"/>
+                <w:noProof/>
+                <w:webHidden/>
               </w:rPr>
               <w:tab/>
+            </w:r>
+            <w:r>
+              <w:rPr>
+                <w:noProof/>
+                <w:webHidden/>
+              </w:rPr>
+              <w:fldChar w:fldCharType="begin"/>
+            </w:r>
+            <w:r>
+              <w:rPr>
+                <w:noProof/>
+                <w:webHidden/>
+              </w:rPr>
+              <w:instrText xml:space="preserve"> PAGEREF _Toc235086907 \h </w:instrText>
+            </w:r>
+            <w:r>
+              <w:rPr>
+                <w:noProof/>
+                <w:webHidden/>
+              </w:rPr>
+            </w:r>
+            <w:r>
+              <w:rPr>
+                <w:noProof/>
+                <w:webHidden/>
+              </w:rPr>
+              <w:fldChar w:fldCharType="separate"/>
+            </w:r>
+            <w:r>
+              <w:rPr>
+                <w:noProof/>
+                <w:webHidden/>
+              </w:rPr>
               <w:t>3</w:t>
+            </w:r>
+            <w:r>
+              <w:rPr>
+                <w:noProof/>
+                <w:webHidden/>
+              </w:rPr>
+              <w:fldChar w:fldCharType="end"/>
             </w:r>
           </w:hyperlink>
         </w:p>
         <w:p>
           <w:pPr>
-            <w:pBdr>
-              <w:top w:val="nil"/>
-              <w:left w:val="nil"/>
-              <w:bottom w:val="nil"/>
-              <w:right w:val="nil"/>
-              <w:between w:val="nil"/>
-            </w:pBdr>
-            <w:tabs>
-              <w:tab w:val="right" w:pos="10360"/>
-            </w:tabs>
-            <w:ind w:left="567"/>
+            <w:pStyle w:val="TOC2"/>
             <w:rPr>
-              <w:rFonts w:ascii="Calibri" w:eastAsia="Calibri" w:hAnsi="Calibri" w:cs="Calibri"/>
-              <w:color w:val="000000"/>
-              <w:sz w:val="22"/>
-              <w:szCs w:val="22"/>
+              <w:rFonts w:asciiTheme="minorHAnsi" w:eastAsiaTheme="minorEastAsia" w:hAnsiTheme="minorHAnsi" w:cstheme="minorBidi"/>
+              <w:bCs w:val="0"/>
+              <w:noProof/>
+              <w:lang w:val="es-MX" w:eastAsia="es-MX"/>
             </w:rPr>
           </w:pPr>
-          <w:hyperlink w:anchor="_heading=h.yod39enzt7cf">
-            <w:r>
-              <w:rPr>
-                <w:rFonts w:ascii="Arial" w:eastAsia="Arial" w:hAnsi="Arial" w:cs="Arial"/>
-                <w:color w:val="000000"/>
-                <w:sz w:val="22"/>
-                <w:szCs w:val="22"/>
+          <w:hyperlink w:anchor="_Toc235086908" w:history="1">
+            <w:r>
+              <w:rPr>
+                <w:rStyle w:val="Hyperlink"/>
+                <w:noProof/>
               </w:rPr>
               <w:t>1.6 Fecha de realización de la medición.</w:t>
             </w:r>
             <w:r>
               <w:rPr>
-                <w:rFonts w:ascii="Arial" w:eastAsia="Arial" w:hAnsi="Arial" w:cs="Arial"/>
-                <w:color w:val="000000"/>
-                <w:sz w:val="22"/>
-                <w:szCs w:val="22"/>
+                <w:noProof/>
+                <w:webHidden/>
               </w:rPr>
               <w:tab/>
+            </w:r>
+            <w:r>
+              <w:rPr>
+                <w:noProof/>
+                <w:webHidden/>
+              </w:rPr>
+              <w:fldChar w:fldCharType="begin"/>
+            </w:r>
+            <w:r>
+              <w:rPr>
+                <w:noProof/>
+                <w:webHidden/>
+              </w:rPr>
+              <w:instrText xml:space="preserve"> PAGEREF _Toc235086908 \h </w:instrText>
+            </w:r>
+            <w:r>
+              <w:rPr>
+                <w:noProof/>
+                <w:webHidden/>
+              </w:rPr>
+            </w:r>
+            <w:r>
+              <w:rPr>
+                <w:noProof/>
+                <w:webHidden/>
+              </w:rPr>
+              <w:fldChar w:fldCharType="separate"/>
+            </w:r>
+            <w:r>
+              <w:rPr>
+                <w:noProof/>
+                <w:webHidden/>
+              </w:rPr>
               <w:t>3</w:t>
+            </w:r>
+            <w:r>
+              <w:rPr>
+                <w:noProof/>
+                <w:webHidden/>
+              </w:rPr>
+              <w:fldChar w:fldCharType="end"/>
             </w:r>
           </w:hyperlink>
         </w:p>
         <w:p>
           <w:pPr>
-            <w:pBdr>
-              <w:top w:val="nil"/>
-              <w:left w:val="nil"/>
-              <w:bottom w:val="nil"/>
-              <w:right w:val="nil"/>
-              <w:between w:val="nil"/>
-            </w:pBdr>
-            <w:tabs>
-              <w:tab w:val="left" w:pos="284"/>
-              <w:tab w:val="right" w:pos="10348"/>
-            </w:tabs>
+            <w:pStyle w:val="TOC1"/>
             <w:rPr>
-              <w:rFonts w:ascii="Calibri" w:eastAsia="Calibri" w:hAnsi="Calibri" w:cs="Calibri"/>
-              <w:color w:val="000000"/>
-              <w:sz w:val="22"/>
+              <w:rFonts w:asciiTheme="minorHAnsi" w:eastAsiaTheme="minorEastAsia" w:hAnsiTheme="minorHAnsi" w:cstheme="minorBidi"/>
+              <w:bCs w:val="0"/>
+              <w:iCs w:val="0"/>
+              <w:noProof/>
               <w:szCs w:val="22"/>
+              <w:lang w:val="es-MX" w:eastAsia="es-MX"/>
             </w:rPr>
           </w:pPr>
-          <w:hyperlink w:anchor="_heading=h.khp4a2frgusm">
-            <w:r>
-              <w:rPr>
-                <w:rFonts w:ascii="Arial" w:eastAsia="Arial" w:hAnsi="Arial" w:cs="Arial"/>
-                <w:color w:val="000000"/>
-                <w:sz w:val="22"/>
-                <w:szCs w:val="22"/>
+          <w:hyperlink w:anchor="_Toc235086909" w:history="1">
+            <w:r>
+              <w:rPr>
+                <w:rStyle w:val="Hyperlink"/>
+                <w:noProof/>
               </w:rPr>
               <w:t>2. Datos del Laboratorio de pruebas.</w:t>
             </w:r>
             <w:r>
               <w:rPr>
-                <w:rFonts w:ascii="Arial" w:eastAsia="Arial" w:hAnsi="Arial" w:cs="Arial"/>
-                <w:color w:val="000000"/>
-                <w:sz w:val="22"/>
-                <w:szCs w:val="22"/>
+                <w:noProof/>
+                <w:webHidden/>
               </w:rPr>
               <w:tab/>
+            </w:r>
+            <w:r>
+              <w:rPr>
+                <w:noProof/>
+                <w:webHidden/>
+              </w:rPr>
+              <w:fldChar w:fldCharType="begin"/>
+            </w:r>
+            <w:r>
+              <w:rPr>
+                <w:noProof/>
+                <w:webHidden/>
+              </w:rPr>
+              <w:instrText xml:space="preserve"> PAGEREF _Toc235086909 \h </w:instrText>
+            </w:r>
+            <w:r>
+              <w:rPr>
+                <w:noProof/>
+                <w:webHidden/>
+              </w:rPr>
+            </w:r>
+            <w:r>
+              <w:rPr>
+                <w:noProof/>
+                <w:webHidden/>
+              </w:rPr>
+              <w:fldChar w:fldCharType="separate"/>
+            </w:r>
+            <w:r>
+              <w:rPr>
+                <w:noProof/>
+                <w:webHidden/>
+              </w:rPr>
               <w:t>4</w:t>
+            </w:r>
+            <w:r>
+              <w:rPr>
+                <w:noProof/>
+                <w:webHidden/>
+              </w:rPr>
+              <w:fldChar w:fldCharType="end"/>
             </w:r>
           </w:hyperlink>
         </w:p>
         <w:p>
           <w:pPr>
-            <w:pBdr>
-              <w:top w:val="nil"/>
-              <w:left w:val="nil"/>
-              <w:bottom w:val="nil"/>
-              <w:right w:val="nil"/>
-              <w:between w:val="nil"/>
-            </w:pBdr>
-            <w:tabs>
-              <w:tab w:val="right" w:pos="10360"/>
-            </w:tabs>
-            <w:ind w:left="567"/>
+            <w:pStyle w:val="TOC2"/>
             <w:rPr>
-              <w:rFonts w:ascii="Calibri" w:eastAsia="Calibri" w:hAnsi="Calibri" w:cs="Calibri"/>
-              <w:color w:val="000000"/>
-              <w:sz w:val="22"/>
-              <w:szCs w:val="22"/>
+              <w:rFonts w:asciiTheme="minorHAnsi" w:eastAsiaTheme="minorEastAsia" w:hAnsiTheme="minorHAnsi" w:cstheme="minorBidi"/>
+              <w:bCs w:val="0"/>
+              <w:noProof/>
+              <w:lang w:val="es-MX" w:eastAsia="es-MX"/>
             </w:rPr>
           </w:pPr>
-          <w:hyperlink w:anchor="_heading=h.9swdgkpe4lfi">
-            <w:r>
-              <w:rPr>
-                <w:rFonts w:ascii="Arial" w:eastAsia="Arial" w:hAnsi="Arial" w:cs="Arial"/>
-                <w:color w:val="000000"/>
-                <w:sz w:val="22"/>
-                <w:szCs w:val="22"/>
+          <w:hyperlink w:anchor="_Toc235086910" w:history="1">
+            <w:r>
+              <w:rPr>
+                <w:rStyle w:val="Hyperlink"/>
+                <w:noProof/>
               </w:rPr>
               <w:t>2.1 Razón Social:</w:t>
             </w:r>
             <w:r>
               <w:rPr>
-                <w:rFonts w:ascii="Arial" w:eastAsia="Arial" w:hAnsi="Arial" w:cs="Arial"/>
-                <w:color w:val="000000"/>
-                <w:sz w:val="22"/>
-                <w:szCs w:val="22"/>
+                <w:noProof/>
+                <w:webHidden/>
               </w:rPr>
               <w:tab/>
+            </w:r>
+            <w:r>
+              <w:rPr>
+                <w:noProof/>
+                <w:webHidden/>
+              </w:rPr>
+              <w:fldChar w:fldCharType="begin"/>
+            </w:r>
+            <w:r>
+              <w:rPr>
+                <w:noProof/>
+                <w:webHidden/>
+              </w:rPr>
+              <w:instrText xml:space="preserve"> PAGEREF _Toc235086910 \h </w:instrText>
+            </w:r>
+            <w:r>
+              <w:rPr>
+                <w:noProof/>
+                <w:webHidden/>
+              </w:rPr>
+            </w:r>
+            <w:r>
+              <w:rPr>
+                <w:noProof/>
+                <w:webHidden/>
+              </w:rPr>
+              <w:fldChar w:fldCharType="separate"/>
+            </w:r>
+            <w:r>
+              <w:rPr>
+                <w:noProof/>
+                <w:webHidden/>
+              </w:rPr>
               <w:t>4</w:t>
+            </w:r>
+            <w:r>
+              <w:rPr>
+                <w:noProof/>
+                <w:webHidden/>
+              </w:rPr>
+              <w:fldChar w:fldCharType="end"/>
             </w:r>
           </w:hyperlink>
         </w:p>
         <w:p>
           <w:pPr>
-            <w:pBdr>
-              <w:top w:val="nil"/>
-              <w:left w:val="nil"/>
-              <w:bottom w:val="nil"/>
-              <w:right w:val="nil"/>
-              <w:between w:val="nil"/>
-            </w:pBdr>
-            <w:tabs>
-              <w:tab w:val="right" w:pos="10360"/>
-            </w:tabs>
-            <w:ind w:left="567"/>
+            <w:pStyle w:val="TOC2"/>
             <w:rPr>
-              <w:rFonts w:ascii="Calibri" w:eastAsia="Calibri" w:hAnsi="Calibri" w:cs="Calibri"/>
-              <w:color w:val="000000"/>
-              <w:sz w:val="22"/>
-              <w:szCs w:val="22"/>
+              <w:rFonts w:asciiTheme="minorHAnsi" w:eastAsiaTheme="minorEastAsia" w:hAnsiTheme="minorHAnsi" w:cstheme="minorBidi"/>
+              <w:bCs w:val="0"/>
+              <w:noProof/>
+              <w:lang w:val="es-MX" w:eastAsia="es-MX"/>
             </w:rPr>
           </w:pPr>
-          <w:hyperlink w:anchor="_heading=h.ykyuus9lopqr">
-            <w:r>
-              <w:rPr>
-                <w:rFonts w:ascii="Arial" w:eastAsia="Arial" w:hAnsi="Arial" w:cs="Arial"/>
-                <w:color w:val="000000"/>
-                <w:sz w:val="22"/>
-                <w:szCs w:val="22"/>
+          <w:hyperlink w:anchor="_Toc235086911" w:history="1">
+            <w:r>
+              <w:rPr>
+                <w:rStyle w:val="Hyperlink"/>
+                <w:noProof/>
               </w:rPr>
               <w:t>2.2 Número de acreditación:</w:t>
             </w:r>
             <w:r>
               <w:rPr>
-                <w:rFonts w:ascii="Arial" w:eastAsia="Arial" w:hAnsi="Arial" w:cs="Arial"/>
-                <w:color w:val="000000"/>
-                <w:sz w:val="22"/>
-                <w:szCs w:val="22"/>
+                <w:noProof/>
+                <w:webHidden/>
               </w:rPr>
               <w:tab/>
+            </w:r>
+            <w:r>
+              <w:rPr>
+                <w:noProof/>
+                <w:webHidden/>
+              </w:rPr>
+              <w:fldChar w:fldCharType="begin"/>
+            </w:r>
+            <w:r>
+              <w:rPr>
+                <w:noProof/>
+                <w:webHidden/>
+              </w:rPr>
+              <w:instrText xml:space="preserve"> PAGEREF _Toc235086911 \h </w:instrText>
+            </w:r>
+            <w:r>
+              <w:rPr>
+                <w:noProof/>
+                <w:webHidden/>
+              </w:rPr>
+            </w:r>
+            <w:r>
+              <w:rPr>
+                <w:noProof/>
+                <w:webHidden/>
+              </w:rPr>
+              <w:fldChar w:fldCharType="separate"/>
+            </w:r>
+            <w:r>
+              <w:rPr>
+                <w:noProof/>
+                <w:webHidden/>
+              </w:rPr>
               <w:t>4</w:t>
+            </w:r>
+            <w:r>
+              <w:rPr>
+                <w:noProof/>
+                <w:webHidden/>
+              </w:rPr>
+              <w:fldChar w:fldCharType="end"/>
             </w:r>
           </w:hyperlink>
         </w:p>
         <w:p>
           <w:pPr>
-            <w:pBdr>
-              <w:top w:val="nil"/>
-              <w:left w:val="nil"/>
-              <w:bottom w:val="nil"/>
-              <w:right w:val="nil"/>
-              <w:between w:val="nil"/>
-            </w:pBdr>
-            <w:tabs>
-              <w:tab w:val="right" w:pos="10360"/>
-            </w:tabs>
-            <w:ind w:left="567"/>
+            <w:pStyle w:val="TOC2"/>
             <w:rPr>
-              <w:rFonts w:ascii="Calibri" w:eastAsia="Calibri" w:hAnsi="Calibri" w:cs="Calibri"/>
-              <w:color w:val="000000"/>
-              <w:sz w:val="22"/>
-              <w:szCs w:val="22"/>
+              <w:rFonts w:asciiTheme="minorHAnsi" w:eastAsiaTheme="minorEastAsia" w:hAnsiTheme="minorHAnsi" w:cstheme="minorBidi"/>
+              <w:bCs w:val="0"/>
+              <w:noProof/>
+              <w:lang w:val="es-MX" w:eastAsia="es-MX"/>
             </w:rPr>
           </w:pPr>
-          <w:hyperlink w:anchor="_heading=h.gxwa24n5ctv2">
-            <w:r>
-              <w:rPr>
-                <w:rFonts w:ascii="Arial" w:eastAsia="Arial" w:hAnsi="Arial" w:cs="Arial"/>
-                <w:color w:val="000000"/>
-                <w:sz w:val="22"/>
-                <w:szCs w:val="22"/>
+          <w:hyperlink w:anchor="_Toc235086912" w:history="1">
+            <w:r>
+              <w:rPr>
+                <w:rStyle w:val="Hyperlink"/>
+                <w:noProof/>
               </w:rPr>
               <w:t>2.3 Número de aprobación:</w:t>
             </w:r>
             <w:r>
               <w:rPr>
-                <w:rFonts w:ascii="Arial" w:eastAsia="Arial" w:hAnsi="Arial" w:cs="Arial"/>
-                <w:color w:val="000000"/>
-                <w:sz w:val="22"/>
-                <w:szCs w:val="22"/>
+                <w:noProof/>
+                <w:webHidden/>
               </w:rPr>
               <w:tab/>
+            </w:r>
+            <w:r>
+              <w:rPr>
+                <w:noProof/>
+                <w:webHidden/>
+              </w:rPr>
+              <w:fldChar w:fldCharType="begin"/>
+            </w:r>
+            <w:r>
+              <w:rPr>
+                <w:noProof/>
+                <w:webHidden/>
+              </w:rPr>
+              <w:instrText xml:space="preserve"> PAGEREF _Toc235086912 \h </w:instrText>
+            </w:r>
+            <w:r>
+              <w:rPr>
+                <w:noProof/>
+                <w:webHidden/>
+              </w:rPr>
+            </w:r>
+            <w:r>
+              <w:rPr>
+                <w:noProof/>
+                <w:webHidden/>
+              </w:rPr>
+              <w:fldChar w:fldCharType="separate"/>
+            </w:r>
+            <w:r>
+              <w:rPr>
+                <w:noProof/>
+                <w:webHidden/>
+              </w:rPr>
               <w:t>4</w:t>
+            </w:r>
+            <w:r>
+              <w:rPr>
+                <w:noProof/>
+                <w:webHidden/>
+              </w:rPr>
+              <w:fldChar w:fldCharType="end"/>
             </w:r>
           </w:hyperlink>
         </w:p>
         <w:p>
           <w:pPr>
-            <w:pBdr>
-              <w:top w:val="nil"/>
-              <w:left w:val="nil"/>
-              <w:bottom w:val="nil"/>
-              <w:right w:val="nil"/>
-              <w:between w:val="nil"/>
-            </w:pBdr>
-            <w:tabs>
-              <w:tab w:val="right" w:pos="10360"/>
-            </w:tabs>
-            <w:ind w:left="567"/>
+            <w:pStyle w:val="TOC2"/>
             <w:rPr>
-              <w:rFonts w:ascii="Calibri" w:eastAsia="Calibri" w:hAnsi="Calibri" w:cs="Calibri"/>
-              <w:color w:val="000000"/>
-              <w:sz w:val="22"/>
-              <w:szCs w:val="22"/>
+              <w:rFonts w:asciiTheme="minorHAnsi" w:eastAsiaTheme="minorEastAsia" w:hAnsiTheme="minorHAnsi" w:cstheme="minorBidi"/>
+              <w:bCs w:val="0"/>
+              <w:noProof/>
+              <w:lang w:val="es-MX" w:eastAsia="es-MX"/>
             </w:rPr>
           </w:pPr>
-          <w:hyperlink w:anchor="_heading=h.3x3ep74scxmy">
-            <w:r>
-              <w:rPr>
-                <w:rFonts w:ascii="Arial" w:eastAsia="Arial" w:hAnsi="Arial" w:cs="Arial"/>
-                <w:color w:val="000000"/>
-                <w:sz w:val="22"/>
-                <w:szCs w:val="22"/>
+          <w:hyperlink w:anchor="_Toc235086913" w:history="1">
+            <w:r>
+              <w:rPr>
+                <w:rStyle w:val="Hyperlink"/>
+                <w:noProof/>
               </w:rPr>
               <w:t>2.4 Domicilio Completo:</w:t>
             </w:r>
             <w:r>
               <w:rPr>
-                <w:rFonts w:ascii="Arial" w:eastAsia="Arial" w:hAnsi="Arial" w:cs="Arial"/>
-                <w:color w:val="000000"/>
-                <w:sz w:val="22"/>
-                <w:szCs w:val="22"/>
+                <w:noProof/>
+                <w:webHidden/>
               </w:rPr>
               <w:tab/>
+            </w:r>
+            <w:r>
+              <w:rPr>
+                <w:noProof/>
+                <w:webHidden/>
+              </w:rPr>
+              <w:fldChar w:fldCharType="begin"/>
+            </w:r>
+            <w:r>
+              <w:rPr>
+                <w:noProof/>
+                <w:webHidden/>
+              </w:rPr>
+              <w:instrText xml:space="preserve"> PAGEREF _Toc235086913 \h </w:instrText>
+            </w:r>
+            <w:r>
+              <w:rPr>
+                <w:noProof/>
+                <w:webHidden/>
+              </w:rPr>
+            </w:r>
+            <w:r>
+              <w:rPr>
+                <w:noProof/>
+                <w:webHidden/>
+              </w:rPr>
+              <w:fldChar w:fldCharType="separate"/>
+            </w:r>
+            <w:r>
+              <w:rPr>
+                <w:noProof/>
+                <w:webHidden/>
+              </w:rPr>
               <w:t>4</w:t>
+            </w:r>
+            <w:r>
+              <w:rPr>
+                <w:noProof/>
+                <w:webHidden/>
+              </w:rPr>
+              <w:fldChar w:fldCharType="end"/>
             </w:r>
           </w:hyperlink>
         </w:p>
         <w:p>
           <w:pPr>
-            <w:pBdr>
-              <w:top w:val="nil"/>
-              <w:left w:val="nil"/>
-              <w:bottom w:val="nil"/>
-              <w:right w:val="nil"/>
-              <w:between w:val="nil"/>
-            </w:pBdr>
-            <w:tabs>
-              <w:tab w:val="right" w:pos="10360"/>
-            </w:tabs>
-            <w:ind w:left="567"/>
+            <w:pStyle w:val="TOC2"/>
             <w:rPr>
-              <w:rFonts w:ascii="Calibri" w:eastAsia="Calibri" w:hAnsi="Calibri" w:cs="Calibri"/>
-              <w:color w:val="000000"/>
-              <w:sz w:val="22"/>
-              <w:szCs w:val="22"/>
+              <w:rFonts w:asciiTheme="minorHAnsi" w:eastAsiaTheme="minorEastAsia" w:hAnsiTheme="minorHAnsi" w:cstheme="minorBidi"/>
+              <w:bCs w:val="0"/>
+              <w:noProof/>
+              <w:lang w:val="es-MX" w:eastAsia="es-MX"/>
             </w:rPr>
           </w:pPr>
-          <w:hyperlink w:anchor="_heading=h.r1r5p8e7rus5">
-            <w:r>
-              <w:rPr>
-                <w:rFonts w:ascii="Arial" w:eastAsia="Arial" w:hAnsi="Arial" w:cs="Arial"/>
-                <w:color w:val="000000"/>
-                <w:sz w:val="22"/>
-                <w:szCs w:val="22"/>
+          <w:hyperlink w:anchor="_Toc235086914" w:history="1">
+            <w:r>
+              <w:rPr>
+                <w:rStyle w:val="Hyperlink"/>
+                <w:noProof/>
               </w:rPr>
               <w:t>2.5 Nombre y Firma del Signatario Autorizado:</w:t>
             </w:r>
             <w:r>
               <w:rPr>
-                <w:rFonts w:ascii="Arial" w:eastAsia="Arial" w:hAnsi="Arial" w:cs="Arial"/>
-                <w:color w:val="000000"/>
-                <w:sz w:val="22"/>
-                <w:szCs w:val="22"/>
+                <w:noProof/>
+                <w:webHidden/>
               </w:rPr>
               <w:tab/>
+            </w:r>
+            <w:r>
+              <w:rPr>
+                <w:noProof/>
+                <w:webHidden/>
+              </w:rPr>
+              <w:fldChar w:fldCharType="begin"/>
+            </w:r>
+            <w:r>
+              <w:rPr>
+                <w:noProof/>
+                <w:webHidden/>
+              </w:rPr>
+              <w:instrText xml:space="preserve"> PAGEREF _Toc235086914 \h </w:instrText>
+            </w:r>
+            <w:r>
+              <w:rPr>
+                <w:noProof/>
+                <w:webHidden/>
+              </w:rPr>
+            </w:r>
+            <w:r>
+              <w:rPr>
+                <w:noProof/>
+                <w:webHidden/>
+              </w:rPr>
+              <w:fldChar w:fldCharType="separate"/>
+            </w:r>
+            <w:r>
+              <w:rPr>
+                <w:noProof/>
+                <w:webHidden/>
+              </w:rPr>
               <w:t>4</w:t>
+            </w:r>
+            <w:r>
+              <w:rPr>
+                <w:noProof/>
+                <w:webHidden/>
+              </w:rPr>
+              <w:fldChar w:fldCharType="end"/>
             </w:r>
           </w:hyperlink>
         </w:p>
         <w:p>
           <w:pPr>
-            <w:pBdr>
-              <w:top w:val="nil"/>
-              <w:left w:val="nil"/>
-              <w:bottom w:val="nil"/>
-              <w:right w:val="nil"/>
-              <w:between w:val="nil"/>
-            </w:pBdr>
-            <w:tabs>
-              <w:tab w:val="right" w:pos="10360"/>
-            </w:tabs>
-            <w:ind w:left="567"/>
+            <w:pStyle w:val="TOC2"/>
             <w:rPr>
-              <w:rFonts w:ascii="Calibri" w:eastAsia="Calibri" w:hAnsi="Calibri" w:cs="Calibri"/>
-              <w:color w:val="000000"/>
-              <w:sz w:val="22"/>
-              <w:szCs w:val="22"/>
+              <w:rFonts w:asciiTheme="minorHAnsi" w:eastAsiaTheme="minorEastAsia" w:hAnsiTheme="minorHAnsi" w:cstheme="minorBidi"/>
+              <w:bCs w:val="0"/>
+              <w:noProof/>
+              <w:lang w:val="es-MX" w:eastAsia="es-MX"/>
             </w:rPr>
           </w:pPr>
-          <w:hyperlink w:anchor="_heading=h.daw3p6wyoxdj">
-            <w:r>
-              <w:rPr>
-                <w:rFonts w:ascii="Arial" w:eastAsia="Arial" w:hAnsi="Arial" w:cs="Arial"/>
-                <w:color w:val="000000"/>
-                <w:sz w:val="22"/>
-                <w:szCs w:val="22"/>
+          <w:hyperlink w:anchor="_Toc235086915" w:history="1">
+            <w:r>
+              <w:rPr>
+                <w:rStyle w:val="Hyperlink"/>
+                <w:noProof/>
               </w:rPr>
               <w:t>2.6 Lugar y fecha de expedición del informe:</w:t>
             </w:r>
             <w:r>
               <w:rPr>
-                <w:rFonts w:ascii="Arial" w:eastAsia="Arial" w:hAnsi="Arial" w:cs="Arial"/>
-                <w:color w:val="000000"/>
-                <w:sz w:val="22"/>
-                <w:szCs w:val="22"/>
+                <w:noProof/>
+                <w:webHidden/>
               </w:rPr>
               <w:tab/>
+            </w:r>
+            <w:r>
+              <w:rPr>
+                <w:noProof/>
+                <w:webHidden/>
+              </w:rPr>
+              <w:fldChar w:fldCharType="begin"/>
+            </w:r>
+            <w:r>
+              <w:rPr>
+                <w:noProof/>
+                <w:webHidden/>
+              </w:rPr>
+              <w:instrText xml:space="preserve"> PAGEREF _Toc235086915 \h </w:instrText>
+            </w:r>
+            <w:r>
+              <w:rPr>
+                <w:noProof/>
+                <w:webHidden/>
+              </w:rPr>
+            </w:r>
+            <w:r>
+              <w:rPr>
+                <w:noProof/>
+                <w:webHidden/>
+              </w:rPr>
+              <w:fldChar w:fldCharType="separate"/>
+            </w:r>
+            <w:r>
+              <w:rPr>
+                <w:noProof/>
+                <w:webHidden/>
+              </w:rPr>
               <w:t>4</w:t>
+            </w:r>
+            <w:r>
+              <w:rPr>
+                <w:noProof/>
+                <w:webHidden/>
+              </w:rPr>
+              <w:fldChar w:fldCharType="end"/>
             </w:r>
           </w:hyperlink>
         </w:p>
         <w:p>
           <w:pPr>
-            <w:pBdr>
-              <w:top w:val="nil"/>
-              <w:left w:val="nil"/>
-              <w:bottom w:val="nil"/>
-              <w:right w:val="nil"/>
-              <w:between w:val="nil"/>
-            </w:pBdr>
-            <w:tabs>
-              <w:tab w:val="left" w:pos="284"/>
-              <w:tab w:val="right" w:pos="10348"/>
-            </w:tabs>
+            <w:pStyle w:val="TOC1"/>
             <w:rPr>
-              <w:rFonts w:ascii="Calibri" w:eastAsia="Calibri" w:hAnsi="Calibri" w:cs="Calibri"/>
-              <w:color w:val="000000"/>
-              <w:sz w:val="22"/>
+              <w:rFonts w:asciiTheme="minorHAnsi" w:eastAsiaTheme="minorEastAsia" w:hAnsiTheme="minorHAnsi" w:cstheme="minorBidi"/>
+              <w:bCs w:val="0"/>
+              <w:iCs w:val="0"/>
+              <w:noProof/>
               <w:szCs w:val="22"/>
+              <w:lang w:val="es-MX" w:eastAsia="es-MX"/>
             </w:rPr>
           </w:pPr>
-          <w:hyperlink w:anchor="_heading=h.d5gwm6lp7mo">
-            <w:r>
-              <w:rPr>
-                <w:rFonts w:ascii="Arial" w:eastAsia="Arial" w:hAnsi="Arial" w:cs="Arial"/>
-                <w:color w:val="000000"/>
-                <w:sz w:val="22"/>
-                <w:szCs w:val="22"/>
+          <w:hyperlink w:anchor="_Toc235086916" w:history="1">
+            <w:r>
+              <w:rPr>
+                <w:rStyle w:val="Hyperlink"/>
+                <w:noProof/>
               </w:rPr>
               <w:t>3. Conclusiones</w:t>
             </w:r>
             <w:r>
               <w:rPr>
-                <w:rFonts w:ascii="Arial" w:eastAsia="Arial" w:hAnsi="Arial" w:cs="Arial"/>
-                <w:color w:val="000000"/>
-                <w:sz w:val="22"/>
-                <w:szCs w:val="22"/>
+                <w:noProof/>
+                <w:webHidden/>
               </w:rPr>
               <w:tab/>
+            </w:r>
+            <w:r>
+              <w:rPr>
+                <w:noProof/>
+                <w:webHidden/>
+              </w:rPr>
+              <w:fldChar w:fldCharType="begin"/>
+            </w:r>
+            <w:r>
+              <w:rPr>
+                <w:noProof/>
+                <w:webHidden/>
+              </w:rPr>
+              <w:instrText xml:space="preserve"> PAGEREF _Toc235086916 \h </w:instrText>
+            </w:r>
+            <w:r>
+              <w:rPr>
+                <w:noProof/>
+                <w:webHidden/>
+              </w:rPr>
+            </w:r>
+            <w:r>
+              <w:rPr>
+                <w:noProof/>
+                <w:webHidden/>
+              </w:rPr>
+              <w:fldChar w:fldCharType="separate"/>
+            </w:r>
+            <w:r>
+              <w:rPr>
+                <w:noProof/>
+                <w:webHidden/>
+              </w:rPr>
               <w:t>5</w:t>
+            </w:r>
+            <w:r>
+              <w:rPr>
+                <w:noProof/>
+                <w:webHidden/>
+              </w:rPr>
+              <w:fldChar w:fldCharType="end"/>
             </w:r>
           </w:hyperlink>
         </w:p>
         <w:p>
           <w:pPr>
-            <w:pBdr>
-              <w:top w:val="nil"/>
-              <w:left w:val="nil"/>
-              <w:bottom w:val="nil"/>
-              <w:right w:val="nil"/>
-              <w:between w:val="nil"/>
-            </w:pBdr>
-            <w:tabs>
-              <w:tab w:val="right" w:pos="10360"/>
-            </w:tabs>
-            <w:ind w:left="567"/>
+            <w:pStyle w:val="TOC2"/>
             <w:rPr>
-              <w:rFonts w:ascii="Calibri" w:eastAsia="Calibri" w:hAnsi="Calibri" w:cs="Calibri"/>
-              <w:color w:val="000000"/>
-              <w:sz w:val="22"/>
-              <w:szCs w:val="22"/>
+              <w:rFonts w:asciiTheme="minorHAnsi" w:eastAsiaTheme="minorEastAsia" w:hAnsiTheme="minorHAnsi" w:cstheme="minorBidi"/>
+              <w:bCs w:val="0"/>
+              <w:noProof/>
+              <w:lang w:val="es-MX" w:eastAsia="es-MX"/>
             </w:rPr>
           </w:pPr>
-          <w:hyperlink w:anchor="_heading=h.tad3kx4sapep">
-            <w:r>
-              <w:rPr>
-                <w:rFonts w:ascii="Arial" w:eastAsia="Arial" w:hAnsi="Arial" w:cs="Arial"/>
-                <w:color w:val="000000"/>
-                <w:sz w:val="22"/>
-                <w:szCs w:val="22"/>
-              </w:rPr>
-              <w:t>3.1 Vigencia del informe de Resultados.</w:t>
-            </w:r>
-            <w:r>
-              <w:rPr>
-                <w:rFonts w:ascii="Arial" w:eastAsia="Arial" w:hAnsi="Arial" w:cs="Arial"/>
-                <w:color w:val="000000"/>
-                <w:sz w:val="22"/>
-                <w:szCs w:val="22"/>
+          <w:hyperlink w:anchor="_Toc235086917" w:history="1">
+            <w:r>
+              <w:rPr>
+                <w:rStyle w:val="Hyperlink"/>
+                <w:noProof/>
+              </w:rPr>
+              <w:t>3.1 Vigencia del Informe de Resultados.</w:t>
+            </w:r>
+            <w:r>
+              <w:rPr>
+                <w:noProof/>
+                <w:webHidden/>
               </w:rPr>
               <w:tab/>
+            </w:r>
+            <w:r>
+              <w:rPr>
+                <w:noProof/>
+                <w:webHidden/>
+              </w:rPr>
+              <w:fldChar w:fldCharType="begin"/>
+            </w:r>
+            <w:r>
+              <w:rPr>
+                <w:noProof/>
+                <w:webHidden/>
+              </w:rPr>
+              <w:instrText xml:space="preserve"> PAGEREF _Toc235086917 \h </w:instrText>
+            </w:r>
+            <w:r>
+              <w:rPr>
+                <w:noProof/>
+                <w:webHidden/>
+              </w:rPr>
+            </w:r>
+            <w:r>
+              <w:rPr>
+                <w:noProof/>
+                <w:webHidden/>
+              </w:rPr>
+              <w:fldChar w:fldCharType="separate"/>
+            </w:r>
+            <w:r>
+              <w:rPr>
+                <w:noProof/>
+                <w:webHidden/>
+              </w:rPr>
               <w:t>5</w:t>
+            </w:r>
+            <w:r>
+              <w:rPr>
+                <w:noProof/>
+                <w:webHidden/>
+              </w:rPr>
+              <w:fldChar w:fldCharType="end"/>
             </w:r>
           </w:hyperlink>
         </w:p>
         <w:p>
           <w:pPr>
-            <w:pBdr>
-              <w:top w:val="nil"/>
-              <w:left w:val="nil"/>
-              <w:bottom w:val="nil"/>
-              <w:right w:val="nil"/>
-              <w:between w:val="nil"/>
-            </w:pBdr>
-            <w:tabs>
-              <w:tab w:val="left" w:pos="284"/>
-              <w:tab w:val="right" w:pos="10348"/>
-            </w:tabs>
+            <w:pStyle w:val="TOC1"/>
             <w:rPr>
-              <w:rFonts w:ascii="Calibri" w:eastAsia="Calibri" w:hAnsi="Calibri" w:cs="Calibri"/>
-              <w:color w:val="000000"/>
-              <w:sz w:val="22"/>
+              <w:rFonts w:asciiTheme="minorHAnsi" w:eastAsiaTheme="minorEastAsia" w:hAnsiTheme="minorHAnsi" w:cstheme="minorBidi"/>
+              <w:bCs w:val="0"/>
+              <w:iCs w:val="0"/>
+              <w:noProof/>
               <w:szCs w:val="22"/>
+              <w:lang w:val="es-MX" w:eastAsia="es-MX"/>
             </w:rPr>
           </w:pPr>
-          <w:hyperlink w:anchor="_heading=h.pb713umbchp">
-            <w:r>
-              <w:rPr>
-                <w:rFonts w:ascii="Arial" w:eastAsia="Arial" w:hAnsi="Arial" w:cs="Arial"/>
-                <w:color w:val="000000"/>
-                <w:sz w:val="22"/>
-                <w:szCs w:val="22"/>
+          <w:hyperlink w:anchor="_Toc235086918" w:history="1">
+            <w:r>
+              <w:rPr>
+                <w:rStyle w:val="Hyperlink"/>
+                <w:noProof/>
               </w:rPr>
               <w:t>4. Datos de los instrumentos de medición utilizados.</w:t>
             </w:r>
             <w:r>
               <w:rPr>
-                <w:rFonts w:ascii="Arial" w:eastAsia="Arial" w:hAnsi="Arial" w:cs="Arial"/>
-                <w:color w:val="000000"/>
-                <w:sz w:val="22"/>
-                <w:szCs w:val="22"/>
+                <w:noProof/>
+                <w:webHidden/>
               </w:rPr>
               <w:tab/>
+            </w:r>
+            <w:r>
+              <w:rPr>
+                <w:noProof/>
+                <w:webHidden/>
+              </w:rPr>
+              <w:fldChar w:fldCharType="begin"/>
+            </w:r>
+            <w:r>
+              <w:rPr>
+                <w:noProof/>
+                <w:webHidden/>
+              </w:rPr>
+              <w:instrText xml:space="preserve"> PAGEREF _Toc235086918 \h </w:instrText>
+            </w:r>
+            <w:r>
+              <w:rPr>
+                <w:noProof/>
+                <w:webHidden/>
+              </w:rPr>
+            </w:r>
+            <w:r>
+              <w:rPr>
+                <w:noProof/>
+                <w:webHidden/>
+              </w:rPr>
+              <w:fldChar w:fldCharType="separate"/>
+            </w:r>
+            <w:r>
+              <w:rPr>
+                <w:noProof/>
+                <w:webHidden/>
+              </w:rPr>
               <w:t>6</w:t>
+            </w:r>
+            <w:r>
+              <w:rPr>
+                <w:noProof/>
+                <w:webHidden/>
+              </w:rPr>
+              <w:fldChar w:fldCharType="end"/>
             </w:r>
           </w:hyperlink>
         </w:p>
         <w:p>
           <w:pPr>
-            <w:pBdr>
-              <w:top w:val="nil"/>
-              <w:left w:val="nil"/>
-              <w:bottom w:val="nil"/>
-              <w:right w:val="nil"/>
-              <w:between w:val="nil"/>
-            </w:pBdr>
-            <w:tabs>
-              <w:tab w:val="right" w:pos="10360"/>
-            </w:tabs>
-            <w:ind w:left="567"/>
+            <w:pStyle w:val="TOC2"/>
             <w:rPr>
-              <w:rFonts w:ascii="Calibri" w:eastAsia="Calibri" w:hAnsi="Calibri" w:cs="Calibri"/>
-              <w:color w:val="000000"/>
-              <w:sz w:val="22"/>
-              <w:szCs w:val="22"/>
+              <w:rFonts w:asciiTheme="minorHAnsi" w:eastAsiaTheme="minorEastAsia" w:hAnsiTheme="minorHAnsi" w:cstheme="minorBidi"/>
+              <w:bCs w:val="0"/>
+              <w:noProof/>
+              <w:lang w:val="es-MX" w:eastAsia="es-MX"/>
             </w:rPr>
           </w:pPr>
-          <w:hyperlink w:anchor="_heading=h.6x7zp0q859av">
-            <w:r>
-              <w:rPr>
-                <w:rFonts w:ascii="Arial" w:eastAsia="Arial" w:hAnsi="Arial" w:cs="Arial"/>
-                <w:color w:val="000000"/>
-                <w:sz w:val="22"/>
-                <w:szCs w:val="22"/>
+          <w:hyperlink w:anchor="_Toc235086919" w:history="1">
+            <w:r>
+              <w:rPr>
+                <w:rStyle w:val="Hyperlink"/>
+                <w:noProof/>
               </w:rPr>
               <w:t>4.1.- Nombre genérico y características del equipo utilizado.</w:t>
             </w:r>
             <w:r>
               <w:rPr>
-                <w:rFonts w:ascii="Arial" w:eastAsia="Arial" w:hAnsi="Arial" w:cs="Arial"/>
-                <w:color w:val="000000"/>
-                <w:sz w:val="22"/>
-                <w:szCs w:val="22"/>
+                <w:noProof/>
+                <w:webHidden/>
               </w:rPr>
               <w:tab/>
+            </w:r>
+            <w:r>
+              <w:rPr>
+                <w:noProof/>
+                <w:webHidden/>
+              </w:rPr>
+              <w:fldChar w:fldCharType="begin"/>
+            </w:r>
+            <w:r>
+              <w:rPr>
+                <w:noProof/>
+                <w:webHidden/>
+              </w:rPr>
+              <w:instrText xml:space="preserve"> PAGEREF _Toc235086919 \h </w:instrText>
+            </w:r>
+            <w:r>
+              <w:rPr>
+                <w:noProof/>
+                <w:webHidden/>
+              </w:rPr>
+            </w:r>
+            <w:r>
+              <w:rPr>
+                <w:noProof/>
+                <w:webHidden/>
+              </w:rPr>
+              <w:fldChar w:fldCharType="separate"/>
+            </w:r>
+            <w:r>
+              <w:rPr>
+                <w:noProof/>
+                <w:webHidden/>
+              </w:rPr>
               <w:t>6</w:t>
+            </w:r>
+            <w:r>
+              <w:rPr>
+                <w:noProof/>
+                <w:webHidden/>
+              </w:rPr>
+              <w:fldChar w:fldCharType="end"/>
             </w:r>
           </w:hyperlink>
         </w:p>
         <w:p>
           <w:pPr>
-            <w:pBdr>
-              <w:top w:val="nil"/>
-              <w:left w:val="nil"/>
-              <w:bottom w:val="nil"/>
-              <w:right w:val="nil"/>
-              <w:between w:val="nil"/>
-            </w:pBdr>
+            <w:pStyle w:val="TOC3"/>
             <w:tabs>
-              <w:tab w:val="right" w:pos="10360"/>
+              <w:tab w:val="right" w:leader="dot" w:pos="10360"/>
             </w:tabs>
-            <w:spacing w:after="60"/>
-            <w:ind w:left="794"/>
             <w:rPr>
-              <w:rFonts w:ascii="Calibri" w:eastAsia="Calibri" w:hAnsi="Calibri" w:cs="Calibri"/>
-              <w:color w:val="000000"/>
-              <w:sz w:val="22"/>
+              <w:rFonts w:asciiTheme="minorHAnsi" w:eastAsiaTheme="minorEastAsia" w:hAnsiTheme="minorHAnsi" w:cstheme="minorBidi"/>
+              <w:noProof/>
               <w:szCs w:val="22"/>
+              <w:lang w:val="es-MX" w:eastAsia="es-MX"/>
             </w:rPr>
           </w:pPr>
-          <w:hyperlink w:anchor="_heading=h.2nlnlb4ari4u">
-            <w:r>
-              <w:rPr>
-                <w:rFonts w:ascii="Arial" w:eastAsia="Arial" w:hAnsi="Arial" w:cs="Arial"/>
-                <w:color w:val="000000"/>
-                <w:sz w:val="22"/>
-                <w:szCs w:val="22"/>
+          <w:hyperlink w:anchor="_Toc235086920" w:history="1">
+            <w:r>
+              <w:rPr>
+                <w:rStyle w:val="Hyperlink"/>
+                <w:noProof/>
               </w:rPr>
               <w:t>4 1.1 Equipo utilizado para la medición del sistema de puesta a tierra.</w:t>
             </w:r>
             <w:r>
               <w:rPr>
-                <w:rFonts w:ascii="Arial" w:eastAsia="Arial" w:hAnsi="Arial" w:cs="Arial"/>
-                <w:color w:val="000000"/>
-                <w:sz w:val="22"/>
-                <w:szCs w:val="22"/>
+                <w:noProof/>
+                <w:webHidden/>
               </w:rPr>
               <w:tab/>
+            </w:r>
+            <w:r>
+              <w:rPr>
+                <w:noProof/>
+                <w:webHidden/>
+              </w:rPr>
+              <w:fldChar w:fldCharType="begin"/>
+            </w:r>
+            <w:r>
+              <w:rPr>
+                <w:noProof/>
+                <w:webHidden/>
+              </w:rPr>
+              <w:instrText xml:space="preserve"> PAGEREF _Toc235086920 \h </w:instrText>
+            </w:r>
+            <w:r>
+              <w:rPr>
+                <w:noProof/>
+                <w:webHidden/>
+              </w:rPr>
+            </w:r>
+            <w:r>
+              <w:rPr>
+                <w:noProof/>
+                <w:webHidden/>
+              </w:rPr>
+              <w:fldChar w:fldCharType="separate"/>
+            </w:r>
+            <w:r>
+              <w:rPr>
+                <w:noProof/>
+                <w:webHidden/>
+              </w:rPr>
               <w:t>6</w:t>
+            </w:r>
+            <w:r>
+              <w:rPr>
+                <w:noProof/>
+                <w:webHidden/>
+              </w:rPr>
+              <w:fldChar w:fldCharType="end"/>
             </w:r>
           </w:hyperlink>
         </w:p>
         <w:p>
           <w:pPr>
-            <w:pBdr>
-              <w:top w:val="nil"/>
-              <w:left w:val="nil"/>
-              <w:bottom w:val="nil"/>
-              <w:right w:val="nil"/>
-              <w:between w:val="nil"/>
-            </w:pBdr>
+            <w:pStyle w:val="TOC3"/>
             <w:tabs>
-              <w:tab w:val="right" w:pos="10360"/>
+              <w:tab w:val="right" w:leader="dot" w:pos="10360"/>
             </w:tabs>
-            <w:spacing w:after="60"/>
-            <w:ind w:left="794"/>
             <w:rPr>
-              <w:rFonts w:ascii="Calibri" w:eastAsia="Calibri" w:hAnsi="Calibri" w:cs="Calibri"/>
-              <w:color w:val="000000"/>
-              <w:sz w:val="22"/>
+              <w:rFonts w:asciiTheme="minorHAnsi" w:eastAsiaTheme="minorEastAsia" w:hAnsiTheme="minorHAnsi" w:cstheme="minorBidi"/>
+              <w:noProof/>
               <w:szCs w:val="22"/>
+              <w:lang w:val="es-MX" w:eastAsia="es-MX"/>
             </w:rPr>
           </w:pPr>
-          <w:hyperlink w:anchor="_heading=h.wtr7t35w0f3b">
-            <w:r>
-              <w:rPr>
-                <w:rFonts w:ascii="Arial" w:eastAsia="Arial" w:hAnsi="Arial" w:cs="Arial"/>
-                <w:color w:val="000000"/>
-                <w:sz w:val="22"/>
-                <w:szCs w:val="22"/>
+          <w:hyperlink w:anchor="_Toc235086921" w:history="1">
+            <w:r>
+              <w:rPr>
+                <w:rStyle w:val="Hyperlink"/>
+                <w:noProof/>
               </w:rPr>
               <w:t>4 1.2 Equipo utilizado para la medición de continuidad.</w:t>
             </w:r>
             <w:r>
               <w:rPr>
-                <w:rFonts w:ascii="Arial" w:eastAsia="Arial" w:hAnsi="Arial" w:cs="Arial"/>
-                <w:color w:val="000000"/>
-                <w:sz w:val="22"/>
-                <w:szCs w:val="22"/>
+                <w:noProof/>
+                <w:webHidden/>
               </w:rPr>
               <w:tab/>
+            </w:r>
+            <w:r>
+              <w:rPr>
+                <w:noProof/>
+                <w:webHidden/>
+              </w:rPr>
+              <w:fldChar w:fldCharType="begin"/>
+            </w:r>
+            <w:r>
+              <w:rPr>
+                <w:noProof/>
+                <w:webHidden/>
+              </w:rPr>
+              <w:instrText xml:space="preserve"> PAGEREF _Toc235086921 \h </w:instrText>
+            </w:r>
+            <w:r>
+              <w:rPr>
+                <w:noProof/>
+                <w:webHidden/>
+              </w:rPr>
+            </w:r>
+            <w:r>
+              <w:rPr>
+                <w:noProof/>
+                <w:webHidden/>
+              </w:rPr>
+              <w:fldChar w:fldCharType="separate"/>
+            </w:r>
+            <w:r>
+              <w:rPr>
+                <w:noProof/>
+                <w:webHidden/>
+              </w:rPr>
               <w:t>6</w:t>
+            </w:r>
+            <w:r>
+              <w:rPr>
+                <w:noProof/>
+                <w:webHidden/>
+              </w:rPr>
+              <w:fldChar w:fldCharType="end"/>
             </w:r>
           </w:hyperlink>
         </w:p>
         <w:p>
           <w:pPr>
-            <w:pBdr>
-              <w:top w:val="nil"/>
-              <w:left w:val="nil"/>
-              <w:bottom w:val="nil"/>
-              <w:right w:val="nil"/>
-              <w:between w:val="nil"/>
-            </w:pBdr>
+            <w:pStyle w:val="TOC3"/>
             <w:tabs>
-              <w:tab w:val="right" w:pos="10360"/>
+              <w:tab w:val="right" w:leader="dot" w:pos="10360"/>
             </w:tabs>
-            <w:spacing w:after="60"/>
-            <w:ind w:left="794"/>
             <w:rPr>
-              <w:rFonts w:ascii="Calibri" w:eastAsia="Calibri" w:hAnsi="Calibri" w:cs="Calibri"/>
-              <w:color w:val="000000"/>
-              <w:sz w:val="22"/>
+              <w:rFonts w:asciiTheme="minorHAnsi" w:eastAsiaTheme="minorEastAsia" w:hAnsiTheme="minorHAnsi" w:cstheme="minorBidi"/>
+              <w:noProof/>
               <w:szCs w:val="22"/>
+              <w:lang w:val="es-MX" w:eastAsia="es-MX"/>
             </w:rPr>
           </w:pPr>
-          <w:hyperlink w:anchor="_heading=h.ezu66hwdhs7v">
-            <w:r>
-              <w:rPr>
-                <w:rFonts w:ascii="Arial" w:eastAsia="Arial" w:hAnsi="Arial" w:cs="Arial"/>
-                <w:color w:val="000000"/>
-                <w:sz w:val="22"/>
-                <w:szCs w:val="22"/>
+          <w:hyperlink w:anchor="_Toc235086922" w:history="1">
+            <w:r>
+              <w:rPr>
+                <w:rStyle w:val="Hyperlink"/>
+                <w:noProof/>
               </w:rPr>
               <w:t>4.1.3 Equipo para la medición de humedad relativa.</w:t>
             </w:r>
             <w:r>
               <w:rPr>
-                <w:rFonts w:ascii="Arial" w:eastAsia="Arial" w:hAnsi="Arial" w:cs="Arial"/>
-                <w:color w:val="000000"/>
-                <w:sz w:val="22"/>
-                <w:szCs w:val="22"/>
+                <w:noProof/>
+                <w:webHidden/>
               </w:rPr>
               <w:tab/>
+            </w:r>
+            <w:r>
+              <w:rPr>
+                <w:noProof/>
+                <w:webHidden/>
+              </w:rPr>
+              <w:fldChar w:fldCharType="begin"/>
+            </w:r>
+            <w:r>
+              <w:rPr>
+                <w:noProof/>
+                <w:webHidden/>
+              </w:rPr>
+              <w:instrText xml:space="preserve"> PAGEREF _Toc235086922 \h </w:instrText>
+            </w:r>
+            <w:r>
+              <w:rPr>
+                <w:noProof/>
+                <w:webHidden/>
+              </w:rPr>
+            </w:r>
+            <w:r>
+              <w:rPr>
+                <w:noProof/>
+                <w:webHidden/>
+              </w:rPr>
+              <w:fldChar w:fldCharType="separate"/>
+            </w:r>
+            <w:r>
+              <w:rPr>
+                <w:noProof/>
+                <w:webHidden/>
+              </w:rPr>
               <w:t>6</w:t>
+            </w:r>
+            <w:r>
+              <w:rPr>
+                <w:noProof/>
+                <w:webHidden/>
+              </w:rPr>
+              <w:fldChar w:fldCharType="end"/>
             </w:r>
           </w:hyperlink>
         </w:p>
         <w:p>
           <w:pPr>
-            <w:pBdr>
-              <w:top w:val="nil"/>
-              <w:left w:val="nil"/>
-              <w:bottom w:val="nil"/>
-              <w:right w:val="nil"/>
-              <w:between w:val="nil"/>
-            </w:pBdr>
-            <w:tabs>
-              <w:tab w:val="right" w:pos="10360"/>
-            </w:tabs>
-            <w:ind w:left="567"/>
+            <w:pStyle w:val="TOC2"/>
             <w:rPr>
-              <w:rFonts w:ascii="Calibri" w:eastAsia="Calibri" w:hAnsi="Calibri" w:cs="Calibri"/>
-              <w:color w:val="000000"/>
-              <w:sz w:val="22"/>
-              <w:szCs w:val="22"/>
+              <w:rFonts w:asciiTheme="minorHAnsi" w:eastAsiaTheme="minorEastAsia" w:hAnsiTheme="minorHAnsi" w:cstheme="minorBidi"/>
+              <w:bCs w:val="0"/>
+              <w:noProof/>
+              <w:lang w:val="es-MX" w:eastAsia="es-MX"/>
             </w:rPr>
           </w:pPr>
-          <w:hyperlink w:anchor="_heading=h.lotme8l5sp4x">
-            <w:r>
-              <w:rPr>
-                <w:rFonts w:ascii="Arial" w:eastAsia="Arial" w:hAnsi="Arial" w:cs="Arial"/>
-                <w:color w:val="000000"/>
-                <w:sz w:val="22"/>
-                <w:szCs w:val="22"/>
+          <w:hyperlink w:anchor="_Toc235086923" w:history="1">
+            <w:r>
+              <w:rPr>
+                <w:rStyle w:val="Hyperlink"/>
+                <w:noProof/>
               </w:rPr>
               <w:t>4.2.- Descripción de las fuentes generadoras de electricidad estática.</w:t>
             </w:r>
             <w:r>
               <w:rPr>
-                <w:rFonts w:ascii="Arial" w:eastAsia="Arial" w:hAnsi="Arial" w:cs="Arial"/>
-                <w:color w:val="000000"/>
-                <w:sz w:val="22"/>
-                <w:szCs w:val="22"/>
+                <w:noProof/>
+                <w:webHidden/>
               </w:rPr>
               <w:tab/>
+            </w:r>
+            <w:r>
+              <w:rPr>
+                <w:noProof/>
+                <w:webHidden/>
+              </w:rPr>
+              <w:fldChar w:fldCharType="begin"/>
+            </w:r>
+            <w:r>
+              <w:rPr>
+                <w:noProof/>
+                <w:webHidden/>
+              </w:rPr>
+              <w:instrText xml:space="preserve"> PAGEREF _Toc235086923 \h </w:instrText>
+            </w:r>
+            <w:r>
+              <w:rPr>
+                <w:noProof/>
+                <w:webHidden/>
+              </w:rPr>
+            </w:r>
+            <w:r>
+              <w:rPr>
+                <w:noProof/>
+                <w:webHidden/>
+              </w:rPr>
+              <w:fldChar w:fldCharType="separate"/>
+            </w:r>
+            <w:r>
+              <w:rPr>
+                <w:noProof/>
+                <w:webHidden/>
+              </w:rPr>
               <w:t>7</w:t>
+            </w:r>
+            <w:r>
+              <w:rPr>
+                <w:noProof/>
+                <w:webHidden/>
+              </w:rPr>
+              <w:fldChar w:fldCharType="end"/>
             </w:r>
           </w:hyperlink>
         </w:p>
         <w:p>
           <w:pPr>
-            <w:pBdr>
-              <w:top w:val="nil"/>
-              <w:left w:val="nil"/>
-              <w:bottom w:val="nil"/>
-              <w:right w:val="nil"/>
-              <w:between w:val="nil"/>
-            </w:pBdr>
+            <w:pStyle w:val="TOC3"/>
             <w:tabs>
-              <w:tab w:val="right" w:pos="10360"/>
+              <w:tab w:val="right" w:leader="dot" w:pos="10360"/>
             </w:tabs>
-            <w:spacing w:after="60"/>
-            <w:ind w:left="794"/>
             <w:rPr>
-              <w:rFonts w:ascii="Calibri" w:eastAsia="Calibri" w:hAnsi="Calibri" w:cs="Calibri"/>
-              <w:color w:val="000000"/>
-              <w:sz w:val="22"/>
+              <w:rFonts w:asciiTheme="minorHAnsi" w:eastAsiaTheme="minorEastAsia" w:hAnsiTheme="minorHAnsi" w:cstheme="minorBidi"/>
+              <w:noProof/>
               <w:szCs w:val="22"/>
+              <w:lang w:val="es-MX" w:eastAsia="es-MX"/>
             </w:rPr>
           </w:pPr>
-          <w:hyperlink w:anchor="_heading=h.i5y6zky9p4q9">
-            <w:r>
-              <w:rPr>
-                <w:rFonts w:ascii="Arial" w:eastAsia="Arial" w:hAnsi="Arial" w:cs="Arial"/>
-                <w:color w:val="000000"/>
-                <w:sz w:val="22"/>
-                <w:szCs w:val="22"/>
+          <w:hyperlink w:anchor="_Toc235086924" w:history="1">
+            <w:r>
+              <w:rPr>
+                <w:rStyle w:val="Hyperlink"/>
+                <w:noProof/>
               </w:rPr>
               <w:t>4.2.1.- Plano de ubicación de los puntos de medición.</w:t>
             </w:r>
             <w:r>
               <w:rPr>
-                <w:rFonts w:ascii="Arial" w:eastAsia="Arial" w:hAnsi="Arial" w:cs="Arial"/>
-                <w:color w:val="000000"/>
-                <w:sz w:val="22"/>
-                <w:szCs w:val="22"/>
+                <w:noProof/>
+                <w:webHidden/>
               </w:rPr>
               <w:tab/>
+            </w:r>
+            <w:r>
+              <w:rPr>
+                <w:noProof/>
+                <w:webHidden/>
+              </w:rPr>
+              <w:fldChar w:fldCharType="begin"/>
+            </w:r>
+            <w:r>
+              <w:rPr>
+                <w:noProof/>
+                <w:webHidden/>
+              </w:rPr>
+              <w:instrText xml:space="preserve"> PAGEREF _Toc235086924 \h </w:instrText>
+            </w:r>
+            <w:r>
+              <w:rPr>
+                <w:noProof/>
+                <w:webHidden/>
+              </w:rPr>
+            </w:r>
+            <w:r>
+              <w:rPr>
+                <w:noProof/>
+                <w:webHidden/>
+              </w:rPr>
+              <w:fldChar w:fldCharType="separate"/>
+            </w:r>
+            <w:r>
+              <w:rPr>
+                <w:noProof/>
+                <w:webHidden/>
+              </w:rPr>
               <w:t>7</w:t>
+            </w:r>
+            <w:r>
+              <w:rPr>
+                <w:noProof/>
+                <w:webHidden/>
+              </w:rPr>
+              <w:fldChar w:fldCharType="end"/>
             </w:r>
           </w:hyperlink>
         </w:p>
         <w:p>
           <w:pPr>
-            <w:pBdr>
-              <w:top w:val="nil"/>
-              <w:left w:val="nil"/>
-              <w:bottom w:val="nil"/>
-              <w:right w:val="nil"/>
-              <w:between w:val="nil"/>
-            </w:pBdr>
-            <w:tabs>
-              <w:tab w:val="right" w:pos="10360"/>
-            </w:tabs>
-            <w:ind w:left="567"/>
+            <w:pStyle w:val="TOC2"/>
             <w:rPr>
-              <w:rFonts w:ascii="Calibri" w:eastAsia="Calibri" w:hAnsi="Calibri" w:cs="Calibri"/>
-              <w:color w:val="000000"/>
-              <w:sz w:val="22"/>
-              <w:szCs w:val="22"/>
+              <w:rFonts w:asciiTheme="minorHAnsi" w:eastAsiaTheme="minorEastAsia" w:hAnsiTheme="minorHAnsi" w:cstheme="minorBidi"/>
+              <w:bCs w:val="0"/>
+              <w:noProof/>
+              <w:lang w:val="es-MX" w:eastAsia="es-MX"/>
             </w:rPr>
           </w:pPr>
-          <w:hyperlink w:anchor="_heading=h.3k7awubuqy4k">
-            <w:r>
-              <w:rPr>
-                <w:rFonts w:ascii="Arial" w:eastAsia="Arial" w:hAnsi="Arial" w:cs="Arial"/>
-                <w:color w:val="000000"/>
-                <w:sz w:val="22"/>
-                <w:szCs w:val="22"/>
+          <w:hyperlink w:anchor="_Toc235086925" w:history="1">
+            <w:r>
+              <w:rPr>
+                <w:rStyle w:val="Hyperlink"/>
+                <w:noProof/>
               </w:rPr>
               <w:t>4.3.- Procedimiento de la medición.</w:t>
             </w:r>
             <w:r>
               <w:rPr>
-                <w:rFonts w:ascii="Arial" w:eastAsia="Arial" w:hAnsi="Arial" w:cs="Arial"/>
-                <w:color w:val="000000"/>
-                <w:sz w:val="22"/>
-                <w:szCs w:val="22"/>
+                <w:noProof/>
+                <w:webHidden/>
               </w:rPr>
               <w:tab/>
+            </w:r>
+            <w:r>
+              <w:rPr>
+                <w:noProof/>
+                <w:webHidden/>
+              </w:rPr>
+              <w:fldChar w:fldCharType="begin"/>
+            </w:r>
+            <w:r>
+              <w:rPr>
+                <w:noProof/>
+                <w:webHidden/>
+              </w:rPr>
+              <w:instrText xml:space="preserve"> PAGEREF _Toc235086925 \h </w:instrText>
+            </w:r>
+            <w:r>
+              <w:rPr>
+                <w:noProof/>
+                <w:webHidden/>
+              </w:rPr>
+            </w:r>
+            <w:r>
+              <w:rPr>
+                <w:noProof/>
+                <w:webHidden/>
+              </w:rPr>
+              <w:fldChar w:fldCharType="separate"/>
+            </w:r>
+            <w:r>
+              <w:rPr>
+                <w:noProof/>
+                <w:webHidden/>
+              </w:rPr>
               <w:t>8</w:t>
+            </w:r>
+            <w:r>
+              <w:rPr>
+                <w:noProof/>
+                <w:webHidden/>
+              </w:rPr>
+              <w:fldChar w:fldCharType="end"/>
             </w:r>
           </w:hyperlink>
         </w:p>
         <w:p>
           <w:pPr>
-            <w:pBdr>
-              <w:top w:val="nil"/>
-              <w:left w:val="nil"/>
-              <w:bottom w:val="nil"/>
-              <w:right w:val="nil"/>
-              <w:between w:val="nil"/>
-            </w:pBdr>
-            <w:tabs>
-              <w:tab w:val="right" w:pos="10360"/>
-            </w:tabs>
-            <w:ind w:left="567"/>
+            <w:pStyle w:val="TOC2"/>
             <w:rPr>
-              <w:rFonts w:ascii="Calibri" w:eastAsia="Calibri" w:hAnsi="Calibri" w:cs="Calibri"/>
-              <w:color w:val="000000"/>
-              <w:sz w:val="22"/>
-              <w:szCs w:val="22"/>
+              <w:rFonts w:asciiTheme="minorHAnsi" w:eastAsiaTheme="minorEastAsia" w:hAnsiTheme="minorHAnsi" w:cstheme="minorBidi"/>
+              <w:bCs w:val="0"/>
+              <w:noProof/>
+              <w:lang w:val="es-MX" w:eastAsia="es-MX"/>
             </w:rPr>
           </w:pPr>
-          <w:hyperlink w:anchor="_heading=h.kowezty92d1d">
-            <w:r>
-              <w:rPr>
-                <w:rFonts w:ascii="Arial" w:eastAsia="Arial" w:hAnsi="Arial" w:cs="Arial"/>
-                <w:color w:val="000000"/>
-                <w:sz w:val="22"/>
-                <w:szCs w:val="22"/>
-              </w:rPr>
-              <w:t>4.4.- Registro de los valores de las mediciones de la resistencia del sistema de puesta a tierra.</w:t>
-            </w:r>
-            <w:r>
-              <w:rPr>
-                <w:rFonts w:ascii="Arial" w:eastAsia="Arial" w:hAnsi="Arial" w:cs="Arial"/>
-                <w:color w:val="000000"/>
-                <w:sz w:val="22"/>
-                <w:szCs w:val="22"/>
+          <w:hyperlink w:anchor="_Toc235086926" w:history="1">
+            <w:r>
+              <w:rPr>
+                <w:rStyle w:val="Hyperlink"/>
+                <w:noProof/>
+              </w:rPr>
+              <w:t>4.4.- Registro de los valores de las mediciones de la resistencia del sistema de puesta a tierra</w:t>
+            </w:r>
+            <w:r>
+              <w:rPr>
+                <w:noProof/>
+                <w:webHidden/>
               </w:rPr>
               <w:tab/>
+            </w:r>
+            <w:r>
+              <w:rPr>
+                <w:noProof/>
+                <w:webHidden/>
+              </w:rPr>
+              <w:fldChar w:fldCharType="begin"/>
+            </w:r>
+            <w:r>
+              <w:rPr>
+                <w:noProof/>
+                <w:webHidden/>
+              </w:rPr>
+              <w:instrText xml:space="preserve"> PAGEREF _Toc235086926 \h </w:instrText>
+            </w:r>
+            <w:r>
+              <w:rPr>
+                <w:noProof/>
+                <w:webHidden/>
+              </w:rPr>
+            </w:r>
+            <w:r>
+              <w:rPr>
+                <w:noProof/>
+                <w:webHidden/>
+              </w:rPr>
+              <w:fldChar w:fldCharType="separate"/>
+            </w:r>
+            <w:r>
+              <w:rPr>
+                <w:noProof/>
+                <w:webHidden/>
+              </w:rPr>
               <w:t>11</w:t>
+            </w:r>
+            <w:r>
+              <w:rPr>
+                <w:noProof/>
+                <w:webHidden/>
+              </w:rPr>
+              <w:fldChar w:fldCharType="end"/>
             </w:r>
           </w:hyperlink>
         </w:p>
         <w:p>
           <w:pPr>
-            <w:pBdr>
-              <w:top w:val="nil"/>
-              <w:left w:val="nil"/>
-              <w:bottom w:val="nil"/>
-              <w:right w:val="nil"/>
-              <w:between w:val="nil"/>
-            </w:pBdr>
-            <w:tabs>
-              <w:tab w:val="left" w:pos="284"/>
-              <w:tab w:val="right" w:pos="10348"/>
-            </w:tabs>
+            <w:pStyle w:val="TOC1"/>
             <w:rPr>
-              <w:rFonts w:ascii="Calibri" w:eastAsia="Calibri" w:hAnsi="Calibri" w:cs="Calibri"/>
-              <w:color w:val="000000"/>
-              <w:sz w:val="22"/>
+              <w:rFonts w:asciiTheme="minorHAnsi" w:eastAsiaTheme="minorEastAsia" w:hAnsiTheme="minorHAnsi" w:cstheme="minorBidi"/>
+              <w:bCs w:val="0"/>
+              <w:iCs w:val="0"/>
+              <w:noProof/>
               <w:szCs w:val="22"/>
+              <w:lang w:val="es-MX" w:eastAsia="es-MX"/>
             </w:rPr>
           </w:pPr>
-          <w:hyperlink w:anchor="_heading=h.kzyu6xwq7mie">
-            <w:r>
-              <w:rPr>
-                <w:rFonts w:ascii="Arial" w:eastAsia="Arial" w:hAnsi="Arial" w:cs="Arial"/>
-                <w:color w:val="000000"/>
-                <w:sz w:val="22"/>
-                <w:szCs w:val="22"/>
+          <w:hyperlink w:anchor="_Toc235086927" w:history="1">
+            <w:r>
+              <w:rPr>
+                <w:rStyle w:val="Hyperlink"/>
+                <w:noProof/>
               </w:rPr>
               <w:t>5. Valores de las mediciones efectuadas.</w:t>
             </w:r>
             <w:r>
               <w:rPr>
-                <w:rFonts w:ascii="Arial" w:eastAsia="Arial" w:hAnsi="Arial" w:cs="Arial"/>
-                <w:color w:val="000000"/>
-                <w:sz w:val="22"/>
-                <w:szCs w:val="22"/>
+                <w:noProof/>
+                <w:webHidden/>
               </w:rPr>
               <w:tab/>
-              <w:t>39</w:t>
+            </w:r>
+            <w:r>
+              <w:rPr>
+                <w:noProof/>
+                <w:webHidden/>
+              </w:rPr>
+              <w:fldChar w:fldCharType="begin"/>
+            </w:r>
+            <w:r>
+              <w:rPr>
+                <w:noProof/>
+                <w:webHidden/>
+              </w:rPr>
+              <w:instrText xml:space="preserve"> PAGEREF _Toc235086927 \h </w:instrText>
+            </w:r>
+            <w:r>
+              <w:rPr>
+                <w:noProof/>
+                <w:webHidden/>
+              </w:rPr>
+            </w:r>
+            <w:r>
+              <w:rPr>
+                <w:noProof/>
+                <w:webHidden/>
+              </w:rPr>
+              <w:fldChar w:fldCharType="separate"/>
+            </w:r>
+            <w:r>
+              <w:rPr>
+                <w:noProof/>
+                <w:webHidden/>
+              </w:rPr>
+              <w:t>12</w:t>
+            </w:r>
+            <w:r>
+              <w:rPr>
+                <w:noProof/>
+                <w:webHidden/>
+              </w:rPr>
+              <w:fldChar w:fldCharType="end"/>
             </w:r>
           </w:hyperlink>
         </w:p>
         <w:p>
           <w:pPr>
-            <w:pBdr>
-              <w:top w:val="nil"/>
-              <w:left w:val="nil"/>
-              <w:bottom w:val="nil"/>
-              <w:right w:val="nil"/>
-              <w:between w:val="nil"/>
-            </w:pBdr>
-            <w:tabs>
-              <w:tab w:val="right" w:pos="10360"/>
-            </w:tabs>
-            <w:ind w:left="567"/>
+            <w:pStyle w:val="TOC2"/>
             <w:rPr>
-              <w:rFonts w:ascii="Calibri" w:eastAsia="Calibri" w:hAnsi="Calibri" w:cs="Calibri"/>
-              <w:color w:val="000000"/>
-              <w:sz w:val="22"/>
-              <w:szCs w:val="22"/>
+              <w:rFonts w:asciiTheme="minorHAnsi" w:eastAsiaTheme="minorEastAsia" w:hAnsiTheme="minorHAnsi" w:cstheme="minorBidi"/>
+              <w:bCs w:val="0"/>
+              <w:noProof/>
+              <w:lang w:val="es-MX" w:eastAsia="es-MX"/>
             </w:rPr>
           </w:pPr>
-          <w:hyperlink w:anchor="_heading=h.fqrvat1bikxb">
-            <w:r>
-              <w:rPr>
-                <w:rFonts w:ascii="Arial" w:eastAsia="Arial" w:hAnsi="Arial" w:cs="Arial"/>
-                <w:color w:val="000000"/>
-                <w:sz w:val="22"/>
-                <w:szCs w:val="22"/>
+          <w:hyperlink w:anchor="_Toc235086928" w:history="1">
+            <w:r>
+              <w:rPr>
+                <w:rStyle w:val="Hyperlink"/>
+                <w:noProof/>
               </w:rPr>
               <w:t>5.1.- Valores de la resistencia de la red de puesta a tierra e indicación de la continuidad eléctrica de los puntos de conexión del sistema.</w:t>
             </w:r>
             <w:r>
               <w:rPr>
-                <w:rFonts w:ascii="Arial" w:eastAsia="Arial" w:hAnsi="Arial" w:cs="Arial"/>
-                <w:color w:val="000000"/>
-                <w:sz w:val="22"/>
-                <w:szCs w:val="22"/>
+                <w:noProof/>
+                <w:webHidden/>
               </w:rPr>
               <w:tab/>
-              <w:t>39</w:t>
+            </w:r>
+            <w:r>
+              <w:rPr>
+                <w:noProof/>
+                <w:webHidden/>
+              </w:rPr>
+              <w:fldChar w:fldCharType="begin"/>
+            </w:r>
+            <w:r>
+              <w:rPr>
+                <w:noProof/>
+                <w:webHidden/>
+              </w:rPr>
+              <w:instrText xml:space="preserve"> PAGEREF _Toc235086928 \h </w:instrText>
+            </w:r>
+            <w:r>
+              <w:rPr>
+                <w:noProof/>
+                <w:webHidden/>
+              </w:rPr>
+            </w:r>
+            <w:r>
+              <w:rPr>
+                <w:noProof/>
+                <w:webHidden/>
+              </w:rPr>
+              <w:fldChar w:fldCharType="separate"/>
+            </w:r>
+            <w:r>
+              <w:rPr>
+                <w:noProof/>
+                <w:webHidden/>
+              </w:rPr>
+              <w:t>12</w:t>
+            </w:r>
+            <w:r>
+              <w:rPr>
+                <w:noProof/>
+                <w:webHidden/>
+              </w:rPr>
+              <w:fldChar w:fldCharType="end"/>
             </w:r>
           </w:hyperlink>
         </w:p>
         <w:p>
           <w:pPr>
-            <w:pBdr>
-              <w:top w:val="nil"/>
-              <w:left w:val="nil"/>
-              <w:bottom w:val="nil"/>
-              <w:right w:val="nil"/>
-              <w:between w:val="nil"/>
-            </w:pBdr>
-            <w:tabs>
-              <w:tab w:val="right" w:pos="10360"/>
-            </w:tabs>
-            <w:ind w:left="567"/>
+            <w:pStyle w:val="TOC2"/>
             <w:rPr>
-              <w:rFonts w:ascii="Calibri" w:eastAsia="Calibri" w:hAnsi="Calibri" w:cs="Calibri"/>
-              <w:color w:val="000000"/>
-              <w:sz w:val="22"/>
-              <w:szCs w:val="22"/>
+              <w:rFonts w:asciiTheme="minorHAnsi" w:eastAsiaTheme="minorEastAsia" w:hAnsiTheme="minorHAnsi" w:cstheme="minorBidi"/>
+              <w:bCs w:val="0"/>
+              <w:noProof/>
+              <w:lang w:val="es-MX" w:eastAsia="es-MX"/>
             </w:rPr>
           </w:pPr>
-          <w:hyperlink w:anchor="_heading=h.qx2btotczz3h">
-            <w:r>
-              <w:rPr>
-                <w:rFonts w:ascii="Arial" w:eastAsia="Arial" w:hAnsi="Arial" w:cs="Arial"/>
-                <w:color w:val="000000"/>
-                <w:sz w:val="22"/>
-                <w:szCs w:val="22"/>
+          <w:hyperlink w:anchor="_Toc235086929" w:history="1">
+            <w:r>
+              <w:rPr>
+                <w:rStyle w:val="Hyperlink"/>
+                <w:noProof/>
               </w:rPr>
               <w:t>5.2.- Valores de las mediciones de la humedad relativa.</w:t>
             </w:r>
             <w:r>
               <w:rPr>
-                <w:rFonts w:ascii="Arial" w:eastAsia="Arial" w:hAnsi="Arial" w:cs="Arial"/>
-                <w:color w:val="000000"/>
-                <w:sz w:val="22"/>
-                <w:szCs w:val="22"/>
+                <w:noProof/>
+                <w:webHidden/>
               </w:rPr>
               <w:tab/>
-              <w:t>41</w:t>
+            </w:r>
+            <w:r>
+              <w:rPr>
+                <w:noProof/>
+                <w:webHidden/>
+              </w:rPr>
+              <w:fldChar w:fldCharType="begin"/>
+            </w:r>
+            <w:r>
+              <w:rPr>
+                <w:noProof/>
+                <w:webHidden/>
+              </w:rPr>
+              <w:instrText xml:space="preserve"> PAGEREF _Toc235086929 \h </w:instrText>
+            </w:r>
+            <w:r>
+              <w:rPr>
+                <w:noProof/>
+                <w:webHidden/>
+              </w:rPr>
+            </w:r>
+            <w:r>
+              <w:rPr>
+                <w:noProof/>
+                <w:webHidden/>
+              </w:rPr>
+              <w:fldChar w:fldCharType="separate"/>
+            </w:r>
+            <w:r>
+              <w:rPr>
+                <w:noProof/>
+                <w:webHidden/>
+              </w:rPr>
+              <w:t>13</w:t>
+            </w:r>
+            <w:r>
+              <w:rPr>
+                <w:noProof/>
+                <w:webHidden/>
+              </w:rPr>
+              <w:fldChar w:fldCharType="end"/>
             </w:r>
           </w:hyperlink>
         </w:p>
         <w:p>
           <w:pPr>
-            <w:pBdr>
-              <w:top w:val="nil"/>
-              <w:left w:val="nil"/>
-              <w:bottom w:val="nil"/>
-              <w:right w:val="nil"/>
-              <w:between w:val="nil"/>
-            </w:pBdr>
-            <w:tabs>
-              <w:tab w:val="right" w:pos="10360"/>
-            </w:tabs>
-            <w:ind w:left="567"/>
+            <w:pStyle w:val="TOC2"/>
             <w:rPr>
-              <w:rFonts w:ascii="Calibri" w:eastAsia="Calibri" w:hAnsi="Calibri" w:cs="Calibri"/>
-              <w:color w:val="000000"/>
-              <w:sz w:val="22"/>
-              <w:szCs w:val="22"/>
+              <w:rFonts w:asciiTheme="minorHAnsi" w:eastAsiaTheme="minorEastAsia" w:hAnsiTheme="minorHAnsi" w:cstheme="minorBidi"/>
+              <w:bCs w:val="0"/>
+              <w:noProof/>
+              <w:lang w:val="es-MX" w:eastAsia="es-MX"/>
             </w:rPr>
           </w:pPr>
-          <w:hyperlink w:anchor="_heading=h.z995f3qk60x3">
-            <w:r>
-              <w:rPr>
-                <w:rFonts w:ascii="Arial" w:eastAsia="Arial" w:hAnsi="Arial" w:cs="Arial"/>
-                <w:color w:val="000000"/>
-                <w:sz w:val="22"/>
-                <w:szCs w:val="22"/>
+          <w:hyperlink w:anchor="_Toc235086930" w:history="1">
+            <w:r>
+              <w:rPr>
+                <w:rStyle w:val="Hyperlink"/>
+                <w:noProof/>
               </w:rPr>
               <w:t>5.3 Características del sistema de Pararrayos utilizado.</w:t>
             </w:r>
             <w:r>
               <w:rPr>
-                <w:rFonts w:ascii="Arial" w:eastAsia="Arial" w:hAnsi="Arial" w:cs="Arial"/>
-                <w:color w:val="000000"/>
-                <w:sz w:val="22"/>
-                <w:szCs w:val="22"/>
+                <w:noProof/>
+                <w:webHidden/>
               </w:rPr>
               <w:tab/>
-              <w:t>42</w:t>
+            </w:r>
+            <w:r>
+              <w:rPr>
+                <w:noProof/>
+                <w:webHidden/>
+              </w:rPr>
+              <w:fldChar w:fldCharType="begin"/>
+            </w:r>
+            <w:r>
+              <w:rPr>
+                <w:noProof/>
+                <w:webHidden/>
+              </w:rPr>
+              <w:instrText xml:space="preserve"> PAGEREF _Toc235086930 \h </w:instrText>
+            </w:r>
+            <w:r>
+              <w:rPr>
+                <w:noProof/>
+                <w:webHidden/>
+              </w:rPr>
+            </w:r>
+            <w:r>
+              <w:rPr>
+                <w:noProof/>
+                <w:webHidden/>
+              </w:rPr>
+              <w:fldChar w:fldCharType="separate"/>
+            </w:r>
+            <w:r>
+              <w:rPr>
+                <w:noProof/>
+                <w:webHidden/>
+              </w:rPr>
+              <w:t>14</w:t>
+            </w:r>
+            <w:r>
+              <w:rPr>
+                <w:noProof/>
+                <w:webHidden/>
+              </w:rPr>
+              <w:fldChar w:fldCharType="end"/>
             </w:r>
           </w:hyperlink>
         </w:p>
         <w:p>
           <w:pPr>
-            <w:pBdr>
-              <w:top w:val="nil"/>
-              <w:left w:val="nil"/>
-              <w:bottom w:val="nil"/>
-              <w:right w:val="nil"/>
-              <w:between w:val="nil"/>
-            </w:pBdr>
-            <w:tabs>
-              <w:tab w:val="left" w:pos="284"/>
-              <w:tab w:val="right" w:pos="10348"/>
-            </w:tabs>
+            <w:pStyle w:val="TOC1"/>
             <w:rPr>
-              <w:rFonts w:ascii="Calibri" w:eastAsia="Calibri" w:hAnsi="Calibri" w:cs="Calibri"/>
-              <w:color w:val="000000"/>
-              <w:sz w:val="22"/>
+              <w:rFonts w:asciiTheme="minorHAnsi" w:eastAsiaTheme="minorEastAsia" w:hAnsiTheme="minorHAnsi" w:cstheme="minorBidi"/>
+              <w:bCs w:val="0"/>
+              <w:iCs w:val="0"/>
+              <w:noProof/>
               <w:szCs w:val="22"/>
+              <w:lang w:val="es-MX" w:eastAsia="es-MX"/>
             </w:rPr>
           </w:pPr>
-          <w:hyperlink w:anchor="_heading=h.4z50o59y491r">
-            <w:r>
-              <w:rPr>
-                <w:rFonts w:ascii="Arial" w:eastAsia="Arial" w:hAnsi="Arial" w:cs="Arial"/>
-                <w:color w:val="000000"/>
-                <w:sz w:val="22"/>
-                <w:szCs w:val="22"/>
+          <w:hyperlink w:anchor="_Toc235086931" w:history="1">
+            <w:r>
+              <w:rPr>
+                <w:rStyle w:val="Hyperlink"/>
+                <w:noProof/>
               </w:rPr>
               <w:t>6. Anexos.</w:t>
             </w:r>
             <w:r>
               <w:rPr>
-                <w:rFonts w:ascii="Arial" w:eastAsia="Arial" w:hAnsi="Arial" w:cs="Arial"/>
-                <w:color w:val="000000"/>
-                <w:sz w:val="22"/>
-                <w:szCs w:val="22"/>
+                <w:noProof/>
+                <w:webHidden/>
               </w:rPr>
               <w:tab/>
-              <w:t>43</w:t>
+            </w:r>
+            <w:r>
+              <w:rPr>
+                <w:noProof/>
+                <w:webHidden/>
+              </w:rPr>
+              <w:fldChar w:fldCharType="begin"/>
+            </w:r>
+            <w:r>
+              <w:rPr>
+                <w:noProof/>
+                <w:webHidden/>
+              </w:rPr>
+              <w:instrText xml:space="preserve"> PAGEREF _Toc235086931 \h </w:instrText>
+            </w:r>
+            <w:r>
+              <w:rPr>
+                <w:noProof/>
+                <w:webHidden/>
+              </w:rPr>
+            </w:r>
+            <w:r>
+              <w:rPr>
+                <w:noProof/>
+                <w:webHidden/>
+              </w:rPr>
+              <w:fldChar w:fldCharType="separate"/>
+            </w:r>
+            <w:r>
+              <w:rPr>
+                <w:noProof/>
+                <w:webHidden/>
+              </w:rPr>
+              <w:t>15</w:t>
+            </w:r>
+            <w:r>
+              <w:rPr>
+                <w:noProof/>
+                <w:webHidden/>
+              </w:rPr>
+              <w:fldChar w:fldCharType="end"/>
             </w:r>
           </w:hyperlink>
         </w:p>
         <w:p>
           <w:pPr>
-            <w:pBdr>
-              <w:top w:val="nil"/>
-              <w:left w:val="nil"/>
-              <w:bottom w:val="nil"/>
-              <w:right w:val="nil"/>
-              <w:between w:val="nil"/>
-            </w:pBdr>
-            <w:tabs>
-              <w:tab w:val="right" w:pos="10360"/>
-            </w:tabs>
-            <w:ind w:left="567"/>
+            <w:pStyle w:val="TOC2"/>
             <w:rPr>
-              <w:rFonts w:ascii="Calibri" w:eastAsia="Calibri" w:hAnsi="Calibri" w:cs="Calibri"/>
-              <w:color w:val="000000"/>
-              <w:sz w:val="22"/>
-              <w:szCs w:val="22"/>
+              <w:rFonts w:asciiTheme="minorHAnsi" w:eastAsiaTheme="minorEastAsia" w:hAnsiTheme="minorHAnsi" w:cstheme="minorBidi"/>
+              <w:bCs w:val="0"/>
+              <w:noProof/>
+              <w:lang w:val="es-MX" w:eastAsia="es-MX"/>
             </w:rPr>
           </w:pPr>
-          <w:hyperlink w:anchor="_heading=h.evtb6eth6abr">
-            <w:r>
-              <w:rPr>
-                <w:rFonts w:ascii="Arial" w:eastAsia="Arial" w:hAnsi="Arial" w:cs="Arial"/>
-                <w:color w:val="000000"/>
-                <w:sz w:val="22"/>
-                <w:szCs w:val="22"/>
-              </w:rPr>
-              <w:t>6.1.- Acreditación del laboratorio de pruebas ante la entidad mexicana de acreditación.</w:t>
-            </w:r>
-            <w:r>
-              <w:rPr>
-                <w:rFonts w:ascii="Arial" w:eastAsia="Arial" w:hAnsi="Arial" w:cs="Arial"/>
-                <w:color w:val="000000"/>
-                <w:sz w:val="22"/>
-                <w:szCs w:val="22"/>
+          <w:hyperlink w:anchor="_Toc235086932" w:history="1">
+            <w:r>
+              <w:rPr>
+                <w:rStyle w:val="Hyperlink"/>
+                <w:noProof/>
+              </w:rPr>
+              <w:t>6.1.- Registro del Informe de Resultados ante la STPS.</w:t>
+            </w:r>
+            <w:r>
+              <w:rPr>
+                <w:noProof/>
+                <w:webHidden/>
               </w:rPr>
               <w:tab/>
-              <w:t>43</w:t>
+            </w:r>
+            <w:r>
+              <w:rPr>
+                <w:noProof/>
+                <w:webHidden/>
+              </w:rPr>
+              <w:fldChar w:fldCharType="begin"/>
+            </w:r>
+            <w:r>
+              <w:rPr>
+                <w:noProof/>
+                <w:webHidden/>
+              </w:rPr>
+              <w:instrText xml:space="preserve"> PAGEREF _Toc235086932 \h </w:instrText>
+            </w:r>
+            <w:r>
+              <w:rPr>
+                <w:noProof/>
+                <w:webHidden/>
+              </w:rPr>
+            </w:r>
+            <w:r>
+              <w:rPr>
+                <w:noProof/>
+                <w:webHidden/>
+              </w:rPr>
+              <w:fldChar w:fldCharType="separate"/>
+            </w:r>
+            <w:r>
+              <w:rPr>
+                <w:noProof/>
+                <w:webHidden/>
+              </w:rPr>
+              <w:t>15</w:t>
+            </w:r>
+            <w:r>
+              <w:rPr>
+                <w:noProof/>
+                <w:webHidden/>
+              </w:rPr>
+              <w:fldChar w:fldCharType="end"/>
             </w:r>
           </w:hyperlink>
         </w:p>
         <w:p>
           <w:pPr>
-            <w:pBdr>
-              <w:top w:val="nil"/>
-              <w:left w:val="nil"/>
-              <w:bottom w:val="nil"/>
-              <w:right w:val="nil"/>
-              <w:between w:val="nil"/>
-            </w:pBdr>
-            <w:tabs>
-              <w:tab w:val="right" w:pos="10360"/>
-            </w:tabs>
-            <w:ind w:left="567"/>
+            <w:pStyle w:val="TOC2"/>
             <w:rPr>
-              <w:rFonts w:ascii="Calibri" w:eastAsia="Calibri" w:hAnsi="Calibri" w:cs="Calibri"/>
-              <w:color w:val="000000"/>
-              <w:sz w:val="22"/>
-              <w:szCs w:val="22"/>
+              <w:rFonts w:asciiTheme="minorHAnsi" w:eastAsiaTheme="minorEastAsia" w:hAnsiTheme="minorHAnsi" w:cstheme="minorBidi"/>
+              <w:bCs w:val="0"/>
+              <w:noProof/>
+              <w:lang w:val="es-MX" w:eastAsia="es-MX"/>
             </w:rPr>
           </w:pPr>
-          <w:hyperlink w:anchor="_heading=h.5scqq1tq2akf">
-            <w:r>
-              <w:rPr>
-                <w:rFonts w:ascii="Arial" w:eastAsia="Arial" w:hAnsi="Arial" w:cs="Arial"/>
-                <w:color w:val="000000"/>
-                <w:sz w:val="22"/>
-                <w:szCs w:val="22"/>
+          <w:hyperlink w:anchor="_Toc235086933" w:history="1">
+            <w:r>
+              <w:rPr>
+                <w:rStyle w:val="Hyperlink"/>
+                <w:noProof/>
               </w:rPr>
               <w:t>6.2.- Copia del certificado de calibración de los equipos utilizados.</w:t>
             </w:r>
             <w:r>
               <w:rPr>
-                <w:rFonts w:ascii="Arial" w:eastAsia="Arial" w:hAnsi="Arial" w:cs="Arial"/>
-                <w:color w:val="000000"/>
-                <w:sz w:val="22"/>
-                <w:szCs w:val="22"/>
+                <w:noProof/>
+                <w:webHidden/>
               </w:rPr>
               <w:tab/>
-              <w:t>43</w:t>
+            </w:r>
+            <w:r>
+              <w:rPr>
+                <w:noProof/>
+                <w:webHidden/>
+              </w:rPr>
+              <w:fldChar w:fldCharType="begin"/>
+            </w:r>
+            <w:r>
+              <w:rPr>
+                <w:noProof/>
+                <w:webHidden/>
+              </w:rPr>
+              <w:instrText xml:space="preserve"> PAGEREF _Toc235086933 \h </w:instrText>
+            </w:r>
+            <w:r>
+              <w:rPr>
+                <w:noProof/>
+                <w:webHidden/>
+              </w:rPr>
+            </w:r>
+            <w:r>
+              <w:rPr>
+                <w:noProof/>
+                <w:webHidden/>
+              </w:rPr>
+              <w:fldChar w:fldCharType="separate"/>
+            </w:r>
+            <w:r>
+              <w:rPr>
+                <w:noProof/>
+                <w:webHidden/>
+              </w:rPr>
+              <w:t>15</w:t>
+            </w:r>
+            <w:r>
+              <w:rPr>
+                <w:noProof/>
+                <w:webHidden/>
+              </w:rPr>
+              <w:fldChar w:fldCharType="end"/>
             </w:r>
           </w:hyperlink>
         </w:p>
         <w:p>
           <w:pPr>
-            <w:pBdr>
-              <w:top w:val="nil"/>
-              <w:left w:val="nil"/>
-              <w:bottom w:val="nil"/>
-              <w:right w:val="nil"/>
-              <w:between w:val="nil"/>
-            </w:pBdr>
-            <w:tabs>
-              <w:tab w:val="right" w:pos="10360"/>
-            </w:tabs>
-            <w:ind w:left="567"/>
+            <w:pStyle w:val="TOC2"/>
             <w:rPr>
-              <w:rFonts w:ascii="Calibri" w:eastAsia="Calibri" w:hAnsi="Calibri" w:cs="Calibri"/>
-              <w:color w:val="000000"/>
-              <w:sz w:val="22"/>
-              <w:szCs w:val="22"/>
+              <w:rFonts w:asciiTheme="minorHAnsi" w:eastAsiaTheme="minorEastAsia" w:hAnsiTheme="minorHAnsi" w:cstheme="minorBidi"/>
+              <w:bCs w:val="0"/>
+              <w:noProof/>
+              <w:lang w:val="es-MX" w:eastAsia="es-MX"/>
             </w:rPr>
           </w:pPr>
-          <w:hyperlink w:anchor="_heading=h.qtw3cy39xdjh">
-            <w:r>
-              <w:rPr>
-                <w:rFonts w:ascii="Arial" w:eastAsia="Arial" w:hAnsi="Arial" w:cs="Arial"/>
-                <w:color w:val="000000"/>
-                <w:sz w:val="22"/>
-                <w:szCs w:val="22"/>
+          <w:hyperlink w:anchor="_Toc235086934" w:history="1">
+            <w:r>
+              <w:rPr>
+                <w:rStyle w:val="Hyperlink"/>
+                <w:noProof/>
               </w:rPr>
               <w:t>6.3.- Plano 1, ubicación de los puntos de medición.</w:t>
             </w:r>
             <w:r>
               <w:rPr>
-                <w:rFonts w:ascii="Arial" w:eastAsia="Arial" w:hAnsi="Arial" w:cs="Arial"/>
-                <w:color w:val="000000"/>
-                <w:sz w:val="22"/>
-                <w:szCs w:val="22"/>
+                <w:noProof/>
+                <w:webHidden/>
               </w:rPr>
               <w:tab/>
-              <w:t>43</w:t>
+            </w:r>
+            <w:r>
+              <w:rPr>
+                <w:noProof/>
+                <w:webHidden/>
+              </w:rPr>
+              <w:fldChar w:fldCharType="begin"/>
+            </w:r>
+            <w:r>
+              <w:rPr>
+                <w:noProof/>
+                <w:webHidden/>
+              </w:rPr>
+              <w:instrText xml:space="preserve"> PAGEREF _Toc235086934 \h </w:instrText>
+            </w:r>
+            <w:r>
+              <w:rPr>
+                <w:noProof/>
+                <w:webHidden/>
+              </w:rPr>
+            </w:r>
+            <w:r>
+              <w:rPr>
+                <w:noProof/>
+                <w:webHidden/>
+              </w:rPr>
+              <w:fldChar w:fldCharType="separate"/>
+            </w:r>
+            <w:r>
+              <w:rPr>
+                <w:noProof/>
+                <w:webHidden/>
+              </w:rPr>
+              <w:t>15</w:t>
+            </w:r>
+            <w:r>
+              <w:rPr>
+                <w:noProof/>
+                <w:webHidden/>
+              </w:rPr>
+              <w:fldChar w:fldCharType="end"/>
             </w:r>
           </w:hyperlink>
         </w:p>
         <w:p>
           <w:pPr>
-            <w:pBdr>
-              <w:top w:val="nil"/>
-              <w:left w:val="nil"/>
-              <w:bottom w:val="nil"/>
-              <w:right w:val="nil"/>
-              <w:between w:val="nil"/>
-            </w:pBdr>
-            <w:tabs>
-              <w:tab w:val="right" w:pos="10360"/>
-            </w:tabs>
-            <w:ind w:left="567"/>
-            <w:rPr>
-              <w:rFonts w:ascii="Calibri" w:eastAsia="Calibri" w:hAnsi="Calibri" w:cs="Calibri"/>
-              <w:color w:val="000000"/>
-              <w:sz w:val="22"/>
-              <w:szCs w:val="22"/>
-            </w:rPr>
-          </w:pPr>
-          <w:hyperlink w:anchor="_heading=h.ea24hbuy4rm1">
-            <w:r>
-              <w:rPr>
-                <w:rFonts w:ascii="Arial" w:eastAsia="Arial" w:hAnsi="Arial" w:cs="Arial"/>
-                <w:color w:val="000000"/>
-                <w:sz w:val="22"/>
-                <w:szCs w:val="22"/>
-              </w:rPr>
-              <w:t>6.4.- Registro ante la STPS.</w:t>
-            </w:r>
-            <w:r>
-              <w:rPr>
-                <w:rFonts w:ascii="Arial" w:eastAsia="Arial" w:hAnsi="Arial" w:cs="Arial"/>
-                <w:color w:val="000000"/>
-                <w:sz w:val="22"/>
-                <w:szCs w:val="22"/>
-              </w:rPr>
-              <w:tab/>
-              <w:t>43</w:t>
-            </w:r>
-          </w:hyperlink>
-        </w:p>
-        <w:p>
-          <w:pPr>
-            <w:pBdr>
-              <w:top w:val="nil"/>
-              <w:left w:val="nil"/>
-              <w:bottom w:val="nil"/>
-              <w:right w:val="nil"/>
-              <w:between w:val="nil"/>
-            </w:pBdr>
-            <w:tabs>
-              <w:tab w:val="left" w:pos="284"/>
-              <w:tab w:val="right" w:pos="10348"/>
-            </w:tabs>
+            <w:pStyle w:val="TOC1"/>
             <w:spacing w:line="360" w:lineRule="auto"/>
             <w:rPr>
-              <w:rFonts w:ascii="Arial" w:eastAsia="Arial" w:hAnsi="Arial" w:cs="Arial"/>
-              <w:color w:val="000000"/>
-              <w:sz w:val="22"/>
-              <w:szCs w:val="22"/>
+              <w:b/>
+              <w:lang w:val="es-ES"/>
             </w:rPr>
           </w:pPr>
           <w:r>
+            <w:rPr>
+              <w:sz w:val="24"/>
+            </w:rPr>
             <w:fldChar w:fldCharType="end"/>
           </w:r>
         </w:p>
       </w:sdtContent>
     </w:sdt>
+    <w:p>
+      <w:pPr>
+        <w:pBdr>
+          <w:top w:val="nil"/>
+          <w:left w:val="nil"/>
+          <w:bottom w:val="nil"/>
+          <w:right w:val="nil"/>
+          <w:between w:val="nil"/>
+        </w:pBdr>
+        <w:tabs>
+          <w:tab w:val="left" w:pos="284"/>
+          <w:tab w:val="right" w:pos="10348"/>
+        </w:tabs>
+        <w:spacing w:line="360" w:lineRule="auto"/>
+        <w:rPr>
+          <w:rFonts w:ascii="Arial" w:eastAsia="Arial" w:hAnsi="Arial" w:cs="Arial"/>
+          <w:color w:val="000000"/>
+          <w:sz w:val="22"/>
+          <w:szCs w:val="22"/>
+        </w:rPr>
+      </w:pPr>
+    </w:p>
     <w:p>
       <w:pPr>
         <w:pStyle w:val="Heading1"/>
@@ -2206,7 +3089,23 @@
                 <w:sz w:val="22"/>
                 <w:szCs w:val="22"/>
               </w:rPr>
-              <w:t>{{date_address}}</w:t>
+              <w:t>{{</w:t>
+            </w:r>
+            <w:r>
+              <w:rPr>
+                <w:rFonts w:ascii="Arial" w:eastAsia="Arial" w:hAnsi="Arial" w:cs="Arial"/>
+                <w:sz w:val="22"/>
+                <w:szCs w:val="22"/>
+              </w:rPr>
+              <w:t>client</w:t>
+            </w:r>
+            <w:r>
+              <w:rPr>
+                <w:rFonts w:ascii="Arial" w:eastAsia="Arial" w:hAnsi="Arial" w:cs="Arial"/>
+                <w:sz w:val="22"/>
+                <w:szCs w:val="22"/>
+              </w:rPr>
+              <w:t>_address}}</w:t>
             </w:r>
           </w:p>
         </w:tc>
@@ -2273,7 +3172,6 @@
               <w:pStyle w:val="Heading2"/>
             </w:pPr>
             <w:bookmarkStart w:id="6" w:name="_heading=h.gr7jnghcl5gk" w:colFirst="0" w:colLast="0"/>
-            <w:bookmarkStart w:id="7" w:name="_Hlk232506453"/>
             <w:bookmarkEnd w:id="6"/>
             <w:r>
               <w:t>1.5 Actividad principal</w:t>
@@ -2324,9 +3222,8 @@
                 <w:highlight w:val="yellow"/>
               </w:rPr>
             </w:pPr>
-            <w:bookmarkStart w:id="8" w:name="_heading=h.yod39enzt7cf" w:colFirst="0" w:colLast="0"/>
+            <w:bookmarkStart w:id="7" w:name="_heading=h.yod39enzt7cf" w:colFirst="0" w:colLast="0"/>
             <w:bookmarkEnd w:id="7"/>
-            <w:bookmarkEnd w:id="8"/>
             <w:r>
               <w:t>1.6 Fecha de realización de la medición.</w:t>
             </w:r>
@@ -2353,7 +3250,7 @@
                 <w:sz w:val="22"/>
                 <w:szCs w:val="22"/>
               </w:rPr>
-              <w:t>{{date}}</w:t>
+              <w:t>{{date_address}}</w:t>
             </w:r>
           </w:p>
         </w:tc>
@@ -2652,8 +3549,8 @@
       <w:pPr>
         <w:pStyle w:val="Heading1"/>
       </w:pPr>
-      <w:bookmarkStart w:id="9" w:name="_heading=h.khp4a2frgusm" w:colFirst="0" w:colLast="0"/>
-      <w:bookmarkEnd w:id="9"/>
+      <w:bookmarkStart w:id="8" w:name="_heading=h.khp4a2frgusm" w:colFirst="0" w:colLast="0"/>
+      <w:bookmarkEnd w:id="8"/>
       <w:r>
         <w:lastRenderedPageBreak/>
         <w:t>2. Datos del Laboratorio de pruebas.</w:t>
@@ -2694,8 +3591,8 @@
             <w:pPr>
               <w:pStyle w:val="Heading2"/>
             </w:pPr>
-            <w:bookmarkStart w:id="10" w:name="_heading=h.9swdgkpe4lfi" w:colFirst="0" w:colLast="0"/>
-            <w:bookmarkEnd w:id="10"/>
+            <w:bookmarkStart w:id="9" w:name="_heading=h.9swdgkpe4lfi" w:colFirst="0" w:colLast="0"/>
+            <w:bookmarkEnd w:id="9"/>
             <w:r>
               <w:t>2.1 Razón Social:</w:t>
             </w:r>
@@ -2763,8 +3660,8 @@
             <w:pPr>
               <w:pStyle w:val="Heading2"/>
             </w:pPr>
-            <w:bookmarkStart w:id="11" w:name="_heading=h.ykyuus9lopqr" w:colFirst="0" w:colLast="0"/>
-            <w:bookmarkEnd w:id="11"/>
+            <w:bookmarkStart w:id="10" w:name="_heading=h.ykyuus9lopqr" w:colFirst="0" w:colLast="0"/>
+            <w:bookmarkEnd w:id="10"/>
             <w:r>
               <w:t>2.2 Número de acreditación:</w:t>
             </w:r>
@@ -2808,8 +3705,8 @@
             <w:pPr>
               <w:pStyle w:val="Heading2"/>
             </w:pPr>
-            <w:bookmarkStart w:id="12" w:name="_heading=h.gxwa24n5ctv2" w:colFirst="0" w:colLast="0"/>
-            <w:bookmarkEnd w:id="12"/>
+            <w:bookmarkStart w:id="11" w:name="_heading=h.gxwa24n5ctv2" w:colFirst="0" w:colLast="0"/>
+            <w:bookmarkEnd w:id="11"/>
             <w:r>
               <w:t>2.3 Número de aprobación:</w:t>
             </w:r>
@@ -2854,8 +3751,8 @@
             <w:pPr>
               <w:pStyle w:val="Heading2"/>
             </w:pPr>
-            <w:bookmarkStart w:id="13" w:name="_heading=h.3x3ep74scxmy" w:colFirst="0" w:colLast="0"/>
-            <w:bookmarkEnd w:id="13"/>
+            <w:bookmarkStart w:id="12" w:name="_heading=h.3x3ep74scxmy" w:colFirst="0" w:colLast="0"/>
+            <w:bookmarkEnd w:id="12"/>
             <w:r>
               <w:t>2.4 Domicilio Completo:</w:t>
             </w:r>
@@ -2937,8 +3834,8 @@
             <w:pPr>
               <w:pStyle w:val="Heading2"/>
             </w:pPr>
-            <w:bookmarkStart w:id="14" w:name="_heading=h.r1r5p8e7rus5" w:colFirst="0" w:colLast="0"/>
-            <w:bookmarkEnd w:id="14"/>
+            <w:bookmarkStart w:id="13" w:name="_heading=h.r1r5p8e7rus5" w:colFirst="0" w:colLast="0"/>
+            <w:bookmarkEnd w:id="13"/>
             <w:r>
               <w:t>2.5 Nombre y Firma del Signatario Autorizado:</w:t>
             </w:r>
@@ -2947,7 +3844,7 @@
         <w:tc>
           <w:tcPr>
             <w:tcW w:w="4939" w:type="dxa"/>
-            <w:shd w:val="clear" w:color="auto" w:fill="FFFFFF" w:themeFill="background1"/>
+            <w:shd w:val="clear" w:color="auto" w:fill="FFFFFF"/>
             <w:vAlign w:val="center"/>
           </w:tcPr>
           <w:p>
@@ -3049,8 +3946,8 @@
                 <w:highlight w:val="yellow"/>
               </w:rPr>
             </w:pPr>
-            <w:bookmarkStart w:id="15" w:name="_heading=h.daw3p6wyoxdj" w:colFirst="0" w:colLast="0"/>
-            <w:bookmarkEnd w:id="15"/>
+            <w:bookmarkStart w:id="14" w:name="_heading=h.daw3p6wyoxdj" w:colFirst="0" w:colLast="0"/>
+            <w:bookmarkEnd w:id="14"/>
             <w:r>
               <w:t>2.6 Lugar y fecha de expedición del informe:</w:t>
             </w:r>
@@ -3059,7 +3956,7 @@
         <w:tc>
           <w:tcPr>
             <w:tcW w:w="4939" w:type="dxa"/>
-            <w:shd w:val="clear" w:color="auto" w:fill="FFFFFF" w:themeFill="background1"/>
+            <w:shd w:val="clear" w:color="auto" w:fill="FFFFFF"/>
             <w:vAlign w:val="center"/>
           </w:tcPr>
           <w:p>
@@ -3086,7 +3983,23 @@
                 <w:sz w:val="22"/>
                 <w:szCs w:val="22"/>
               </w:rPr>
-              <w:t>{{date_address}}</w:t>
+              <w:t>{{date_address</w:t>
+            </w:r>
+            <w:r>
+              <w:rPr>
+                <w:rFonts w:ascii="Arial" w:eastAsia="Arial" w:hAnsi="Arial" w:cs="Arial"/>
+                <w:sz w:val="22"/>
+                <w:szCs w:val="22"/>
+              </w:rPr>
+              <w:t>_med</w:t>
+            </w:r>
+            <w:r>
+              <w:rPr>
+                <w:rFonts w:ascii="Arial" w:eastAsia="Arial" w:hAnsi="Arial" w:cs="Arial"/>
+                <w:sz w:val="22"/>
+                <w:szCs w:val="22"/>
+              </w:rPr>
+              <w:t>}}</w:t>
             </w:r>
           </w:p>
           <w:p>
@@ -3394,8 +4307,8 @@
       <w:pPr>
         <w:pStyle w:val="Heading1"/>
       </w:pPr>
-      <w:bookmarkStart w:id="16" w:name="_heading=h.d5gwm6lp7mo" w:colFirst="0" w:colLast="0"/>
-      <w:bookmarkEnd w:id="16"/>
+      <w:bookmarkStart w:id="15" w:name="_heading=h.d5gwm6lp7mo" w:colFirst="0" w:colLast="0"/>
+      <w:bookmarkEnd w:id="15"/>
       <w:r>
         <w:lastRenderedPageBreak/>
         <w:t xml:space="preserve">3. Conclusiones </w:t>
@@ -3572,10 +4485,10 @@
       <w:pPr>
         <w:pStyle w:val="Heading2"/>
       </w:pPr>
-      <w:bookmarkStart w:id="17" w:name="_heading=h.tad3kx4sapep" w:colFirst="0" w:colLast="0"/>
-      <w:bookmarkEnd w:id="17"/>
-      <w:r>
-        <w:t>3.1 Vigencia del informe de Resultados.</w:t>
+      <w:bookmarkStart w:id="16" w:name="_heading=h.tad3kx4sapep" w:colFirst="0" w:colLast="0"/>
+      <w:bookmarkEnd w:id="16"/>
+      <w:r>
+        <w:t>3.1 Vigencia del Informe de Resultados.</w:t>
       </w:r>
     </w:p>
     <w:p>
@@ -3771,8 +4684,8 @@
       <w:pPr>
         <w:pStyle w:val="Heading1"/>
       </w:pPr>
-      <w:bookmarkStart w:id="18" w:name="_heading=h.pb713umbchp" w:colFirst="0" w:colLast="0"/>
-      <w:bookmarkEnd w:id="18"/>
+      <w:bookmarkStart w:id="17" w:name="_heading=h.pb713umbchp" w:colFirst="0" w:colLast="0"/>
+      <w:bookmarkEnd w:id="17"/>
       <w:r>
         <w:lastRenderedPageBreak/>
         <w:t>4. Datos de los instrumentos de medición utilizados.</w:t>
@@ -3782,18 +4695,18 @@
       <w:pPr>
         <w:pStyle w:val="Heading2"/>
       </w:pPr>
-      <w:bookmarkStart w:id="19" w:name="_heading=h.6x7zp0q859av" w:colFirst="0" w:colLast="0"/>
+      <w:bookmarkStart w:id="18" w:name="_heading=h.6x7zp0q859av" w:colFirst="0" w:colLast="0"/>
+      <w:bookmarkEnd w:id="18"/>
+      <w:r>
+        <w:t>4.1.- Nombre genérico y características del equipo utilizado.</w:t>
+      </w:r>
+    </w:p>
+    <w:p>
+      <w:pPr>
+        <w:pStyle w:val="Heading3"/>
+      </w:pPr>
+      <w:bookmarkStart w:id="19" w:name="_heading=h.2nlnlb4ari4u" w:colFirst="0" w:colLast="0"/>
       <w:bookmarkEnd w:id="19"/>
-      <w:r>
-        <w:t>4.1.- Nombre genérico y características del equipo utilizado.</w:t>
-      </w:r>
-    </w:p>
-    <w:p>
-      <w:pPr>
-        <w:pStyle w:val="Heading3"/>
-      </w:pPr>
-      <w:bookmarkStart w:id="20" w:name="_heading=h.2nlnlb4ari4u" w:colFirst="0" w:colLast="0"/>
-      <w:bookmarkEnd w:id="20"/>
       <w:r>
         <w:t>4 1.1 Equipo utilizado para la medición del sistema de puesta a tierra.</w:t>
       </w:r>
@@ -4179,6 +5092,24 @@
               </w:rPr>
               <w:t>{{medition_interval}}</w:t>
             </w:r>
+            <w:r>
+              <w:rPr>
+                <w:rFonts w:ascii="Arial" w:eastAsia="Arial" w:hAnsi="Arial" w:cs="Arial"/>
+                <w:color w:val="000000"/>
+                <w:sz w:val="22"/>
+                <w:szCs w:val="22"/>
+              </w:rPr>
+              <w:t xml:space="preserve"> </w:t>
+            </w:r>
+            <w:r>
+              <w:rPr>
+                <w:rFonts w:ascii="Arial" w:eastAsia="Arial" w:hAnsi="Arial" w:cs="Arial"/>
+                <w:color w:val="000000"/>
+                <w:sz w:val="22"/>
+                <w:szCs w:val="22"/>
+              </w:rPr>
+              <w:t>Ω</w:t>
+            </w:r>
           </w:p>
         </w:tc>
       </w:tr>
@@ -4249,6 +5180,24 @@
                 <w:szCs w:val="22"/>
               </w:rPr>
               <w:t>{{precition}}</w:t>
+            </w:r>
+            <w:r>
+              <w:rPr>
+                <w:rFonts w:ascii="Arial" w:eastAsia="Arial" w:hAnsi="Arial" w:cs="Arial"/>
+                <w:color w:val="000000"/>
+                <w:sz w:val="22"/>
+                <w:szCs w:val="22"/>
+              </w:rPr>
+              <w:t>-</w:t>
+            </w:r>
+            <w:r>
+              <w:rPr>
+                <w:rFonts w:ascii="Arial" w:eastAsia="Arial" w:hAnsi="Arial" w:cs="Arial"/>
+                <w:color w:val="000000"/>
+                <w:sz w:val="22"/>
+                <w:szCs w:val="22"/>
+              </w:rPr>
+              <w:t>Ω</w:t>
             </w:r>
           </w:p>
         </w:tc>
@@ -4456,8 +5405,8 @@
       <w:pPr>
         <w:pStyle w:val="Heading3"/>
       </w:pPr>
-      <w:bookmarkStart w:id="21" w:name="_heading=h.wtr7t35w0f3b" w:colFirst="0" w:colLast="0"/>
-      <w:bookmarkEnd w:id="21"/>
+      <w:bookmarkStart w:id="20" w:name="_heading=h.wtr7t35w0f3b" w:colFirst="0" w:colLast="0"/>
+      <w:bookmarkEnd w:id="20"/>
       <w:r>
         <w:t>4 1.2 Equipo utilizado para la medición de continuidad.</w:t>
       </w:r>
@@ -4477,56 +5426,22 @@
         <w:jc w:val="left"/>
         <w:rPr>
           <w:rFonts w:ascii="Arial" w:eastAsia="Arial" w:hAnsi="Arial" w:cs="Arial"/>
-          <w:color w:val="000000"/>
-          <w:sz w:val="22"/>
-          <w:szCs w:val="22"/>
-        </w:rPr>
-      </w:pPr>
-      <w:r>
-        <w:rPr>
-          <w:rFonts w:ascii="Arial" w:eastAsia="Arial" w:hAnsi="Arial" w:cs="Arial"/>
-          <w:color w:val="000000"/>
-          <w:sz w:val="22"/>
-          <w:szCs w:val="22"/>
-        </w:rPr>
-        <w:t xml:space="preserve">Para la medición de la continuidad se utilizó un </w:t>
-      </w:r>
-      <w:r>
-        <w:rPr>
-          <w:rFonts w:ascii="Arial" w:eastAsia="Arial" w:hAnsi="Arial" w:cs="Arial"/>
           <w:b/>
           <w:bCs/>
-          <w:color w:val="000000"/>
-          <w:sz w:val="22"/>
-          <w:szCs w:val="22"/>
-        </w:rPr>
-        <w:t xml:space="preserve">Multímetro digital </w:t>
-      </w:r>
-      <w:r>
-        <w:rPr>
-          <w:rFonts w:ascii="Arial" w:eastAsia="Arial" w:hAnsi="Arial" w:cs="Arial"/>
-          <w:color w:val="000000"/>
-          <w:sz w:val="22"/>
-          <w:szCs w:val="22"/>
-        </w:rPr>
-        <w:t xml:space="preserve">marca HIOKI, modelo DT4256, número de serie 191024801. </w:t>
-      </w:r>
-    </w:p>
-    <w:p>
-      <w:pPr>
-        <w:pStyle w:val="Heading3"/>
-      </w:pPr>
-      <w:bookmarkStart w:id="22" w:name="_heading=h.ezu66hwdhs7v" w:colFirst="0" w:colLast="0"/>
-      <w:bookmarkEnd w:id="22"/>
-      <w:r>
-        <w:t>4.1.3 Equipo para la medición de humedad relativa.</w:t>
-      </w:r>
-    </w:p>
-    <w:p/>
-    <w:p>
-      <w:pPr>
-        <w:spacing w:line="360" w:lineRule="auto"/>
-        <w:ind w:firstLine="425"/>
+          <w:sz w:val="22"/>
+          <w:szCs w:val="22"/>
+        </w:rPr>
+      </w:pPr>
+      <w:r>
+        <w:rPr>
+          <w:rFonts w:ascii="Arial" w:eastAsia="Arial" w:hAnsi="Arial" w:cs="Arial"/>
+          <w:color w:val="000000"/>
+          <w:sz w:val="22"/>
+          <w:szCs w:val="22"/>
+        </w:rPr>
+        <w:t xml:space="preserve">Para la medición de la continuidad se utilizó un </w:t>
+      </w:r>
+      <w:r>
         <w:rPr>
           <w:rFonts w:ascii="Arial" w:eastAsia="Arial" w:hAnsi="Arial" w:cs="Arial"/>
           <w:b/>
@@ -4534,8 +5449,32 @@
           <w:sz w:val="22"/>
           <w:szCs w:val="22"/>
         </w:rPr>
-      </w:pPr>
-      <w:r>
+        <w:t xml:space="preserve">Multímetro digital </w:t>
+      </w:r>
+      <w:r>
+        <w:rPr>
+          <w:rFonts w:ascii="Arial" w:eastAsia="Arial" w:hAnsi="Arial" w:cs="Arial"/>
+          <w:sz w:val="22"/>
+          <w:szCs w:val="22"/>
+        </w:rPr>
+        <w:t>marca AMES, modelo DM1000, número de serie MBJB055098.</w:t>
+      </w:r>
+    </w:p>
+    <w:p>
+      <w:pPr>
+        <w:pStyle w:val="Heading3"/>
+      </w:pPr>
+      <w:bookmarkStart w:id="21" w:name="_heading=h.ezu66hwdhs7v" w:colFirst="0" w:colLast="0"/>
+      <w:bookmarkEnd w:id="21"/>
+      <w:r>
+        <w:t>4.1.3 Equipo para la medición de humedad relativa.</w:t>
+      </w:r>
+    </w:p>
+    <w:p/>
+    <w:p>
+      <w:pPr>
+        <w:spacing w:line="360" w:lineRule="auto"/>
+        <w:ind w:firstLine="425"/>
         <w:rPr>
           <w:rFonts w:ascii="Arial" w:eastAsia="Arial" w:hAnsi="Arial" w:cs="Arial"/>
           <w:b/>
@@ -4543,6 +5482,15 @@
           <w:sz w:val="22"/>
           <w:szCs w:val="22"/>
         </w:rPr>
+      </w:pPr>
+      <w:r>
+        <w:rPr>
+          <w:rFonts w:ascii="Arial" w:eastAsia="Arial" w:hAnsi="Arial" w:cs="Arial"/>
+          <w:b/>
+          <w:bCs/>
+          <w:sz w:val="22"/>
+          <w:szCs w:val="22"/>
+        </w:rPr>
         <w:t xml:space="preserve">La empresa no utiliza la humedad relativa como medida de control, por lo anterior no fue necesario medirla. </w:t>
       </w:r>
     </w:p>
@@ -4687,7 +5635,82 @@
         <w:jc w:val="left"/>
         <w:rPr>
           <w:rFonts w:ascii="Arial" w:eastAsia="Arial" w:hAnsi="Arial" w:cs="Arial"/>
-          <w:color w:val="000000"/>
+          <w:sz w:val="22"/>
+          <w:szCs w:val="22"/>
+        </w:rPr>
+      </w:pPr>
+    </w:p>
+    <w:p>
+      <w:pPr>
+        <w:pBdr>
+          <w:top w:val="nil"/>
+          <w:left w:val="nil"/>
+          <w:bottom w:val="nil"/>
+          <w:right w:val="nil"/>
+          <w:between w:val="nil"/>
+        </w:pBdr>
+        <w:spacing w:line="360" w:lineRule="auto"/>
+        <w:ind w:firstLine="709"/>
+        <w:jc w:val="left"/>
+        <w:rPr>
+          <w:rFonts w:ascii="Arial" w:eastAsia="Arial" w:hAnsi="Arial" w:cs="Arial"/>
+          <w:sz w:val="22"/>
+          <w:szCs w:val="22"/>
+        </w:rPr>
+      </w:pPr>
+    </w:p>
+    <w:p>
+      <w:pPr>
+        <w:pBdr>
+          <w:top w:val="nil"/>
+          <w:left w:val="nil"/>
+          <w:bottom w:val="nil"/>
+          <w:right w:val="nil"/>
+          <w:between w:val="nil"/>
+        </w:pBdr>
+        <w:spacing w:line="360" w:lineRule="auto"/>
+        <w:ind w:firstLine="709"/>
+        <w:jc w:val="left"/>
+        <w:rPr>
+          <w:rFonts w:ascii="Arial" w:eastAsia="Arial" w:hAnsi="Arial" w:cs="Arial"/>
+          <w:sz w:val="22"/>
+          <w:szCs w:val="22"/>
+        </w:rPr>
+      </w:pPr>
+    </w:p>
+    <w:p>
+      <w:pPr>
+        <w:pBdr>
+          <w:top w:val="nil"/>
+          <w:left w:val="nil"/>
+          <w:bottom w:val="nil"/>
+          <w:right w:val="nil"/>
+          <w:between w:val="nil"/>
+        </w:pBdr>
+        <w:spacing w:line="360" w:lineRule="auto"/>
+        <w:ind w:firstLine="709"/>
+        <w:jc w:val="left"/>
+        <w:rPr>
+          <w:rFonts w:ascii="Arial" w:eastAsia="Arial" w:hAnsi="Arial" w:cs="Arial"/>
+          <w:sz w:val="22"/>
+          <w:szCs w:val="22"/>
+        </w:rPr>
+      </w:pPr>
+    </w:p>
+    <w:p>
+      <w:pPr>
+        <w:pBdr>
+          <w:top w:val="nil"/>
+          <w:left w:val="nil"/>
+          <w:bottom w:val="nil"/>
+          <w:right w:val="nil"/>
+          <w:between w:val="nil"/>
+        </w:pBdr>
+        <w:spacing w:line="360" w:lineRule="auto"/>
+        <w:ind w:firstLine="709"/>
+        <w:jc w:val="left"/>
+        <w:rPr>
+          <w:rFonts w:ascii="Arial" w:eastAsia="Arial" w:hAnsi="Arial" w:cs="Arial"/>
           <w:sz w:val="22"/>
           <w:szCs w:val="22"/>
         </w:rPr>
@@ -4697,9 +5720,10 @@
       <w:pPr>
         <w:pStyle w:val="Heading2"/>
       </w:pPr>
-      <w:bookmarkStart w:id="23" w:name="_heading=h.lotme8l5sp4x" w:colFirst="0" w:colLast="0"/>
-      <w:bookmarkEnd w:id="23"/>
-      <w:r>
+      <w:bookmarkStart w:id="22" w:name="_heading=h.lotme8l5sp4x" w:colFirst="0" w:colLast="0"/>
+      <w:bookmarkEnd w:id="22"/>
+      <w:r>
+        <w:lastRenderedPageBreak/>
         <w:t>4.2.- Descripción de las fuentes generadoras de electricidad estática.</w:t>
       </w:r>
     </w:p>
@@ -4739,8 +5763,8 @@
         <w:spacing w:before="240"/>
         <w:ind w:left="0" w:firstLine="0"/>
       </w:pPr>
-      <w:bookmarkStart w:id="24" w:name="_heading=h.i5y6zky9p4q9" w:colFirst="0" w:colLast="0"/>
-      <w:bookmarkEnd w:id="24"/>
+      <w:bookmarkStart w:id="23" w:name="_heading=h.i5y6zky9p4q9" w:colFirst="0" w:colLast="0"/>
+      <w:bookmarkEnd w:id="23"/>
       <w:r>
         <w:t>4.2.1.- Plano de ubicación de los puntos de medición.</w:t>
       </w:r>
@@ -4787,97 +5811,552 @@
           <w:sz w:val="22"/>
           <w:szCs w:val="22"/>
         </w:rPr>
+        <w:t>En el plano 1 (Anexo 6.3), se presenta la ubicación de los puntos donde se realizaron las mediciones de la resistencia del sistema de puesta a tierra de la empresa.</w:t>
+      </w:r>
+    </w:p>
+    <w:p>
+      <w:pPr>
+        <w:pBdr>
+          <w:top w:val="nil"/>
+          <w:left w:val="nil"/>
+          <w:bottom w:val="nil"/>
+          <w:right w:val="nil"/>
+          <w:between w:val="nil"/>
+        </w:pBdr>
+        <w:spacing w:line="360" w:lineRule="auto"/>
+        <w:ind w:firstLine="425"/>
+        <w:jc w:val="left"/>
+        <w:rPr>
+          <w:rFonts w:ascii="Arial" w:eastAsia="Arial" w:hAnsi="Arial" w:cs="Arial"/>
+          <w:color w:val="000000"/>
+          <w:sz w:val="22"/>
+          <w:szCs w:val="22"/>
+        </w:rPr>
+      </w:pPr>
+    </w:p>
+    <w:p>
+      <w:pPr>
+        <w:pBdr>
+          <w:top w:val="nil"/>
+          <w:left w:val="nil"/>
+          <w:bottom w:val="nil"/>
+          <w:right w:val="nil"/>
+          <w:between w:val="nil"/>
+        </w:pBdr>
+        <w:spacing w:line="360" w:lineRule="auto"/>
+        <w:ind w:firstLine="425"/>
+        <w:jc w:val="left"/>
+        <w:rPr>
+          <w:rFonts w:ascii="Arial" w:eastAsia="Arial" w:hAnsi="Arial" w:cs="Arial"/>
+          <w:color w:val="000000"/>
+          <w:sz w:val="22"/>
+          <w:szCs w:val="22"/>
+        </w:rPr>
+      </w:pPr>
+    </w:p>
+    <w:p>
+      <w:pPr>
+        <w:pBdr>
+          <w:top w:val="nil"/>
+          <w:left w:val="nil"/>
+          <w:bottom w:val="nil"/>
+          <w:right w:val="nil"/>
+          <w:between w:val="nil"/>
+        </w:pBdr>
+        <w:spacing w:line="360" w:lineRule="auto"/>
+        <w:ind w:firstLine="425"/>
+        <w:jc w:val="left"/>
+        <w:rPr>
+          <w:rFonts w:ascii="Arial" w:eastAsia="Arial" w:hAnsi="Arial" w:cs="Arial"/>
+          <w:color w:val="000000"/>
+          <w:sz w:val="22"/>
+          <w:szCs w:val="22"/>
+        </w:rPr>
+      </w:pPr>
+    </w:p>
+    <w:p>
+      <w:pPr>
+        <w:pBdr>
+          <w:top w:val="nil"/>
+          <w:left w:val="nil"/>
+          <w:bottom w:val="nil"/>
+          <w:right w:val="nil"/>
+          <w:between w:val="nil"/>
+        </w:pBdr>
+        <w:spacing w:line="360" w:lineRule="auto"/>
+        <w:ind w:firstLine="425"/>
+        <w:jc w:val="left"/>
+        <w:rPr>
+          <w:rFonts w:ascii="Arial" w:eastAsia="Arial" w:hAnsi="Arial" w:cs="Arial"/>
+          <w:sz w:val="22"/>
+          <w:szCs w:val="22"/>
+        </w:rPr>
+      </w:pPr>
+    </w:p>
+    <w:p>
+      <w:pPr>
+        <w:pBdr>
+          <w:top w:val="nil"/>
+          <w:left w:val="nil"/>
+          <w:bottom w:val="nil"/>
+          <w:right w:val="nil"/>
+          <w:between w:val="nil"/>
+        </w:pBdr>
+        <w:spacing w:line="360" w:lineRule="auto"/>
+        <w:ind w:firstLine="425"/>
+        <w:jc w:val="left"/>
+        <w:rPr>
+          <w:rFonts w:ascii="Arial" w:eastAsia="Arial" w:hAnsi="Arial" w:cs="Arial"/>
+          <w:sz w:val="22"/>
+          <w:szCs w:val="22"/>
+        </w:rPr>
+      </w:pPr>
+    </w:p>
+    <w:p>
+      <w:pPr>
+        <w:pBdr>
+          <w:top w:val="nil"/>
+          <w:left w:val="nil"/>
+          <w:bottom w:val="nil"/>
+          <w:right w:val="nil"/>
+          <w:between w:val="nil"/>
+        </w:pBdr>
+        <w:spacing w:line="360" w:lineRule="auto"/>
+        <w:ind w:firstLine="425"/>
+        <w:jc w:val="left"/>
+        <w:rPr>
+          <w:rFonts w:ascii="Arial" w:eastAsia="Arial" w:hAnsi="Arial" w:cs="Arial"/>
+          <w:sz w:val="22"/>
+          <w:szCs w:val="22"/>
+        </w:rPr>
+      </w:pPr>
+    </w:p>
+    <w:p>
+      <w:pPr>
+        <w:pBdr>
+          <w:top w:val="nil"/>
+          <w:left w:val="nil"/>
+          <w:bottom w:val="nil"/>
+          <w:right w:val="nil"/>
+          <w:between w:val="nil"/>
+        </w:pBdr>
+        <w:spacing w:line="360" w:lineRule="auto"/>
+        <w:ind w:firstLine="425"/>
+        <w:jc w:val="left"/>
+        <w:rPr>
+          <w:rFonts w:ascii="Arial" w:eastAsia="Arial" w:hAnsi="Arial" w:cs="Arial"/>
+          <w:sz w:val="22"/>
+          <w:szCs w:val="22"/>
+        </w:rPr>
+      </w:pPr>
+    </w:p>
+    <w:p>
+      <w:pPr>
+        <w:pBdr>
+          <w:top w:val="nil"/>
+          <w:left w:val="nil"/>
+          <w:bottom w:val="nil"/>
+          <w:right w:val="nil"/>
+          <w:between w:val="nil"/>
+        </w:pBdr>
+        <w:spacing w:line="360" w:lineRule="auto"/>
+        <w:ind w:firstLine="425"/>
+        <w:jc w:val="left"/>
+        <w:rPr>
+          <w:rFonts w:ascii="Arial" w:eastAsia="Arial" w:hAnsi="Arial" w:cs="Arial"/>
+          <w:sz w:val="22"/>
+          <w:szCs w:val="22"/>
+        </w:rPr>
+      </w:pPr>
+    </w:p>
+    <w:p>
+      <w:pPr>
+        <w:pBdr>
+          <w:top w:val="nil"/>
+          <w:left w:val="nil"/>
+          <w:bottom w:val="nil"/>
+          <w:right w:val="nil"/>
+          <w:between w:val="nil"/>
+        </w:pBdr>
+        <w:spacing w:line="360" w:lineRule="auto"/>
+        <w:ind w:firstLine="425"/>
+        <w:jc w:val="left"/>
+        <w:rPr>
+          <w:rFonts w:ascii="Arial" w:eastAsia="Arial" w:hAnsi="Arial" w:cs="Arial"/>
+          <w:sz w:val="22"/>
+          <w:szCs w:val="22"/>
+        </w:rPr>
+      </w:pPr>
+    </w:p>
+    <w:p>
+      <w:pPr>
+        <w:pBdr>
+          <w:top w:val="nil"/>
+          <w:left w:val="nil"/>
+          <w:bottom w:val="nil"/>
+          <w:right w:val="nil"/>
+          <w:between w:val="nil"/>
+        </w:pBdr>
+        <w:spacing w:line="360" w:lineRule="auto"/>
+        <w:ind w:firstLine="425"/>
+        <w:jc w:val="left"/>
+        <w:rPr>
+          <w:rFonts w:ascii="Arial" w:eastAsia="Arial" w:hAnsi="Arial" w:cs="Arial"/>
+          <w:sz w:val="22"/>
+          <w:szCs w:val="22"/>
+        </w:rPr>
+      </w:pPr>
+    </w:p>
+    <w:p>
+      <w:pPr>
+        <w:pBdr>
+          <w:top w:val="nil"/>
+          <w:left w:val="nil"/>
+          <w:bottom w:val="nil"/>
+          <w:right w:val="nil"/>
+          <w:between w:val="nil"/>
+        </w:pBdr>
+        <w:spacing w:line="360" w:lineRule="auto"/>
+        <w:ind w:firstLine="425"/>
+        <w:jc w:val="left"/>
+        <w:rPr>
+          <w:rFonts w:ascii="Arial" w:eastAsia="Arial" w:hAnsi="Arial" w:cs="Arial"/>
+          <w:sz w:val="22"/>
+          <w:szCs w:val="22"/>
+        </w:rPr>
+      </w:pPr>
+    </w:p>
+    <w:p>
+      <w:pPr>
+        <w:pBdr>
+          <w:top w:val="nil"/>
+          <w:left w:val="nil"/>
+          <w:bottom w:val="nil"/>
+          <w:right w:val="nil"/>
+          <w:between w:val="nil"/>
+        </w:pBdr>
+        <w:spacing w:line="360" w:lineRule="auto"/>
+        <w:ind w:firstLine="425"/>
+        <w:jc w:val="left"/>
+        <w:rPr>
+          <w:rFonts w:ascii="Arial" w:eastAsia="Arial" w:hAnsi="Arial" w:cs="Arial"/>
+          <w:sz w:val="22"/>
+          <w:szCs w:val="22"/>
+        </w:rPr>
+      </w:pPr>
+    </w:p>
+    <w:p>
+      <w:pPr>
+        <w:pBdr>
+          <w:top w:val="nil"/>
+          <w:left w:val="nil"/>
+          <w:bottom w:val="nil"/>
+          <w:right w:val="nil"/>
+          <w:between w:val="nil"/>
+        </w:pBdr>
+        <w:spacing w:line="360" w:lineRule="auto"/>
+        <w:ind w:firstLine="425"/>
+        <w:jc w:val="left"/>
+        <w:rPr>
+          <w:rFonts w:ascii="Arial" w:eastAsia="Arial" w:hAnsi="Arial" w:cs="Arial"/>
+          <w:sz w:val="22"/>
+          <w:szCs w:val="22"/>
+        </w:rPr>
+      </w:pPr>
+    </w:p>
+    <w:p>
+      <w:pPr>
+        <w:pBdr>
+          <w:top w:val="nil"/>
+          <w:left w:val="nil"/>
+          <w:bottom w:val="nil"/>
+          <w:right w:val="nil"/>
+          <w:between w:val="nil"/>
+        </w:pBdr>
+        <w:spacing w:line="360" w:lineRule="auto"/>
+        <w:ind w:firstLine="425"/>
+        <w:jc w:val="left"/>
+        <w:rPr>
+          <w:rFonts w:ascii="Arial" w:eastAsia="Arial" w:hAnsi="Arial" w:cs="Arial"/>
+          <w:sz w:val="22"/>
+          <w:szCs w:val="22"/>
+        </w:rPr>
+      </w:pPr>
+    </w:p>
+    <w:p>
+      <w:pPr>
+        <w:pBdr>
+          <w:top w:val="nil"/>
+          <w:left w:val="nil"/>
+          <w:bottom w:val="nil"/>
+          <w:right w:val="nil"/>
+          <w:between w:val="nil"/>
+        </w:pBdr>
+        <w:spacing w:line="360" w:lineRule="auto"/>
+        <w:ind w:firstLine="425"/>
+        <w:jc w:val="left"/>
+        <w:rPr>
+          <w:rFonts w:ascii="Arial" w:eastAsia="Arial" w:hAnsi="Arial" w:cs="Arial"/>
+          <w:sz w:val="22"/>
+          <w:szCs w:val="22"/>
+        </w:rPr>
+      </w:pPr>
+    </w:p>
+    <w:p>
+      <w:pPr>
+        <w:pBdr>
+          <w:top w:val="nil"/>
+          <w:left w:val="nil"/>
+          <w:bottom w:val="nil"/>
+          <w:right w:val="nil"/>
+          <w:between w:val="nil"/>
+        </w:pBdr>
+        <w:spacing w:line="360" w:lineRule="auto"/>
+        <w:ind w:firstLine="425"/>
+        <w:jc w:val="left"/>
+        <w:rPr>
+          <w:rFonts w:ascii="Arial" w:eastAsia="Arial" w:hAnsi="Arial" w:cs="Arial"/>
+          <w:sz w:val="22"/>
+          <w:szCs w:val="22"/>
+        </w:rPr>
+      </w:pPr>
+    </w:p>
+    <w:p>
+      <w:pPr>
+        <w:pBdr>
+          <w:top w:val="nil"/>
+          <w:left w:val="nil"/>
+          <w:bottom w:val="nil"/>
+          <w:right w:val="nil"/>
+          <w:between w:val="nil"/>
+        </w:pBdr>
+        <w:spacing w:line="360" w:lineRule="auto"/>
+        <w:ind w:firstLine="425"/>
+        <w:jc w:val="left"/>
+        <w:rPr>
+          <w:rFonts w:ascii="Arial" w:eastAsia="Arial" w:hAnsi="Arial" w:cs="Arial"/>
+          <w:sz w:val="22"/>
+          <w:szCs w:val="22"/>
+        </w:rPr>
+      </w:pPr>
+    </w:p>
+    <w:p>
+      <w:pPr>
+        <w:pBdr>
+          <w:top w:val="nil"/>
+          <w:left w:val="nil"/>
+          <w:bottom w:val="nil"/>
+          <w:right w:val="nil"/>
+          <w:between w:val="nil"/>
+        </w:pBdr>
+        <w:spacing w:line="360" w:lineRule="auto"/>
+        <w:ind w:firstLine="425"/>
+        <w:jc w:val="left"/>
+        <w:rPr>
+          <w:rFonts w:ascii="Arial" w:eastAsia="Arial" w:hAnsi="Arial" w:cs="Arial"/>
+          <w:sz w:val="22"/>
+          <w:szCs w:val="22"/>
+        </w:rPr>
+      </w:pPr>
+    </w:p>
+    <w:p>
+      <w:pPr>
+        <w:pBdr>
+          <w:top w:val="nil"/>
+          <w:left w:val="nil"/>
+          <w:bottom w:val="nil"/>
+          <w:right w:val="nil"/>
+          <w:between w:val="nil"/>
+        </w:pBdr>
+        <w:spacing w:line="360" w:lineRule="auto"/>
+        <w:ind w:firstLine="425"/>
+        <w:jc w:val="left"/>
+        <w:rPr>
+          <w:rFonts w:ascii="Arial" w:eastAsia="Arial" w:hAnsi="Arial" w:cs="Arial"/>
+          <w:sz w:val="22"/>
+          <w:szCs w:val="22"/>
+        </w:rPr>
+      </w:pPr>
+    </w:p>
+    <w:p>
+      <w:pPr>
+        <w:pBdr>
+          <w:top w:val="nil"/>
+          <w:left w:val="nil"/>
+          <w:bottom w:val="nil"/>
+          <w:right w:val="nil"/>
+          <w:between w:val="nil"/>
+        </w:pBdr>
+        <w:spacing w:line="360" w:lineRule="auto"/>
+        <w:ind w:firstLine="425"/>
+        <w:jc w:val="left"/>
+        <w:rPr>
+          <w:rFonts w:ascii="Arial" w:eastAsia="Arial" w:hAnsi="Arial" w:cs="Arial"/>
+          <w:sz w:val="22"/>
+          <w:szCs w:val="22"/>
+        </w:rPr>
+      </w:pPr>
+    </w:p>
+    <w:p>
+      <w:pPr>
+        <w:pBdr>
+          <w:top w:val="nil"/>
+          <w:left w:val="nil"/>
+          <w:bottom w:val="nil"/>
+          <w:right w:val="nil"/>
+          <w:between w:val="nil"/>
+        </w:pBdr>
+        <w:spacing w:line="360" w:lineRule="auto"/>
+        <w:ind w:firstLine="425"/>
+        <w:jc w:val="left"/>
+        <w:rPr>
+          <w:rFonts w:ascii="Arial" w:eastAsia="Arial" w:hAnsi="Arial" w:cs="Arial"/>
+          <w:sz w:val="22"/>
+          <w:szCs w:val="22"/>
+        </w:rPr>
+      </w:pPr>
+    </w:p>
+    <w:p>
+      <w:pPr>
+        <w:pBdr>
+          <w:top w:val="nil"/>
+          <w:left w:val="nil"/>
+          <w:bottom w:val="nil"/>
+          <w:right w:val="nil"/>
+          <w:between w:val="nil"/>
+        </w:pBdr>
+        <w:spacing w:line="360" w:lineRule="auto"/>
+        <w:ind w:firstLine="425"/>
+        <w:jc w:val="left"/>
+        <w:rPr>
+          <w:rFonts w:ascii="Arial" w:eastAsia="Arial" w:hAnsi="Arial" w:cs="Arial"/>
+          <w:sz w:val="22"/>
+          <w:szCs w:val="22"/>
+        </w:rPr>
+      </w:pPr>
+    </w:p>
+    <w:p>
+      <w:pPr>
+        <w:pBdr>
+          <w:top w:val="nil"/>
+          <w:left w:val="nil"/>
+          <w:bottom w:val="nil"/>
+          <w:right w:val="nil"/>
+          <w:between w:val="nil"/>
+        </w:pBdr>
+        <w:spacing w:line="360" w:lineRule="auto"/>
+        <w:ind w:firstLine="425"/>
+        <w:jc w:val="left"/>
+        <w:rPr>
+          <w:rFonts w:ascii="Arial" w:eastAsia="Arial" w:hAnsi="Arial" w:cs="Arial"/>
+          <w:sz w:val="22"/>
+          <w:szCs w:val="22"/>
+        </w:rPr>
+      </w:pPr>
+    </w:p>
+    <w:p>
+      <w:pPr>
+        <w:pBdr>
+          <w:top w:val="nil"/>
+          <w:left w:val="nil"/>
+          <w:bottom w:val="nil"/>
+          <w:right w:val="nil"/>
+          <w:between w:val="nil"/>
+        </w:pBdr>
+        <w:spacing w:line="360" w:lineRule="auto"/>
+        <w:ind w:firstLine="425"/>
+        <w:jc w:val="left"/>
+        <w:rPr>
+          <w:rFonts w:ascii="Arial" w:eastAsia="Arial" w:hAnsi="Arial" w:cs="Arial"/>
+          <w:sz w:val="22"/>
+          <w:szCs w:val="22"/>
+        </w:rPr>
+      </w:pPr>
+    </w:p>
+    <w:p>
+      <w:pPr>
+        <w:pBdr>
+          <w:top w:val="nil"/>
+          <w:left w:val="nil"/>
+          <w:bottom w:val="nil"/>
+          <w:right w:val="nil"/>
+          <w:between w:val="nil"/>
+        </w:pBdr>
+        <w:spacing w:line="360" w:lineRule="auto"/>
+        <w:ind w:firstLine="425"/>
+        <w:jc w:val="left"/>
+        <w:rPr>
+          <w:rFonts w:ascii="Arial" w:eastAsia="Arial" w:hAnsi="Arial" w:cs="Arial"/>
+          <w:sz w:val="22"/>
+          <w:szCs w:val="22"/>
+        </w:rPr>
+      </w:pPr>
+    </w:p>
+    <w:p>
+      <w:pPr>
+        <w:pBdr>
+          <w:top w:val="nil"/>
+          <w:left w:val="nil"/>
+          <w:bottom w:val="nil"/>
+          <w:right w:val="nil"/>
+          <w:between w:val="nil"/>
+        </w:pBdr>
+        <w:spacing w:line="360" w:lineRule="auto"/>
+        <w:ind w:firstLine="425"/>
+        <w:jc w:val="left"/>
+        <w:rPr>
+          <w:rFonts w:ascii="Arial" w:eastAsia="Arial" w:hAnsi="Arial" w:cs="Arial"/>
+          <w:sz w:val="22"/>
+          <w:szCs w:val="22"/>
+        </w:rPr>
+      </w:pPr>
+    </w:p>
+    <w:p>
+      <w:pPr>
+        <w:pBdr>
+          <w:top w:val="nil"/>
+          <w:left w:val="nil"/>
+          <w:bottom w:val="nil"/>
+          <w:right w:val="nil"/>
+          <w:between w:val="nil"/>
+        </w:pBdr>
+        <w:spacing w:line="360" w:lineRule="auto"/>
+        <w:ind w:firstLine="425"/>
+        <w:jc w:val="left"/>
+        <w:rPr>
+          <w:rFonts w:ascii="Arial" w:eastAsia="Arial" w:hAnsi="Arial" w:cs="Arial"/>
+          <w:sz w:val="22"/>
+          <w:szCs w:val="22"/>
+        </w:rPr>
+      </w:pPr>
+    </w:p>
+    <w:p>
+      <w:pPr>
+        <w:pBdr>
+          <w:top w:val="nil"/>
+          <w:left w:val="nil"/>
+          <w:bottom w:val="nil"/>
+          <w:right w:val="nil"/>
+          <w:between w:val="nil"/>
+        </w:pBdr>
+        <w:spacing w:line="360" w:lineRule="auto"/>
+        <w:ind w:firstLine="425"/>
+        <w:jc w:val="left"/>
+        <w:rPr>
+          <w:rFonts w:ascii="Arial" w:eastAsia="Arial" w:hAnsi="Arial" w:cs="Arial"/>
+          <w:sz w:val="22"/>
+          <w:szCs w:val="22"/>
+        </w:rPr>
+      </w:pPr>
+    </w:p>
+    <w:p>
+      <w:pPr>
+        <w:pStyle w:val="Heading2"/>
+      </w:pPr>
+      <w:bookmarkStart w:id="24" w:name="_heading=h.3k7awubuqy4k" w:colFirst="0" w:colLast="0"/>
+      <w:bookmarkEnd w:id="24"/>
+      <w:r>
         <w:lastRenderedPageBreak/>
-        <w:t>En el plano 1 (Anexo 6.3), se presenta la ubicación de los puntos donde se realizaron las mediciones de la resistencia del sistema de puesta a tierra de la empresa.</w:t>
-      </w:r>
-    </w:p>
-    <w:p>
-      <w:pPr>
-        <w:pBdr>
-          <w:top w:val="nil"/>
-          <w:left w:val="nil"/>
-          <w:bottom w:val="nil"/>
-          <w:right w:val="nil"/>
-          <w:between w:val="nil"/>
-        </w:pBdr>
-        <w:spacing w:line="360" w:lineRule="auto"/>
-        <w:ind w:firstLine="425"/>
-        <w:jc w:val="left"/>
-        <w:rPr>
-          <w:rFonts w:ascii="Arial" w:eastAsia="Arial" w:hAnsi="Arial" w:cs="Arial"/>
-          <w:color w:val="000000"/>
-          <w:sz w:val="22"/>
-          <w:szCs w:val="22"/>
-        </w:rPr>
-      </w:pPr>
-    </w:p>
-    <w:p>
-      <w:pPr>
-        <w:pBdr>
-          <w:top w:val="nil"/>
-          <w:left w:val="nil"/>
-          <w:bottom w:val="nil"/>
-          <w:right w:val="nil"/>
-          <w:between w:val="nil"/>
-        </w:pBdr>
-        <w:spacing w:line="360" w:lineRule="auto"/>
-        <w:ind w:firstLine="425"/>
-        <w:jc w:val="left"/>
-        <w:rPr>
-          <w:rFonts w:ascii="Arial" w:eastAsia="Arial" w:hAnsi="Arial" w:cs="Arial"/>
-          <w:color w:val="000000"/>
-          <w:sz w:val="22"/>
-          <w:szCs w:val="22"/>
-        </w:rPr>
-      </w:pPr>
-    </w:p>
-    <w:p>
-      <w:pPr>
-        <w:pBdr>
-          <w:top w:val="nil"/>
-          <w:left w:val="nil"/>
-          <w:bottom w:val="nil"/>
-          <w:right w:val="nil"/>
-          <w:between w:val="nil"/>
-        </w:pBdr>
-        <w:spacing w:line="360" w:lineRule="auto"/>
-        <w:ind w:firstLine="425"/>
-        <w:jc w:val="left"/>
-        <w:rPr>
-          <w:rFonts w:ascii="Arial" w:eastAsia="Arial" w:hAnsi="Arial" w:cs="Arial"/>
-          <w:color w:val="000000"/>
-          <w:sz w:val="22"/>
-          <w:szCs w:val="22"/>
-        </w:rPr>
-      </w:pPr>
-    </w:p>
-    <w:p>
-      <w:pPr>
-        <w:pBdr>
-          <w:top w:val="nil"/>
-          <w:left w:val="nil"/>
-          <w:bottom w:val="nil"/>
-          <w:right w:val="nil"/>
-          <w:between w:val="nil"/>
-        </w:pBdr>
-        <w:spacing w:line="360" w:lineRule="auto"/>
-        <w:ind w:firstLine="425"/>
-        <w:jc w:val="left"/>
-        <w:rPr>
-          <w:rFonts w:ascii="Arial" w:eastAsia="Arial" w:hAnsi="Arial" w:cs="Arial"/>
-          <w:color w:val="000000"/>
-          <w:sz w:val="22"/>
-          <w:szCs w:val="22"/>
-        </w:rPr>
-      </w:pPr>
-    </w:p>
-    <w:p>
-      <w:pPr>
-        <w:pStyle w:val="Heading2"/>
-      </w:pPr>
-      <w:bookmarkStart w:id="25" w:name="_heading=h.3k7awubuqy4k" w:colFirst="0" w:colLast="0"/>
-      <w:bookmarkEnd w:id="25"/>
-      <w:r>
         <w:t>4.3.- Procedimiento de la medición.</w:t>
       </w:r>
     </w:p>
@@ -5332,17 +6811,7 @@
           <w:sz w:val="22"/>
           <w:szCs w:val="22"/>
         </w:rPr>
-        <w:t xml:space="preserve">9.3 El óhmetro o medidor de resistencia a tierra y el voltímetro deberán contar con certificado de calibración vigente, en los términos de lo determinado por la Ley Federal sobre Metrología </w:t>
-      </w:r>
-      <w:r>
-        <w:rPr>
-          <w:rFonts w:ascii="Arial" w:eastAsia="Arial" w:hAnsi="Arial" w:cs="Arial"/>
-          <w:color w:val="000000"/>
-          <w:sz w:val="22"/>
-          <w:szCs w:val="22"/>
-        </w:rPr>
-        <w:lastRenderedPageBreak/>
-        <w:t>y Normalización.</w:t>
+        <w:t>9.3 El óhmetro o medidor de resistencia a tierra y el voltímetro deberán contar con certificado de calibración vigente, en los términos de lo determinado por la Ley Federal sobre Metrología y Normalización.</w:t>
       </w:r>
     </w:p>
     <w:p>
@@ -5461,6 +6930,7 @@
           <w:sz w:val="22"/>
           <w:szCs w:val="22"/>
         </w:rPr>
+        <w:lastRenderedPageBreak/>
         <w:t>1) Realizar la desconexión de la red de puesta a tierra, con los equipos eléctricos des energizados.</w:t>
       </w:r>
     </w:p>
@@ -5753,16 +7223,16 @@
         </w:rPr>
         <w:lastRenderedPageBreak/>
         <w:drawing>
-          <wp:inline distT="0" distB="0" distL="0" distR="0" wp14:anchorId="333487FC" wp14:editId="01519E20">
+          <wp:inline distT="0" distB="0" distL="0" distR="0" wp14:anchorId="356DEF94" wp14:editId="558CE385">
             <wp:extent cx="3117551" cy="2290559"/>
             <wp:effectExtent l="6350" t="6350" r="6350" b="6350"/>
-            <wp:docPr id="11" name="image13.png"/>
+            <wp:docPr id="1" name="image1.png"/>
             <wp:cNvGraphicFramePr/>
             <a:graphic xmlns:a="http://schemas.openxmlformats.org/drawingml/2006/main">
               <a:graphicData uri="http://schemas.openxmlformats.org/drawingml/2006/picture">
                 <pic:pic xmlns:pic="http://schemas.openxmlformats.org/drawingml/2006/picture">
                   <pic:nvPicPr>
-                    <pic:cNvPr id="0" name="image13.png"/>
+                    <pic:cNvPr id="0" name="image1.png"/>
                     <pic:cNvPicPr preferRelativeResize="0"/>
                   </pic:nvPicPr>
                   <pic:blipFill>
@@ -6317,26 +7787,17 @@
       <w:pPr>
         <w:pStyle w:val="Heading2"/>
       </w:pPr>
-      <w:bookmarkStart w:id="26" w:name="_heading=h.kowezty92d1d" w:colFirst="0" w:colLast="0"/>
-      <w:bookmarkEnd w:id="26"/>
+      <w:bookmarkStart w:id="25" w:name="_heading=h.kowezty92d1d" w:colFirst="0" w:colLast="0"/>
+      <w:bookmarkEnd w:id="25"/>
       <w:r>
         <w:lastRenderedPageBreak/>
-        <w:t xml:space="preserve">4.4.- </w:t>
-      </w:r>
-      <w:r>
-        <w:t>Registro de los valores de las mediciones de la resistencia del sistema de puesta a tierra</w:t>
+        <w:t>4.4.- Registro de los valores de las mediciones de la resistencia del sistema de puesta a tierra</w:t>
       </w:r>
     </w:p>
     <w:p/>
     <w:p>
       <w:r>
-        <w:t>{{</w:t>
-      </w:r>
-      <w:r>
-        <w:t>charts</w:t>
-      </w:r>
-      <w:r>
-        <w:t>}}</w:t>
+        <w:t>{{charts}}</w:t>
       </w:r>
     </w:p>
     <w:p>
@@ -6361,14 +7822,6 @@
     </w:p>
     <w:p>
       <w:pPr>
-        <w:jc w:val="center"/>
-      </w:pPr>
-    </w:p>
-    <w:p>
-      <w:pPr>
-        <w:tabs>
-          <w:tab w:val="center" w:pos="5185"/>
-        </w:tabs>
         <w:jc w:val="center"/>
       </w:pPr>
     </w:p>
@@ -6435,8 +7888,8 @@
       <w:pPr>
         <w:pStyle w:val="Heading1"/>
       </w:pPr>
-      <w:bookmarkStart w:id="27" w:name="_heading=h.kzyu6xwq7mie" w:colFirst="0" w:colLast="0"/>
-      <w:bookmarkEnd w:id="27"/>
+      <w:bookmarkStart w:id="26" w:name="_heading=h.kzyu6xwq7mie" w:colFirst="0" w:colLast="0"/>
+      <w:bookmarkEnd w:id="26"/>
       <w:r>
         <w:lastRenderedPageBreak/>
         <w:t>5. Valores de las mediciones efectuadas.</w:t>
@@ -6446,8 +7899,8 @@
       <w:pPr>
         <w:pStyle w:val="Heading2"/>
       </w:pPr>
-      <w:bookmarkStart w:id="28" w:name="_heading=h.fqrvat1bikxb" w:colFirst="0" w:colLast="0"/>
-      <w:bookmarkEnd w:id="28"/>
+      <w:bookmarkStart w:id="27" w:name="_heading=h.fqrvat1bikxb" w:colFirst="0" w:colLast="0"/>
+      <w:bookmarkEnd w:id="27"/>
       <w:r>
         <w:t>5.1.- Valores de la resistencia de la red de puesta a tierra e indicación de la continuidad eléctrica de los puntos de conexión del sistema.</w:t>
       </w:r>
@@ -6467,10 +7920,8 @@
     <w:p/>
     <w:p/>
     <w:p/>
-    <w:p/>
-    <w:p>
-      <w:pPr>
-        <w:spacing w:line="720" w:lineRule="auto"/>
+    <w:p>
+      <w:pPr>
         <w:sectPr>
           <w:pgSz w:w="15842" w:h="12242" w:orient="landscape"/>
           <w:pgMar w:top="851" w:right="1021" w:bottom="1021" w:left="964" w:header="397" w:footer="397" w:gutter="0"/>
@@ -6482,8 +7933,8 @@
       <w:pPr>
         <w:pStyle w:val="Heading2"/>
       </w:pPr>
-      <w:bookmarkStart w:id="29" w:name="_heading=h.qx2btotczz3h" w:colFirst="0" w:colLast="0"/>
-      <w:bookmarkEnd w:id="29"/>
+      <w:bookmarkStart w:id="28" w:name="_heading=h.qx2btotczz3h" w:colFirst="0" w:colLast="0"/>
+      <w:bookmarkEnd w:id="28"/>
       <w:r>
         <w:lastRenderedPageBreak/>
         <w:t>5.2.- Valores de las mediciones de la humedad relativa.</w:t>
@@ -6708,8 +8159,8 @@
           <w:szCs w:val="22"/>
         </w:rPr>
       </w:pPr>
-      <w:bookmarkStart w:id="30" w:name="_heading=h.5ln3b8dzsxmq" w:colFirst="0" w:colLast="0"/>
-      <w:bookmarkEnd w:id="30"/>
+      <w:bookmarkStart w:id="29" w:name="_heading=h.5ln3b8dzsxmq" w:colFirst="0" w:colLast="0"/>
+      <w:bookmarkEnd w:id="29"/>
       <w:r>
         <w:rPr>
           <w:rFonts w:ascii="Arial" w:eastAsia="Arial" w:hAnsi="Arial" w:cs="Arial"/>
@@ -7241,8 +8692,8 @@
       <w:pPr>
         <w:pStyle w:val="Heading2"/>
       </w:pPr>
-      <w:bookmarkStart w:id="31" w:name="_heading=h.z995f3qk60x3" w:colFirst="0" w:colLast="0"/>
-      <w:bookmarkEnd w:id="31"/>
+      <w:bookmarkStart w:id="30" w:name="_heading=h.z995f3qk60x3" w:colFirst="0" w:colLast="0"/>
+      <w:bookmarkEnd w:id="30"/>
       <w:r>
         <w:lastRenderedPageBreak/>
         <w:t>5.3 Características del sistema de Pararrayos utilizado.</w:t>
@@ -7407,64 +8858,77 @@
       <w:pPr>
         <w:pStyle w:val="Heading1"/>
       </w:pPr>
-      <w:bookmarkStart w:id="32" w:name="_heading=h.4z50o59y491r" w:colFirst="0" w:colLast="0"/>
-      <w:bookmarkEnd w:id="32"/>
+      <w:bookmarkStart w:id="31" w:name="_heading=h.4z50o59y491r" w:colFirst="0" w:colLast="0"/>
+      <w:bookmarkEnd w:id="31"/>
       <w:r>
         <w:lastRenderedPageBreak/>
         <w:t>6. Anexos.</w:t>
       </w:r>
     </w:p>
-    <w:p/>
     <w:p>
       <w:pPr>
         <w:pStyle w:val="Heading2"/>
       </w:pPr>
-      <w:bookmarkStart w:id="33" w:name="_heading=h.evtb6eth6abr" w:colFirst="0" w:colLast="0"/>
+      <w:bookmarkStart w:id="32" w:name="_heading=h.r1tf9xft7gds" w:colFirst="0" w:colLast="0"/>
+      <w:bookmarkEnd w:id="32"/>
+    </w:p>
+    <w:p>
+      <w:pPr>
+        <w:pStyle w:val="Heading2"/>
+      </w:pPr>
+      <w:bookmarkStart w:id="33" w:name="_heading=h.ji1wkvfyxwvw" w:colFirst="0" w:colLast="0"/>
       <w:bookmarkEnd w:id="33"/>
       <w:r>
-        <w:t>6.1.- Acreditación del laboratorio de pruebas ante la entidad mexicana de acreditación.</w:t>
-      </w:r>
-    </w:p>
-    <w:p>
-      <w:pPr>
-        <w:jc w:val="left"/>
-      </w:pPr>
+        <w:t>6.1.- Registro del Informe de Resultados ante la STPS.</w:t>
+      </w:r>
     </w:p>
     <w:p>
       <w:pPr>
         <w:pStyle w:val="Heading2"/>
       </w:pPr>
-      <w:bookmarkStart w:id="34" w:name="_heading=h.5scqq1tq2akf" w:colFirst="0" w:colLast="0"/>
+      <w:bookmarkStart w:id="34" w:name="_heading=h.e6s5q76j6bmh" w:colFirst="0" w:colLast="0"/>
       <w:bookmarkEnd w:id="34"/>
+    </w:p>
+    <w:p>
+      <w:pPr>
+        <w:pStyle w:val="Heading2"/>
+      </w:pPr>
+      <w:bookmarkStart w:id="35" w:name="_heading=h.cbhxutbkmv7m" w:colFirst="0" w:colLast="0"/>
+      <w:bookmarkEnd w:id="35"/>
       <w:r>
         <w:t xml:space="preserve">6.2.- Copia del certificado de calibración de los equipos utilizados. </w:t>
       </w:r>
     </w:p>
     <w:p>
       <w:pPr>
-        <w:jc w:val="left"/>
-      </w:pPr>
-    </w:p>
-    <w:p>
-      <w:pPr>
         <w:pStyle w:val="Heading2"/>
       </w:pPr>
-      <w:bookmarkStart w:id="35" w:name="_heading=h.qtw3cy39xdjh" w:colFirst="0" w:colLast="0"/>
-      <w:bookmarkEnd w:id="35"/>
+      <w:bookmarkStart w:id="36" w:name="_heading=h.kjckxg6i4m5q" w:colFirst="0" w:colLast="0"/>
+      <w:bookmarkEnd w:id="36"/>
+    </w:p>
+    <w:p>
+      <w:pPr>
+        <w:pStyle w:val="Heading2"/>
+      </w:pPr>
+      <w:bookmarkStart w:id="37" w:name="_heading=h.occceeua3pia" w:colFirst="0" w:colLast="0"/>
+      <w:bookmarkEnd w:id="37"/>
       <w:r>
         <w:t>6.3.- Plano 1, ubicación de los puntos de medición.</w:t>
       </w:r>
     </w:p>
-    <w:p/>
     <w:p>
       <w:pPr>
         <w:pStyle w:val="Heading2"/>
       </w:pPr>
-      <w:bookmarkStart w:id="36" w:name="_heading=h.ea24hbuy4rm1" w:colFirst="0" w:colLast="0"/>
-      <w:bookmarkEnd w:id="36"/>
-      <w:r>
-        <w:t>6.4.- Registro ante la STPS.</w:t>
-      </w:r>
+      <w:bookmarkStart w:id="38" w:name="_heading=h.465qcx8fbjpe" w:colFirst="0" w:colLast="0"/>
+      <w:bookmarkEnd w:id="38"/>
+    </w:p>
+    <w:p>
+      <w:pPr>
+        <w:pStyle w:val="Heading2"/>
+      </w:pPr>
+      <w:bookmarkStart w:id="39" w:name="_heading=h.ea24hbuy4rm1" w:colFirst="0" w:colLast="0"/>
+      <w:bookmarkEnd w:id="39"/>
     </w:p>
     <w:p/>
     <w:p>
@@ -7525,7 +8989,7 @@
           <w:szCs w:val="28"/>
           <w:u w:val="single"/>
         </w:rPr>
-        <w:t>Número de Informe</w:t>
+        <w:t>Número de Informe {{inform_number}}.</w:t>
       </w:r>
       <w:r>
         <w:rPr>
@@ -7536,19 +9000,19 @@
           <w:szCs w:val="28"/>
           <w:u w:val="single"/>
         </w:rPr>
-        <w:t xml:space="preserve"> {{inform_number}}</w:t>
-      </w:r>
-      <w:r>
-        <w:rPr>
-          <w:rFonts w:ascii="Arial" w:eastAsia="Arial" w:hAnsi="Arial" w:cs="Arial"/>
+        <w:t xml:space="preserve"> </w:t>
+      </w:r>
+      <w:r>
+        <w:rPr>
+          <w:rFonts w:ascii="Arial" w:hAnsi="Arial" w:cs="Arial"/>
           <w:b/>
           <w:bCs/>
+          <w:color w:val="000000"/>
           <w:sz w:val="28"/>
           <w:szCs w:val="28"/>
-          <w:highlight w:val="yellow"/>
           <w:u w:val="single"/>
         </w:rPr>
-        <w:t>. Página No. 43 final.</w:t>
+        <w:t>Página No. xx final.</w:t>
       </w:r>
     </w:p>
     <w:p>
@@ -8092,6 +9556,7 @@
         <w:tab w:val="center" w:pos="4419"/>
         <w:tab w:val="right" w:pos="8838"/>
       </w:tabs>
+      <w:jc w:val="left"/>
       <w:rPr>
         <w:rFonts w:ascii="Arial" w:eastAsia="Arial" w:hAnsi="Arial" w:cs="Arial"/>
         <w:color w:val="000000"/>
@@ -8108,7 +9573,7 @@
         <w:sz w:val="16"/>
         <w:szCs w:val="16"/>
       </w:rPr>
-      <w:t xml:space="preserve">OSOL-FOR-IR-MT </w:t>
+      <w:t xml:space="preserve">OSOL-FOR-IR-MT                                                                                                                                     </w:t>
     </w:r>
     <w:r>
       <w:rPr>
@@ -8117,16 +9582,7 @@
         <w:sz w:val="18"/>
         <w:szCs w:val="18"/>
       </w:rPr>
-      <w:t xml:space="preserve">Número de informe: </w:t>
-    </w:r>
-    <w:r>
-      <w:rPr>
-        <w:rFonts w:ascii="Arial" w:eastAsia="Arial" w:hAnsi="Arial" w:cs="Arial"/>
-        <w:color w:val="000000"/>
-        <w:sz w:val="18"/>
-        <w:szCs w:val="18"/>
-      </w:rPr>
-      <w:t>{{inform_number}}</w:t>
+      <w:t>Número de informe: {{inform_number}}</w:t>
     </w:r>
   </w:p>
   <w:p>
@@ -8142,6 +9598,7 @@
         <w:tab w:val="center" w:pos="4419"/>
         <w:tab w:val="right" w:pos="8838"/>
       </w:tabs>
+      <w:jc w:val="right"/>
       <w:rPr>
         <w:color w:val="000000"/>
       </w:rPr>
@@ -8784,110 +10241,115 @@
       </w:rPr>
     </w:tblStylePr>
   </w:style>
-  <w:style w:type="table" w:customStyle="1" w:styleId="a2">
-    <w:basedOn w:val="TableNormal0"/>
-    <w:tblPr>
-      <w:tblStyleRowBandSize w:val="1"/>
-      <w:tblStyleColBandSize w:val="1"/>
-      <w:tblCellMar>
-        <w:top w:w="0" w:type="dxa"/>
-        <w:left w:w="115" w:type="dxa"/>
-        <w:bottom w:w="0" w:type="dxa"/>
-        <w:right w:w="115" w:type="dxa"/>
-      </w:tblCellMar>
-    </w:tblPr>
-    <w:tcPr>
-      <w:shd w:val="clear" w:color="auto" w:fill="auto"/>
-    </w:tcPr>
-    <w:tblStylePr w:type="firstRow">
-      <w:rPr>
-        <w:color w:val="000000"/>
-      </w:rPr>
-    </w:tblStylePr>
+  <w:style w:type="character" w:styleId="Hyperlink">
+    <w:name w:val="Hyperlink"/>
+    <w:uiPriority w:val="99"/>
+    <w:rsid w:val="001500EA"/>
+    <w:rPr>
+      <w:color w:val="0000FF"/>
+      <w:u w:val="single"/>
+    </w:rPr>
   </w:style>
-  <w:style w:type="table" w:customStyle="1" w:styleId="a3">
-    <w:basedOn w:val="TableNormal0"/>
-    <w:tblPr>
-      <w:tblStyleRowBandSize w:val="1"/>
-      <w:tblStyleColBandSize w:val="1"/>
-      <w:tblCellMar>
-        <w:top w:w="0" w:type="dxa"/>
-        <w:left w:w="115" w:type="dxa"/>
-        <w:bottom w:w="0" w:type="dxa"/>
-        <w:right w:w="115" w:type="dxa"/>
-      </w:tblCellMar>
-    </w:tblPr>
-    <w:tcPr>
-      <w:shd w:val="clear" w:color="auto" w:fill="auto"/>
-    </w:tcPr>
-    <w:tblStylePr w:type="firstRow">
-      <w:rPr>
-        <w:color w:val="000000"/>
-      </w:rPr>
-    </w:tblStylePr>
+  <w:style w:type="paragraph" w:styleId="TOCHeading">
+    <w:name w:val="TOC Heading"/>
+    <w:basedOn w:val="Heading1"/>
+    <w:next w:val="Normal"/>
+    <w:uiPriority w:val="39"/>
+    <w:unhideWhenUsed/>
+    <w:qFormat/>
+    <w:rsid w:val="001500EA"/>
+    <w:pPr>
+      <w:keepLines/>
+      <w:pageBreakBefore w:val="0"/>
+      <w:spacing w:before="240" w:line="259" w:lineRule="auto"/>
+      <w:outlineLvl w:val="9"/>
+    </w:pPr>
+    <w:rPr>
+      <w:rFonts w:asciiTheme="majorHAnsi" w:eastAsiaTheme="majorEastAsia" w:hAnsiTheme="majorHAnsi" w:cstheme="majorBidi"/>
+      <w:color w:val="365F91" w:themeColor="accent1" w:themeShade="BF"/>
+      <w:sz w:val="32"/>
+      <w:szCs w:val="32"/>
+      <w:lang w:eastAsia="es-MX"/>
+    </w:rPr>
   </w:style>
-  <w:style w:type="table" w:customStyle="1" w:styleId="a4">
-    <w:basedOn w:val="TableNormal0"/>
-    <w:tblPr>
-      <w:tblStyleRowBandSize w:val="1"/>
-      <w:tblStyleColBandSize w:val="1"/>
-      <w:tblCellMar>
-        <w:top w:w="0" w:type="dxa"/>
-        <w:left w:w="115" w:type="dxa"/>
-        <w:bottom w:w="0" w:type="dxa"/>
-        <w:right w:w="115" w:type="dxa"/>
-      </w:tblCellMar>
-    </w:tblPr>
-    <w:tcPr>
-      <w:shd w:val="clear" w:color="auto" w:fill="auto"/>
-    </w:tcPr>
-    <w:tblStylePr w:type="firstRow">
-      <w:rPr>
-        <w:color w:val="000000"/>
-      </w:rPr>
-    </w:tblStylePr>
-  </w:style>
-  <w:style w:type="paragraph" w:styleId="Header">
-    <w:name w:val="header"/>
+  <w:style w:type="paragraph" w:styleId="TOC1">
+    <w:name w:val="toc 1"/>
     <w:basedOn w:val="Normal"/>
-    <w:link w:val="HeaderChar"/>
-    <w:uiPriority w:val="99"/>
+    <w:next w:val="Normal"/>
+    <w:autoRedefine/>
+    <w:uiPriority w:val="39"/>
     <w:unhideWhenUsed/>
-    <w:rsid w:val="00C60868"/>
+    <w:rsid w:val="001500EA"/>
     <w:pPr>
       <w:tabs>
-        <w:tab w:val="center" w:pos="4680"/>
-        <w:tab w:val="right" w:pos="9360"/>
+        <w:tab w:val="left" w:pos="284"/>
+        <w:tab w:val="right" w:leader="dot" w:pos="10348"/>
       </w:tabs>
+      <w:overflowPunct w:val="0"/>
+      <w:autoSpaceDE w:val="0"/>
+      <w:autoSpaceDN w:val="0"/>
+      <w:adjustRightInd w:val="0"/>
+      <w:textAlignment w:val="baseline"/>
     </w:pPr>
+    <w:rPr>
+      <w:rFonts w:ascii="Arial" w:hAnsi="Arial"/>
+      <w:bCs/>
+      <w:iCs/>
+      <w:sz w:val="22"/>
+      <w:szCs w:val="24"/>
+      <w:lang w:val="es-ES_tradnl" w:eastAsia="es-ES"/>
+    </w:rPr>
   </w:style>
-  <w:style w:type="character" w:customStyle="1" w:styleId="HeaderChar">
-    <w:name w:val="Header Char"/>
-    <w:basedOn w:val="DefaultParagraphFont"/>
-    <w:link w:val="Header"/>
-    <w:uiPriority w:val="99"/>
-    <w:rsid w:val="00C60868"/>
-  </w:style>
-  <w:style w:type="paragraph" w:styleId="Footer">
-    <w:name w:val="footer"/>
+  <w:style w:type="paragraph" w:styleId="TOC2">
+    <w:name w:val="toc 2"/>
     <w:basedOn w:val="Normal"/>
-    <w:link w:val="FooterChar"/>
-    <w:uiPriority w:val="99"/>
+    <w:next w:val="Normal"/>
+    <w:autoRedefine/>
+    <w:uiPriority w:val="39"/>
     <w:unhideWhenUsed/>
-    <w:rsid w:val="00C60868"/>
+    <w:rsid w:val="001500EA"/>
     <w:pPr>
       <w:tabs>
-        <w:tab w:val="center" w:pos="4680"/>
-        <w:tab w:val="right" w:pos="9360"/>
+        <w:tab w:val="right" w:leader="dot" w:pos="10360"/>
       </w:tabs>
+      <w:overflowPunct w:val="0"/>
+      <w:autoSpaceDE w:val="0"/>
+      <w:autoSpaceDN w:val="0"/>
+      <w:adjustRightInd w:val="0"/>
+      <w:spacing w:line="360" w:lineRule="atLeast"/>
+      <w:ind w:left="567"/>
+      <w:textAlignment w:val="baseline"/>
     </w:pPr>
+    <w:rPr>
+      <w:rFonts w:ascii="Arial" w:hAnsi="Arial"/>
+      <w:bCs/>
+      <w:sz w:val="22"/>
+      <w:szCs w:val="22"/>
+      <w:lang w:val="es-ES_tradnl" w:eastAsia="es-ES"/>
+    </w:rPr>
   </w:style>
-  <w:style w:type="character" w:customStyle="1" w:styleId="FooterChar">
-    <w:name w:val="Footer Char"/>
-    <w:basedOn w:val="DefaultParagraphFont"/>
-    <w:link w:val="Footer"/>
-    <w:uiPriority w:val="99"/>
-    <w:rsid w:val="00C60868"/>
+  <w:style w:type="paragraph" w:styleId="TOC3">
+    <w:name w:val="toc 3"/>
+    <w:basedOn w:val="Normal"/>
+    <w:next w:val="Normal"/>
+    <w:autoRedefine/>
+    <w:uiPriority w:val="39"/>
+    <w:unhideWhenUsed/>
+    <w:rsid w:val="001500EA"/>
+    <w:pPr>
+      <w:overflowPunct w:val="0"/>
+      <w:autoSpaceDE w:val="0"/>
+      <w:autoSpaceDN w:val="0"/>
+      <w:adjustRightInd w:val="0"/>
+      <w:spacing w:after="60" w:line="360" w:lineRule="atLeast"/>
+      <w:ind w:left="794"/>
+      <w:textAlignment w:val="baseline"/>
+    </w:pPr>
+    <w:rPr>
+      <w:rFonts w:ascii="Arial" w:hAnsi="Arial"/>
+      <w:sz w:val="22"/>
+      <w:lang w:val="es-ES_tradnl" w:eastAsia="es-ES"/>
+    </w:rPr>
   </w:style>
 </w:styles>
 </file>
@@ -9214,7 +10676,7 @@
 
 <file path=customXml/item1.xml><?xml version="1.0" encoding="utf-8"?>
 <go:gDocsCustomXmlDataStorage xmlns:go="http://customooxmlschemas.google.com/" xmlns:r="http://schemas.openxmlformats.org/officeDocument/2006/relationships" uri="GoogleDocsCustomDataVersion2">
-  <go:docsCustomData xmlns:go="http://customooxmlschemas.google.com/" roundtripDataSignature="AMtx7mgkI4OrzF3bWsfkn52BFa2zCQcS1Q==">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</go:docsCustomData>
+  <go:docsCustomData xmlns:go="http://customooxmlschemas.google.com/" roundtripDataSignature="AMtx7miTGzUdmxZ9l+RLH4qylcuOO8dOtA==">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</go:docsCustomData>
 </go:gDocsCustomXmlDataStorage>
 </file>
 

--- a/src/base22.docx
+++ b/src/base22.docx
@@ -3242,6 +3242,7 @@
                 <w:sz w:val="22"/>
                 <w:szCs w:val="22"/>
                 <w:highlight w:val="yellow"/>
+                <w:lang w:val="en-US"/>
               </w:rPr>
             </w:pPr>
             <w:r>
@@ -3249,8 +3250,29 @@
                 <w:rFonts w:ascii="Arial" w:eastAsia="Arial" w:hAnsi="Arial" w:cs="Arial"/>
                 <w:sz w:val="22"/>
                 <w:szCs w:val="22"/>
-              </w:rPr>
-              <w:t>{{date_address}}</w:t>
+                <w:lang w:val="en-US"/>
+              </w:rPr>
+              <w:t>{{</w:t>
+            </w:r>
+            <w:proofErr w:type="spellStart"/>
+            <w:r>
+              <w:rPr>
+                <w:rFonts w:ascii="Arial" w:eastAsia="Arial" w:hAnsi="Arial" w:cs="Arial"/>
+                <w:sz w:val="22"/>
+                <w:szCs w:val="22"/>
+                <w:lang w:val="en-US"/>
+              </w:rPr>
+              <w:t>date_address_med</w:t>
+            </w:r>
+            <w:proofErr w:type="spellEnd"/>
+            <w:r>
+              <w:rPr>
+                <w:rFonts w:ascii="Arial" w:eastAsia="Arial" w:hAnsi="Arial" w:cs="Arial"/>
+                <w:sz w:val="22"/>
+                <w:szCs w:val="22"/>
+                <w:lang w:val="en-US"/>
+              </w:rPr>
+              <w:t>}}</w:t>
             </w:r>
           </w:p>
         </w:tc>
@@ -3270,6 +3292,7 @@
           <w:color w:val="000000"/>
           <w:sz w:val="24"/>
           <w:szCs w:val="24"/>
+          <w:lang w:val="en-US"/>
         </w:rPr>
       </w:pPr>
     </w:p>
@@ -3287,6 +3310,7 @@
           <w:color w:val="000000"/>
           <w:sz w:val="24"/>
           <w:szCs w:val="24"/>
+          <w:lang w:val="en-US"/>
         </w:rPr>
       </w:pPr>
     </w:p>
@@ -3304,6 +3328,7 @@
           <w:color w:val="000000"/>
           <w:sz w:val="24"/>
           <w:szCs w:val="24"/>
+          <w:lang w:val="en-US"/>
         </w:rPr>
       </w:pPr>
     </w:p>
@@ -3321,6 +3346,7 @@
           <w:color w:val="000000"/>
           <w:sz w:val="24"/>
           <w:szCs w:val="24"/>
+          <w:lang w:val="en-US"/>
         </w:rPr>
       </w:pPr>
     </w:p>
@@ -3338,6 +3364,7 @@
           <w:color w:val="000000"/>
           <w:sz w:val="24"/>
           <w:szCs w:val="24"/>
+          <w:lang w:val="en-US"/>
         </w:rPr>
       </w:pPr>
     </w:p>
@@ -3355,6 +3382,7 @@
           <w:color w:val="000000"/>
           <w:sz w:val="24"/>
           <w:szCs w:val="24"/>
+          <w:lang w:val="en-US"/>
         </w:rPr>
       </w:pPr>
     </w:p>
@@ -3372,6 +3400,7 @@
           <w:color w:val="000000"/>
           <w:sz w:val="24"/>
           <w:szCs w:val="24"/>
+          <w:lang w:val="en-US"/>
         </w:rPr>
       </w:pPr>
     </w:p>
@@ -3389,6 +3418,7 @@
           <w:color w:val="000000"/>
           <w:sz w:val="24"/>
           <w:szCs w:val="24"/>
+          <w:lang w:val="en-US"/>
         </w:rPr>
       </w:pPr>
     </w:p>
@@ -3406,6 +3436,7 @@
           <w:color w:val="000000"/>
           <w:sz w:val="24"/>
           <w:szCs w:val="24"/>
+          <w:lang w:val="en-US"/>
         </w:rPr>
       </w:pPr>
     </w:p>
@@ -3423,6 +3454,7 @@
           <w:color w:val="000000"/>
           <w:sz w:val="24"/>
           <w:szCs w:val="24"/>
+          <w:lang w:val="en-US"/>
         </w:rPr>
       </w:pPr>
     </w:p>
@@ -3440,6 +3472,7 @@
           <w:color w:val="000000"/>
           <w:sz w:val="24"/>
           <w:szCs w:val="24"/>
+          <w:lang w:val="en-US"/>
         </w:rPr>
       </w:pPr>
     </w:p>
@@ -3457,6 +3490,7 @@
           <w:color w:val="000000"/>
           <w:sz w:val="24"/>
           <w:szCs w:val="24"/>
+          <w:lang w:val="en-US"/>
         </w:rPr>
       </w:pPr>
     </w:p>
@@ -3474,6 +3508,7 @@
           <w:color w:val="000000"/>
           <w:sz w:val="24"/>
           <w:szCs w:val="24"/>
+          <w:lang w:val="en-US"/>
         </w:rPr>
       </w:pPr>
     </w:p>
@@ -3491,6 +3526,7 @@
           <w:color w:val="000000"/>
           <w:sz w:val="24"/>
           <w:szCs w:val="24"/>
+          <w:lang w:val="en-US"/>
         </w:rPr>
       </w:pPr>
     </w:p>
@@ -3508,6 +3544,7 @@
           <w:color w:val="000000"/>
           <w:sz w:val="24"/>
           <w:szCs w:val="24"/>
+          <w:lang w:val="en-US"/>
         </w:rPr>
       </w:pPr>
     </w:p>
@@ -3525,6 +3562,7 @@
           <w:color w:val="000000"/>
           <w:sz w:val="24"/>
           <w:szCs w:val="24"/>
+          <w:lang w:val="en-US"/>
         </w:rPr>
       </w:pPr>
     </w:p>
@@ -3542,6 +3580,7 @@
           <w:color w:val="000000"/>
           <w:sz w:val="24"/>
           <w:szCs w:val="24"/>
+          <w:lang w:val="en-US"/>
         </w:rPr>
       </w:pPr>
     </w:p>
@@ -3983,16 +4022,19 @@
                 <w:sz w:val="22"/>
                 <w:szCs w:val="22"/>
               </w:rPr>
-              <w:t>{{date_address</w:t>
-            </w:r>
+              <w:t>{{</w:t>
+            </w:r>
+            <w:proofErr w:type="spellStart"/>
             <w:r>
               <w:rPr>
                 <w:rFonts w:ascii="Arial" w:eastAsia="Arial" w:hAnsi="Arial" w:cs="Arial"/>
                 <w:sz w:val="22"/>
                 <w:szCs w:val="22"/>
-              </w:rPr>
-              <w:t>_med</w:t>
-            </w:r>
+                <w:lang w:val="en-US"/>
+              </w:rPr>
+              <w:t>date_address</w:t>
+            </w:r>
+            <w:proofErr w:type="spellEnd"/>
             <w:r>
               <w:rPr>
                 <w:rFonts w:ascii="Arial" w:eastAsia="Arial" w:hAnsi="Arial" w:cs="Arial"/>
@@ -8828,6 +8870,34 @@
           <w:sz w:val="22"/>
           <w:szCs w:val="22"/>
         </w:rPr>
+        <w:t>{{no_pararrayos_title}}</w:t>
+      </w:r>
+    </w:p>
+    <w:p>
+      <w:pPr>
+        <w:spacing w:line="276" w:lineRule="auto"/>
+        <w:rPr>
+          <w:rFonts w:ascii="Arial" w:eastAsia="Arial" w:hAnsi="Arial" w:cs="Arial"/>
+          <w:sz w:val="22"/>
+          <w:szCs w:val="22"/>
+        </w:rPr>
+      </w:pPr>
+    </w:p>
+    <w:p>
+      <w:pPr>
+        <w:spacing w:line="276" w:lineRule="auto"/>
+        <w:rPr>
+          <w:rFonts w:ascii="Arial" w:eastAsia="Arial" w:hAnsi="Arial" w:cs="Arial"/>
+          <w:sz w:val="22"/>
+          <w:szCs w:val="22"/>
+        </w:rPr>
+      </w:pPr>
+      <w:r>
+        <w:rPr>
+          <w:rFonts w:ascii="Arial" w:eastAsia="Arial" w:hAnsi="Arial" w:cs="Arial"/>
+          <w:sz w:val="22"/>
+          <w:szCs w:val="22"/>
+        </w:rPr>
         <w:t>{{tabla_5_3_id}}</w:t>
       </w:r>
     </w:p>
@@ -8843,7 +8913,11 @@
           <w:szCs w:val="22"/>
         </w:rPr>
       </w:pPr>
-      <w:r>
+    </w:p>
+    <w:p>
+      <w:pPr>
+        <w:spacing w:line="276" w:lineRule="auto"/>
+        <w:jc w:val="right"/>
         <w:rPr>
           <w:rFonts w:ascii="Arial" w:eastAsia="Arial" w:hAnsi="Arial" w:cs="Arial"/>
           <w:b/>
@@ -8851,15 +8925,124 @@
           <w:sz w:val="22"/>
           <w:szCs w:val="22"/>
         </w:rPr>
-        <w:t>Información proporcionada por el cliente.</w:t>
-      </w:r>
+      </w:pPr>
+    </w:p>
+    <w:p>
+      <w:pPr>
+        <w:pStyle w:val="NormalWeb"/>
+        <w:jc w:val="right"/>
+        <w:rPr>
+          <w:rFonts w:ascii="Arial" w:hAnsi="Arial" w:cs="Arial"/>
+          <w:sz w:val="22"/>
+          <w:szCs w:val="22"/>
+          <w:lang w:val="es-ES"/>
+        </w:rPr>
+      </w:pPr>
+      <w:r>
+        <w:rPr>
+          <w:rFonts w:ascii="Arial" w:hAnsi="Arial" w:cs="Arial"/>
+          <w:sz w:val="22"/>
+          <w:szCs w:val="22"/>
+          <w:lang w:val="es-ES"/>
+        </w:rPr>
+        <w:t>{{</w:t>
+      </w:r>
+      <w:proofErr w:type="spellStart"/>
+      <w:r>
+        <w:rPr>
+          <w:rFonts w:ascii="Arial" w:hAnsi="Arial" w:cs="Arial"/>
+          <w:sz w:val="22"/>
+          <w:szCs w:val="22"/>
+          <w:lang w:val="es-ES"/>
+        </w:rPr>
+        <w:t>si</w:t>
+      </w:r>
+      <w:r>
+        <w:rPr>
+          <w:rFonts w:ascii="Arial" w:hAnsi="Arial" w:cs="Arial"/>
+          <w:sz w:val="22"/>
+          <w:szCs w:val="22"/>
+          <w:lang w:val="es-ES"/>
+        </w:rPr>
+        <w:t>_pararrayos_title</w:t>
+      </w:r>
+      <w:proofErr w:type="spellEnd"/>
+      <w:r>
+        <w:rPr>
+          <w:rFonts w:ascii="Arial" w:hAnsi="Arial" w:cs="Arial"/>
+          <w:sz w:val="22"/>
+          <w:szCs w:val="22"/>
+          <w:lang w:val="es-ES"/>
+        </w:rPr>
+        <w:t>}}</w:t>
+      </w:r>
+    </w:p>
+    <w:p>
+      <w:pPr>
+        <w:pStyle w:val="NormalWeb"/>
+        <w:jc w:val="right"/>
+        <w:rPr>
+          <w:rFonts w:ascii="Arial" w:eastAsia="Arial" w:hAnsi="Arial" w:cs="Arial"/>
+          <w:b/>
+          <w:bCs/>
+          <w:sz w:val="22"/>
+          <w:szCs w:val="22"/>
+          <w:lang w:val="es-ES"/>
+        </w:rPr>
+      </w:pPr>
+      <w:r>
+        <w:rPr>
+          <w:rFonts w:ascii="Arial" w:eastAsia="Arial" w:hAnsi="Arial" w:cs="Arial"/>
+          <w:b/>
+          <w:bCs/>
+          <w:sz w:val="22"/>
+          <w:szCs w:val="22"/>
+          <w:lang w:val="es-ES"/>
+        </w:rPr>
+        <w:t>Información proporcionada por el cliente</w:t>
+      </w:r>
+      <w:r>
+        <w:rPr>
+          <w:rFonts w:ascii="Arial" w:eastAsia="Arial" w:hAnsi="Arial" w:cs="Arial"/>
+          <w:b/>
+          <w:bCs/>
+          <w:sz w:val="22"/>
+          <w:szCs w:val="22"/>
+          <w:lang w:val="es-ES"/>
+        </w:rPr>
+        <w:t>.</w:t>
+      </w:r>
+    </w:p>
+    <w:p>
+      <w:pPr>
+        <w:spacing w:line="276" w:lineRule="auto"/>
+        <w:jc w:val="right"/>
+        <w:rPr>
+          <w:rFonts w:ascii="Arial" w:eastAsia="Arial" w:hAnsi="Arial" w:cs="Arial"/>
+          <w:b/>
+          <w:bCs/>
+          <w:sz w:val="22"/>
+          <w:szCs w:val="22"/>
+        </w:rPr>
+      </w:pPr>
+    </w:p>
+    <w:p>
+      <w:pPr>
+        <w:spacing w:line="276" w:lineRule="auto"/>
+        <w:jc w:val="right"/>
+        <w:rPr>
+          <w:rFonts w:ascii="Arial" w:eastAsia="Arial" w:hAnsi="Arial" w:cs="Arial"/>
+          <w:b/>
+          <w:bCs/>
+          <w:sz w:val="22"/>
+          <w:szCs w:val="22"/>
+        </w:rPr>
+      </w:pPr>
     </w:p>
     <w:p>
       <w:pPr>
         <w:pStyle w:val="Heading1"/>
       </w:pPr>
-      <w:bookmarkStart w:id="31" w:name="_heading=h.4z50o59y491r" w:colFirst="0" w:colLast="0"/>
-      <w:bookmarkEnd w:id="31"/>
       <w:r>
         <w:lastRenderedPageBreak/>
         <w:t>6. Anexos.</w:t>
@@ -8869,66 +9052,66 @@
       <w:pPr>
         <w:pStyle w:val="Heading2"/>
       </w:pPr>
-      <w:bookmarkStart w:id="32" w:name="_heading=h.r1tf9xft7gds" w:colFirst="0" w:colLast="0"/>
+      <w:bookmarkStart w:id="31" w:name="_heading=h.r1tf9xft7gds" w:colFirst="0" w:colLast="0"/>
+      <w:bookmarkEnd w:id="31"/>
+    </w:p>
+    <w:p>
+      <w:pPr>
+        <w:pStyle w:val="Heading2"/>
+      </w:pPr>
+      <w:bookmarkStart w:id="32" w:name="_heading=h.ji1wkvfyxwvw" w:colFirst="0" w:colLast="0"/>
       <w:bookmarkEnd w:id="32"/>
+      <w:r>
+        <w:t>6.1.- Registro del Informe de Resultados ante la STPS.</w:t>
+      </w:r>
     </w:p>
     <w:p>
       <w:pPr>
         <w:pStyle w:val="Heading2"/>
       </w:pPr>
-      <w:bookmarkStart w:id="33" w:name="_heading=h.ji1wkvfyxwvw" w:colFirst="0" w:colLast="0"/>
+      <w:bookmarkStart w:id="33" w:name="_heading=h.e6s5q76j6bmh" w:colFirst="0" w:colLast="0"/>
       <w:bookmarkEnd w:id="33"/>
-      <w:r>
-        <w:t>6.1.- Registro del Informe de Resultados ante la STPS.</w:t>
-      </w:r>
     </w:p>
     <w:p>
       <w:pPr>
         <w:pStyle w:val="Heading2"/>
       </w:pPr>
-      <w:bookmarkStart w:id="34" w:name="_heading=h.e6s5q76j6bmh" w:colFirst="0" w:colLast="0"/>
+      <w:bookmarkStart w:id="34" w:name="_heading=h.cbhxutbkmv7m" w:colFirst="0" w:colLast="0"/>
       <w:bookmarkEnd w:id="34"/>
+      <w:r>
+        <w:t xml:space="preserve">6.2.- Copia del certificado de calibración de los equipos utilizados. </w:t>
+      </w:r>
     </w:p>
     <w:p>
       <w:pPr>
         <w:pStyle w:val="Heading2"/>
       </w:pPr>
-      <w:bookmarkStart w:id="35" w:name="_heading=h.cbhxutbkmv7m" w:colFirst="0" w:colLast="0"/>
+      <w:bookmarkStart w:id="35" w:name="_heading=h.kjckxg6i4m5q" w:colFirst="0" w:colLast="0"/>
       <w:bookmarkEnd w:id="35"/>
-      <w:r>
-        <w:t xml:space="preserve">6.2.- Copia del certificado de calibración de los equipos utilizados. </w:t>
-      </w:r>
     </w:p>
     <w:p>
       <w:pPr>
         <w:pStyle w:val="Heading2"/>
       </w:pPr>
-      <w:bookmarkStart w:id="36" w:name="_heading=h.kjckxg6i4m5q" w:colFirst="0" w:colLast="0"/>
+      <w:bookmarkStart w:id="36" w:name="_heading=h.occceeua3pia" w:colFirst="0" w:colLast="0"/>
       <w:bookmarkEnd w:id="36"/>
+      <w:r>
+        <w:t>6.3.- Plano 1, ubicación de los puntos de medición.</w:t>
+      </w:r>
     </w:p>
     <w:p>
       <w:pPr>
         <w:pStyle w:val="Heading2"/>
       </w:pPr>
-      <w:bookmarkStart w:id="37" w:name="_heading=h.occceeua3pia" w:colFirst="0" w:colLast="0"/>
+      <w:bookmarkStart w:id="37" w:name="_heading=h.465qcx8fbjpe" w:colFirst="0" w:colLast="0"/>
       <w:bookmarkEnd w:id="37"/>
-      <w:r>
-        <w:t>6.3.- Plano 1, ubicación de los puntos de medición.</w:t>
-      </w:r>
     </w:p>
     <w:p>
       <w:pPr>
         <w:pStyle w:val="Heading2"/>
       </w:pPr>
-      <w:bookmarkStart w:id="38" w:name="_heading=h.465qcx8fbjpe" w:colFirst="0" w:colLast="0"/>
+      <w:bookmarkStart w:id="38" w:name="_heading=h.ea24hbuy4rm1" w:colFirst="0" w:colLast="0"/>
       <w:bookmarkEnd w:id="38"/>
-    </w:p>
-    <w:p>
-      <w:pPr>
-        <w:pStyle w:val="Heading2"/>
-      </w:pPr>
-      <w:bookmarkStart w:id="39" w:name="_heading=h.ea24hbuy4rm1" w:colFirst="0" w:colLast="0"/>
-      <w:bookmarkEnd w:id="39"/>
     </w:p>
     <w:p/>
     <w:p>
@@ -10351,6 +10534,23 @@
       <w:lang w:val="es-ES_tradnl" w:eastAsia="es-ES"/>
     </w:rPr>
   </w:style>
+  <w:style w:type="paragraph" w:styleId="NormalWeb">
+    <w:name w:val="Normal (Web)"/>
+    <w:basedOn w:val="Normal"/>
+    <w:uiPriority w:val="99"/>
+    <w:unhideWhenUsed/>
+    <w:rsid w:val="00535858"/>
+    <w:pPr>
+      <w:widowControl/>
+      <w:spacing w:before="100" w:beforeAutospacing="1" w:after="100" w:afterAutospacing="1"/>
+      <w:jc w:val="left"/>
+    </w:pPr>
+    <w:rPr>
+      <w:sz w:val="24"/>
+      <w:szCs w:val="24"/>
+      <w:lang w:val="en-US"/>
+    </w:rPr>
+  </w:style>
 </w:styles>
 </file>
 
